--- a/Documentacion/FD06-EPIS-PropuestaProyecto.docx
+++ b/Documentacion/FD06-EPIS-PropuestaProyecto.docx
@@ -1,6 +1,6 @@
 
 <file path=word/document.xml><?xml version="1.0" encoding="utf-8"?>
-<w:document xmlns:wpc="http://schemas.microsoft.com/office/word/2010/wordprocessingCanvas" xmlns:mc="http://schemas.openxmlformats.org/markup-compatibility/2006" xmlns:o="urn:schemas-microsoft-com:office:office" xmlns:r="http://schemas.openxmlformats.org/officeDocument/2006/relationships" xmlns:m="http://schemas.openxmlformats.org/officeDocument/2006/math" xmlns:v="urn:schemas-microsoft-com:vml" xmlns:wp14="http://schemas.microsoft.com/office/word/2010/wordprocessingDrawing" xmlns:wp="http://schemas.openxmlformats.org/drawingml/2006/wordprocessingDrawing" xmlns:w10="urn:schemas-microsoft-com:office:word" xmlns:w="http://schemas.openxmlformats.org/wordprocessingml/2006/main" xmlns:w14="http://schemas.microsoft.com/office/word/2010/wordml" xmlns:w15="http://schemas.microsoft.com/office/word/2012/wordml" xmlns:wpg="http://schemas.microsoft.com/office/word/2010/wordprocessingGroup" xmlns:wpi="http://schemas.microsoft.com/office/word/2010/wordprocessingInk" xmlns:wne="http://schemas.microsoft.com/office/word/2006/wordml" xmlns:wps="http://schemas.microsoft.com/office/word/2010/wordprocessingShape" mc:Ignorable="w14 w15 wp14">
+<w:document xmlns:wpc="http://schemas.microsoft.com/office/word/2010/wordprocessingCanvas" xmlns:cx="http://schemas.microsoft.com/office/drawing/2014/chartex" xmlns:cx1="http://schemas.microsoft.com/office/drawing/2015/9/8/chartex" xmlns:cx2="http://schemas.microsoft.com/office/drawing/2015/10/21/chartex" xmlns:cx3="http://schemas.microsoft.com/office/drawing/2016/5/9/chartex" xmlns:cx4="http://schemas.microsoft.com/office/drawing/2016/5/10/chartex" xmlns:cx5="http://schemas.microsoft.com/office/drawing/2016/5/11/chartex" xmlns:cx6="http://schemas.microsoft.com/office/drawing/2016/5/12/chartex" xmlns:cx7="http://schemas.microsoft.com/office/drawing/2016/5/13/chartex" xmlns:cx8="http://schemas.microsoft.com/office/drawing/2016/5/14/chartex" xmlns:mc="http://schemas.openxmlformats.org/markup-compatibility/2006" xmlns:aink="http://schemas.microsoft.com/office/drawing/2016/ink" xmlns:am3d="http://schemas.microsoft.com/office/drawing/2017/model3d" xmlns:o="urn:schemas-microsoft-com:office:office" xmlns:oel="http://schemas.microsoft.com/office/2019/extlst" xmlns:r="http://schemas.openxmlformats.org/officeDocument/2006/relationships" xmlns:m="http://schemas.openxmlformats.org/officeDocument/2006/math" xmlns:v="urn:schemas-microsoft-com:vml" xmlns:wp14="http://schemas.microsoft.com/office/word/2010/wordprocessingDrawing" xmlns:wp="http://schemas.openxmlformats.org/drawingml/2006/wordprocessingDrawing" xmlns:w10="urn:schemas-microsoft-com:office:word" xmlns:w="http://schemas.openxmlformats.org/wordprocessingml/2006/main" xmlns:w14="http://schemas.microsoft.com/office/word/2010/wordml" xmlns:w15="http://schemas.microsoft.com/office/word/2012/wordml" xmlns:w16cex="http://schemas.microsoft.com/office/word/2018/wordml/cex" xmlns:w16cid="http://schemas.microsoft.com/office/word/2016/wordml/cid" xmlns:w16="http://schemas.microsoft.com/office/word/2018/wordml" xmlns:w16du="http://schemas.microsoft.com/office/word/2023/wordml/word16du" xmlns:w16sdtdh="http://schemas.microsoft.com/office/word/2020/wordml/sdtdatahash" xmlns:w16sdtfl="http://schemas.microsoft.com/office/word/2024/wordml/sdtformatlock" xmlns:w16se="http://schemas.microsoft.com/office/word/2015/wordml/symex" xmlns:wpg="http://schemas.microsoft.com/office/word/2010/wordprocessingGroup" xmlns:wpi="http://schemas.microsoft.com/office/word/2010/wordprocessingInk" xmlns:wne="http://schemas.microsoft.com/office/word/2006/wordml" xmlns:wps="http://schemas.microsoft.com/office/word/2010/wordprocessingShape" mc:Ignorable="w14 w15 w16se w16cid w16 w16cex w16sdtdh w16sdtfl w16du wp14">
   <w:body>
     <w:p>
       <w:pPr>
@@ -283,12 +283,14 @@
         <w:rPr>
           <w:rFonts w:ascii="Arial" w:hAnsi="Arial" w:cs="Arial"/>
           <w:b/>
+          <w:bCs/>
           <w:i/>
+          <w:iCs/>
           <w:color w:val="000000"/>
           <w:sz w:val="36"/>
           <w:szCs w:val="36"/>
         </w:rPr>
-        <w:t>{Nombre de Proyecto}</w:t>
+        <w:t>Red Social UPT</w:t>
       </w:r>
     </w:p>
     <w:p>
@@ -340,11 +342,12 @@
         <w:rPr>
           <w:rFonts w:ascii="Arial" w:eastAsia="Times New Roman" w:hAnsi="Arial" w:cs="Arial"/>
           <w:i/>
+          <w:iCs/>
           <w:sz w:val="32"/>
           <w:szCs w:val="32"/>
           <w:lang w:eastAsia="es-PE"/>
         </w:rPr>
-        <w:t>{Nombre de Asignatura}</w:t>
+        <w:t>Patrones de Software</w:t>
       </w:r>
     </w:p>
     <w:p>
@@ -422,11 +425,12 @@
         <w:rPr>
           <w:rFonts w:ascii="Arial" w:eastAsia="Times New Roman" w:hAnsi="Arial" w:cs="Arial"/>
           <w:i/>
+          <w:iCs/>
           <w:sz w:val="32"/>
           <w:szCs w:val="32"/>
           <w:lang w:eastAsia="es-PE"/>
         </w:rPr>
-        <w:t>{Nombre de Docente}</w:t>
+        <w:t>Mag. Ing. Patrick Cuadros Quiroga</w:t>
       </w:r>
     </w:p>
     <w:p>
@@ -497,6 +501,7 @@
     <w:p>
       <w:pPr>
         <w:spacing w:after="0"/>
+        <w:jc w:val="center"/>
         <w:rPr>
           <w:rFonts w:ascii="Arial" w:eastAsia="Times New Roman" w:hAnsi="Arial" w:cs="Arial"/>
           <w:b/>
@@ -510,14 +515,103 @@
         <w:rPr>
           <w:rFonts w:ascii="Arial" w:eastAsia="Times New Roman" w:hAnsi="Arial" w:cs="Arial"/>
           <w:b/>
+          <w:bCs/>
+          <w:i/>
+          <w:iCs/>
+          <w:sz w:val="28"/>
+          <w:szCs w:val="28"/>
+          <w:lang w:eastAsia="es-PE"/>
+        </w:rPr>
+        <w:t xml:space="preserve">Cutipa </w:t>
+      </w:r>
+      <w:proofErr w:type="spellStart"/>
+      <w:r>
+        <w:rPr>
+          <w:rFonts w:ascii="Arial" w:eastAsia="Times New Roman" w:hAnsi="Arial" w:cs="Arial"/>
+          <w:b/>
+          <w:bCs/>
+          <w:i/>
+          <w:iCs/>
+          <w:sz w:val="28"/>
+          <w:szCs w:val="28"/>
+          <w:lang w:eastAsia="es-PE"/>
+        </w:rPr>
+        <w:t>Gutierrez</w:t>
+      </w:r>
+      <w:proofErr w:type="spellEnd"/>
+      <w:r>
+        <w:rPr>
+          <w:rFonts w:ascii="Arial" w:eastAsia="Times New Roman" w:hAnsi="Arial" w:cs="Arial"/>
+          <w:b/>
+          <w:bCs/>
+          <w:i/>
+          <w:iCs/>
+          <w:sz w:val="28"/>
+          <w:szCs w:val="28"/>
+          <w:lang w:eastAsia="es-PE"/>
+        </w:rPr>
+        <w:t>, Ricardo (2021069827)</w:t>
+      </w:r>
+    </w:p>
+    <w:p>
+      <w:pPr>
+        <w:spacing w:after="0"/>
+        <w:jc w:val="center"/>
+        <w:rPr>
+          <w:rFonts w:ascii="Arial" w:eastAsia="Times New Roman" w:hAnsi="Arial" w:cs="Arial"/>
+          <w:b/>
           <w:i/>
           <w:sz w:val="28"/>
           <w:szCs w:val="28"/>
           <w:lang w:eastAsia="es-PE"/>
         </w:rPr>
-        <w:t>{</w:t>
-      </w:r>
-      <w:r>
+      </w:pPr>
+      <w:r>
+        <w:rPr>
+          <w:rFonts w:ascii="Arial" w:eastAsia="Times New Roman" w:hAnsi="Arial" w:cs="Arial"/>
+          <w:b/>
+          <w:bCs/>
+          <w:i/>
+          <w:iCs/>
+          <w:sz w:val="28"/>
+          <w:szCs w:val="28"/>
+          <w:lang w:eastAsia="es-PE"/>
+        </w:rPr>
+        <w:t xml:space="preserve">Malaga Espinoza, </w:t>
+      </w:r>
+      <w:proofErr w:type="spellStart"/>
+      <w:r>
+        <w:rPr>
+          <w:rFonts w:ascii="Arial" w:eastAsia="Times New Roman" w:hAnsi="Arial" w:cs="Arial"/>
+          <w:b/>
+          <w:bCs/>
+          <w:i/>
+          <w:iCs/>
+          <w:sz w:val="28"/>
+          <w:szCs w:val="28"/>
+          <w:lang w:eastAsia="es-PE"/>
+        </w:rPr>
+        <w:t>Ivan</w:t>
+      </w:r>
+      <w:proofErr w:type="spellEnd"/>
+      <w:r>
+        <w:rPr>
+          <w:rFonts w:ascii="Arial" w:eastAsia="Times New Roman" w:hAnsi="Arial" w:cs="Arial"/>
+          <w:b/>
+          <w:bCs/>
+          <w:i/>
+          <w:iCs/>
+          <w:sz w:val="28"/>
+          <w:szCs w:val="28"/>
+          <w:lang w:eastAsia="es-PE"/>
+        </w:rPr>
+        <w:t xml:space="preserve"> (2021071086)</w:t>
+      </w:r>
+    </w:p>
+    <w:p>
+      <w:pPr>
+        <w:spacing w:after="0"/>
+        <w:jc w:val="center"/>
         <w:rPr>
           <w:rFonts w:ascii="Arial" w:eastAsia="Times New Roman" w:hAnsi="Arial" w:cs="Arial"/>
           <w:b/>
@@ -526,30 +620,19 @@
           <w:szCs w:val="28"/>
           <w:lang w:eastAsia="es-PE"/>
         </w:rPr>
-        <w:t>Apellidos y Nombres del estu</w:t>
-      </w:r>
+      </w:pPr>
       <w:r>
         <w:rPr>
           <w:rFonts w:ascii="Arial" w:eastAsia="Times New Roman" w:hAnsi="Arial" w:cs="Arial"/>
           <w:b/>
+          <w:bCs/>
           <w:i/>
+          <w:iCs/>
           <w:sz w:val="28"/>
           <w:szCs w:val="28"/>
           <w:lang w:eastAsia="es-PE"/>
         </w:rPr>
-        <w:t>diante</w:t>
-      </w:r>
-      <w:r>
-        <w:rPr>
-          <w:rFonts w:ascii="Arial" w:eastAsia="Times New Roman" w:hAnsi="Arial" w:cs="Arial"/>
-          <w:b/>
-          <w:i/>
-          <w:sz w:val="28"/>
-          <w:szCs w:val="28"/>
-          <w:lang w:eastAsia="es-PE"/>
-        </w:rPr>
-        <w:tab/>
-        <w:t>(código universitario)}</w:t>
+        <w:t>Chino Rivera, Angel (2021069830)</w:t>
       </w:r>
     </w:p>
     <w:p>
@@ -663,29 +746,7 @@
           <w:szCs w:val="32"/>
           <w:lang w:eastAsia="es-PE"/>
         </w:rPr>
-        <w:t>{</w:t>
-      </w:r>
-      <w:r>
-        <w:rPr>
-          <w:rFonts w:ascii="Arial" w:eastAsia="Times New Roman" w:hAnsi="Arial" w:cs="Arial"/>
-          <w:b/>
-          <w:i/>
-          <w:sz w:val="32"/>
-          <w:szCs w:val="32"/>
-          <w:lang w:eastAsia="es-PE"/>
-        </w:rPr>
-        <w:t>Añ</w:t>
-      </w:r>
-      <w:r>
-        <w:rPr>
-          <w:rFonts w:ascii="Arial" w:eastAsia="Times New Roman" w:hAnsi="Arial" w:cs="Arial"/>
-          <w:b/>
-          <w:i/>
-          <w:sz w:val="32"/>
-          <w:szCs w:val="32"/>
-          <w:lang w:eastAsia="es-PE"/>
-        </w:rPr>
-        <w:t>o}</w:t>
+        <w:t>2026</w:t>
       </w:r>
     </w:p>
     <w:p>
@@ -846,14 +907,25 @@
         <w:rPr>
           <w:rFonts w:ascii="Times New Roman" w:hAnsi="Times New Roman" w:cs="Times New Roman"/>
           <w:b/>
+          <w:bCs/>
+          <w:i/>
+          <w:iCs/>
+          <w:sz w:val="44"/>
+          <w:szCs w:val="24"/>
+        </w:rPr>
+        <w:t>Red Social UPT</w:t>
+      </w:r>
+      <w:r>
+        <w:rPr>
+          <w:rFonts w:ascii="Times New Roman" w:hAnsi="Times New Roman" w:cs="Times New Roman"/>
+          <w:b/>
           <w:i/>
           <w:sz w:val="44"/>
           <w:szCs w:val="24"/>
           <w:lang w:val="es-ES_tradnl"/>
         </w:rPr>
-        <w:t>{Nombre del Proyecto, lugar, a</w:t>
-      </w:r>
-      <w:proofErr w:type="spellStart"/>
+        <w:t xml:space="preserve">, </w:t>
+      </w:r>
       <w:r>
         <w:rPr>
           <w:rFonts w:ascii="Times New Roman" w:hAnsi="Times New Roman" w:cs="Times New Roman"/>
@@ -861,10 +933,10 @@
           <w:i/>
           <w:sz w:val="44"/>
           <w:szCs w:val="24"/>
-        </w:rPr>
-        <w:t>ño</w:t>
-      </w:r>
-      <w:proofErr w:type="spellEnd"/>
+          <w:lang w:val="es-ES_tradnl"/>
+        </w:rPr>
+        <w:t>Tacna</w:t>
+      </w:r>
       <w:r>
         <w:rPr>
           <w:rFonts w:ascii="Times New Roman" w:hAnsi="Times New Roman" w:cs="Times New Roman"/>
@@ -872,6 +944,28 @@
           <w:i/>
           <w:sz w:val="44"/>
           <w:szCs w:val="24"/>
+          <w:lang w:val="es-ES_tradnl"/>
+        </w:rPr>
+        <w:t xml:space="preserve">, </w:t>
+      </w:r>
+      <w:r>
+        <w:rPr>
+          <w:rFonts w:ascii="Times New Roman" w:hAnsi="Times New Roman" w:cs="Times New Roman"/>
+          <w:b/>
+          <w:i/>
+          <w:sz w:val="44"/>
+          <w:szCs w:val="24"/>
+          <w:lang w:val="es-ES_tradnl"/>
+        </w:rPr>
+        <w:t>2026</w:t>
+      </w:r>
+      <w:r>
+        <w:rPr>
+          <w:rFonts w:ascii="Times New Roman" w:hAnsi="Times New Roman" w:cs="Times New Roman"/>
+          <w:b/>
+          <w:i/>
+          <w:sz w:val="44"/>
+          <w:szCs w:val="24"/>
         </w:rPr>
         <w:t>}</w:t>
       </w:r>
@@ -975,7 +1069,29 @@
           <w:sz w:val="24"/>
           <w:szCs w:val="24"/>
         </w:rPr>
-        <w:t>{Nombre de autor(es)}</w:t>
+        <w:t xml:space="preserve">Cutipa </w:t>
+      </w:r>
+      <w:proofErr w:type="spellStart"/>
+      <w:r>
+        <w:rPr>
+          <w:rFonts w:ascii="Times New Roman" w:hAnsi="Times New Roman" w:cs="Times New Roman"/>
+          <w:b/>
+          <w:i/>
+          <w:sz w:val="24"/>
+          <w:szCs w:val="24"/>
+        </w:rPr>
+        <w:t>Gutierrez</w:t>
+      </w:r>
+      <w:proofErr w:type="spellEnd"/>
+      <w:r>
+        <w:rPr>
+          <w:rFonts w:ascii="Times New Roman" w:hAnsi="Times New Roman" w:cs="Times New Roman"/>
+          <w:b/>
+          <w:i/>
+          <w:sz w:val="24"/>
+          <w:szCs w:val="24"/>
+        </w:rPr>
+        <w:t>, Ricardo</w:t>
       </w:r>
     </w:p>
     <w:p>
@@ -998,11 +1114,34 @@
           <w:sz w:val="24"/>
           <w:szCs w:val="24"/>
         </w:rPr>
-        <w:t>{Cargo que ocupa en la organización}</w:t>
-      </w:r>
-    </w:p>
-    <w:p>
-      <w:pPr>
+        <w:t xml:space="preserve">Malaga Espinoza, </w:t>
+      </w:r>
+      <w:proofErr w:type="spellStart"/>
+      <w:r>
+        <w:rPr>
+          <w:rFonts w:ascii="Times New Roman" w:hAnsi="Times New Roman" w:cs="Times New Roman"/>
+          <w:b/>
+          <w:i/>
+          <w:sz w:val="24"/>
+          <w:szCs w:val="24"/>
+        </w:rPr>
+        <w:t>Ivan</w:t>
+      </w:r>
+      <w:proofErr w:type="spellEnd"/>
+      <w:r>
+        <w:rPr>
+          <w:rFonts w:ascii="Times New Roman" w:hAnsi="Times New Roman" w:cs="Times New Roman"/>
+          <w:b/>
+          <w:i/>
+          <w:sz w:val="24"/>
+          <w:szCs w:val="24"/>
+        </w:rPr>
+        <w:t xml:space="preserve"> </w:t>
+      </w:r>
+    </w:p>
+    <w:p>
+      <w:pPr>
+        <w:spacing w:after="0" w:line="360" w:lineRule="auto"/>
         <w:jc w:val="right"/>
         <w:rPr>
           <w:rFonts w:ascii="Times New Roman" w:hAnsi="Times New Roman" w:cs="Times New Roman"/>
@@ -1020,7 +1159,62 @@
           <w:sz w:val="24"/>
           <w:szCs w:val="24"/>
         </w:rPr>
-        <w:t xml:space="preserve">{Fecha} </w:t>
+        <w:t xml:space="preserve">Chino Rivera, Angel </w:t>
+      </w:r>
+    </w:p>
+    <w:p>
+      <w:pPr>
+        <w:spacing w:after="0" w:line="360" w:lineRule="auto"/>
+        <w:jc w:val="right"/>
+        <w:rPr>
+          <w:rFonts w:ascii="Times New Roman" w:hAnsi="Times New Roman" w:cs="Times New Roman"/>
+          <w:b/>
+          <w:i/>
+          <w:sz w:val="24"/>
+          <w:szCs w:val="24"/>
+        </w:rPr>
+      </w:pPr>
+      <w:r>
+        <w:rPr>
+          <w:rFonts w:ascii="Times New Roman" w:hAnsi="Times New Roman" w:cs="Times New Roman"/>
+          <w:b/>
+          <w:i/>
+          <w:sz w:val="24"/>
+          <w:szCs w:val="24"/>
+        </w:rPr>
+        <w:t>Estudiantes</w:t>
+      </w:r>
+    </w:p>
+    <w:p>
+      <w:pPr>
+        <w:jc w:val="right"/>
+        <w:rPr>
+          <w:rFonts w:ascii="Times New Roman" w:hAnsi="Times New Roman" w:cs="Times New Roman"/>
+          <w:b/>
+          <w:i/>
+          <w:sz w:val="24"/>
+          <w:szCs w:val="24"/>
+        </w:rPr>
+      </w:pPr>
+      <w:r>
+        <w:rPr>
+          <w:rFonts w:ascii="Times New Roman" w:hAnsi="Times New Roman" w:cs="Times New Roman"/>
+          <w:b/>
+          <w:i/>
+          <w:sz w:val="24"/>
+          <w:szCs w:val="24"/>
+        </w:rPr>
+        <w:t>29/04/2026</w:t>
+      </w:r>
+      <w:r>
+        <w:rPr>
+          <w:rFonts w:ascii="Times New Roman" w:hAnsi="Times New Roman" w:cs="Times New Roman"/>
+          <w:b/>
+          <w:i/>
+          <w:sz w:val="24"/>
+          <w:szCs w:val="24"/>
+        </w:rPr>
+        <w:t xml:space="preserve"> </w:t>
       </w:r>
     </w:p>
     <w:p>
@@ -1190,7 +1384,6 @@
                 <w:sz w:val="14"/>
                 <w:szCs w:val="24"/>
               </w:rPr>
-              <w:lastRenderedPageBreak/>
               <w:t>CONTROL DE VERSIONES</w:t>
             </w:r>
           </w:p>
@@ -1484,7 +1677,6 @@
         <w:tc>
           <w:tcPr>
             <w:tcW w:w="3058" w:type="dxa"/>
-            <w:shd w:val="clear" w:color="auto" w:fill="auto"/>
             <w:vAlign w:val="center"/>
           </w:tcPr>
           <w:p>
@@ -1542,7 +1734,7 @@
       <w:sdtContent>
         <w:p>
           <w:pPr>
-            <w:pStyle w:val="TtulodeTDC"/>
+            <w:pStyle w:val="TtuloTDC"/>
             <w:spacing w:before="0" w:line="360" w:lineRule="auto"/>
           </w:pPr>
           <w:r>
@@ -2208,8 +2400,6 @@
               <w:sz w:val="24"/>
             </w:rPr>
           </w:pPr>
-          <w:bookmarkStart w:id="0" w:name="_GoBack"/>
-          <w:bookmarkEnd w:id="0"/>
         </w:p>
         <w:p>
           <w:pPr>
@@ -2468,18 +2658,8 @@
       </w:pPr>
       <w:r>
         <w:rPr>
-          <w:rFonts w:ascii="Times New Roman" w:hAnsi="Times New Roman" w:cs="Times New Roman"/>
-          <w:b/>
-          <w:sz w:val="24"/>
-          <w:szCs w:val="24"/>
-        </w:rPr>
-        <w:br w:type="page"/>
-      </w:r>
-      <w:r>
-        <w:rPr>
           <w:sz w:val="28"/>
         </w:rPr>
-        <w:lastRenderedPageBreak/>
         <w:t>RESUMEN EJECUTIVO</w:t>
       </w:r>
     </w:p>
@@ -2505,8 +2685,8 @@
         <w:tblLook w:val="04A0" w:firstRow="1" w:lastRow="0" w:firstColumn="1" w:lastColumn="0" w:noHBand="0" w:noVBand="1"/>
       </w:tblPr>
       <w:tblGrid>
-        <w:gridCol w:w="3760"/>
-        <w:gridCol w:w="4059"/>
+        <w:gridCol w:w="3761"/>
+        <w:gridCol w:w="4058"/>
       </w:tblGrid>
       <w:tr>
         <w:tc>
@@ -2567,7 +2747,6 @@
               <w:jc w:val="center"/>
               <w:rPr>
                 <w:rFonts w:ascii="Times New Roman" w:hAnsi="Times New Roman" w:cs="Times New Roman"/>
-                <w:i/>
                 <w:sz w:val="24"/>
                 <w:szCs w:val="24"/>
                 <w:lang w:val="es-ES_tradnl"/>
@@ -2579,40 +2758,47 @@
                 <w:i/>
                 <w:sz w:val="24"/>
                 <w:szCs w:val="24"/>
-                <w:lang w:val="es-ES_tradnl"/>
-              </w:rPr>
-              <w:t>{Nombre Del Proyecto</w:t>
+              </w:rPr>
+              <w:t>Red Social UPT – Plataforma Social Universitaria basada en Microservicios, Tacna – 2026</w:t>
+            </w:r>
+          </w:p>
+        </w:tc>
+      </w:tr>
+      <w:tr>
+        <w:tc>
+          <w:tcPr>
+            <w:tcW w:w="8080" w:type="dxa"/>
+            <w:gridSpan w:val="2"/>
+            <w:shd w:val="clear" w:color="auto" w:fill="FFFFFF" w:themeFill="background1"/>
+          </w:tcPr>
+          <w:p>
+            <w:pPr>
+              <w:autoSpaceDE w:val="0"/>
+              <w:autoSpaceDN w:val="0"/>
+              <w:adjustRightInd w:val="0"/>
+              <w:spacing w:line="360" w:lineRule="auto"/>
+              <w:rPr>
+                <w:rFonts w:ascii="Times New Roman" w:hAnsi="Times New Roman" w:cs="Times New Roman"/>
+                <w:sz w:val="24"/>
+                <w:szCs w:val="24"/>
+              </w:rPr>
+            </w:pPr>
+            <w:r>
+              <w:rPr>
+                <w:rFonts w:ascii="Times New Roman" w:hAnsi="Times New Roman" w:cs="Times New Roman"/>
+                <w:b/>
+                <w:sz w:val="24"/>
+                <w:szCs w:val="24"/>
+              </w:rPr>
+              <w:t>Propósito del Proyecto y Resultados esperados:</w:t>
             </w:r>
             <w:r>
               <w:rPr>
                 <w:rFonts w:ascii="Times New Roman" w:hAnsi="Times New Roman" w:cs="Times New Roman"/>
-                <w:i/>
                 <w:sz w:val="24"/>
                 <w:szCs w:val="24"/>
-                <w:lang w:val="es-ES_tradnl"/>
-              </w:rPr>
-              <w:t>, lugar y a</w:t>
-            </w:r>
-            <w:proofErr w:type="spellStart"/>
-            <w:r>
-              <w:rPr>
-                <w:rFonts w:ascii="Times New Roman" w:hAnsi="Times New Roman" w:cs="Times New Roman"/>
-                <w:i/>
-                <w:sz w:val="24"/>
-                <w:szCs w:val="24"/>
-              </w:rPr>
-              <w:t>ño</w:t>
-            </w:r>
-            <w:proofErr w:type="spellEnd"/>
-            <w:r>
-              <w:rPr>
-                <w:rFonts w:ascii="Times New Roman" w:hAnsi="Times New Roman" w:cs="Times New Roman"/>
-                <w:i/>
-                <w:sz w:val="24"/>
-                <w:szCs w:val="24"/>
-                <w:lang w:val="es-ES_tradnl"/>
-              </w:rPr>
-              <w:t>}</w:t>
+              </w:rPr>
+              <w:t xml:space="preserve"> </w:t>
             </w:r>
           </w:p>
           <w:p>
@@ -2621,12 +2807,200 @@
               <w:autoSpaceDN w:val="0"/>
               <w:adjustRightInd w:val="0"/>
               <w:spacing w:line="360" w:lineRule="auto"/>
-              <w:jc w:val="center"/>
               <w:rPr>
                 <w:rFonts w:ascii="Times New Roman" w:hAnsi="Times New Roman" w:cs="Times New Roman"/>
                 <w:sz w:val="24"/>
                 <w:szCs w:val="24"/>
-                <w:lang w:val="es-ES_tradnl"/>
+              </w:rPr>
+            </w:pPr>
+          </w:p>
+          <w:p>
+            <w:pPr>
+              <w:spacing w:line="360" w:lineRule="auto"/>
+              <w:jc w:val="both"/>
+              <w:rPr>
+                <w:rFonts w:ascii="Times New Roman" w:hAnsi="Times New Roman" w:cs="Times New Roman"/>
+                <w:sz w:val="24"/>
+                <w:szCs w:val="24"/>
+              </w:rPr>
+            </w:pPr>
+            <w:r>
+              <w:rPr>
+                <w:rFonts w:ascii="Times New Roman" w:hAnsi="Times New Roman" w:cs="Times New Roman"/>
+                <w:sz w:val="24"/>
+                <w:szCs w:val="24"/>
+              </w:rPr>
+              <w:t>El propósito del proyecto es desarrollar una plataforma digital institucional que permita a los estudiantes de la Universidad Privada de Tacna comunicarse, interactuar y compartir contenido académico y social en un entorno seguro, centralizado y exclusivo mediante cuentas @virtual.upt.pe.</w:t>
+            </w:r>
+          </w:p>
+          <w:p>
+            <w:pPr>
+              <w:spacing w:line="360" w:lineRule="auto"/>
+              <w:jc w:val="both"/>
+              <w:rPr>
+                <w:rFonts w:ascii="Times New Roman" w:hAnsi="Times New Roman" w:cs="Times New Roman"/>
+                <w:sz w:val="24"/>
+                <w:szCs w:val="24"/>
+              </w:rPr>
+            </w:pPr>
+          </w:p>
+          <w:p>
+            <w:pPr>
+              <w:spacing w:line="360" w:lineRule="auto"/>
+              <w:jc w:val="both"/>
+              <w:rPr>
+                <w:rFonts w:ascii="Times New Roman" w:hAnsi="Times New Roman" w:cs="Times New Roman"/>
+                <w:sz w:val="24"/>
+                <w:szCs w:val="24"/>
+              </w:rPr>
+            </w:pPr>
+            <w:r>
+              <w:rPr>
+                <w:rFonts w:ascii="Times New Roman" w:hAnsi="Times New Roman" w:cs="Times New Roman"/>
+                <w:sz w:val="24"/>
+                <w:szCs w:val="24"/>
+              </w:rPr>
+              <w:t>Los resultados esperados son:</w:t>
+            </w:r>
+          </w:p>
+          <w:p>
+            <w:pPr>
+              <w:pStyle w:val="Prrafodelista"/>
+              <w:numPr>
+                <w:ilvl w:val="0"/>
+                <w:numId w:val="5"/>
+              </w:numPr>
+              <w:spacing w:line="360" w:lineRule="auto"/>
+              <w:jc w:val="both"/>
+              <w:rPr>
+                <w:rFonts w:ascii="Times New Roman" w:hAnsi="Times New Roman" w:cs="Times New Roman"/>
+                <w:sz w:val="24"/>
+                <w:szCs w:val="24"/>
+              </w:rPr>
+            </w:pPr>
+            <w:r>
+              <w:rPr>
+                <w:rFonts w:ascii="Times New Roman" w:hAnsi="Times New Roman" w:cs="Times New Roman"/>
+                <w:sz w:val="24"/>
+                <w:szCs w:val="24"/>
+              </w:rPr>
+              <w:t>Implementación de una red social funcional desplegada en la nube</w:t>
+            </w:r>
+          </w:p>
+          <w:p>
+            <w:pPr>
+              <w:pStyle w:val="Prrafodelista"/>
+              <w:numPr>
+                <w:ilvl w:val="0"/>
+                <w:numId w:val="5"/>
+              </w:numPr>
+              <w:spacing w:line="360" w:lineRule="auto"/>
+              <w:jc w:val="both"/>
+              <w:rPr>
+                <w:rFonts w:ascii="Times New Roman" w:hAnsi="Times New Roman" w:cs="Times New Roman"/>
+                <w:sz w:val="24"/>
+                <w:szCs w:val="24"/>
+              </w:rPr>
+            </w:pPr>
+            <w:r>
+              <w:rPr>
+                <w:rFonts w:ascii="Times New Roman" w:hAnsi="Times New Roman" w:cs="Times New Roman"/>
+                <w:sz w:val="24"/>
+                <w:szCs w:val="24"/>
+              </w:rPr>
+              <w:t>Mejora en la comunicación académica entre estudiantes</w:t>
+            </w:r>
+          </w:p>
+          <w:p>
+            <w:pPr>
+              <w:pStyle w:val="Prrafodelista"/>
+              <w:numPr>
+                <w:ilvl w:val="0"/>
+                <w:numId w:val="5"/>
+              </w:numPr>
+              <w:spacing w:line="360" w:lineRule="auto"/>
+              <w:jc w:val="both"/>
+              <w:rPr>
+                <w:rFonts w:ascii="Times New Roman" w:hAnsi="Times New Roman" w:cs="Times New Roman"/>
+                <w:sz w:val="24"/>
+                <w:szCs w:val="24"/>
+              </w:rPr>
+            </w:pPr>
+            <w:r>
+              <w:rPr>
+                <w:rFonts w:ascii="Times New Roman" w:hAnsi="Times New Roman" w:cs="Times New Roman"/>
+                <w:sz w:val="24"/>
+                <w:szCs w:val="24"/>
+              </w:rPr>
+              <w:t>Reducción del uso de plataformas externas</w:t>
+            </w:r>
+          </w:p>
+          <w:p>
+            <w:pPr>
+              <w:pStyle w:val="Prrafodelista"/>
+              <w:numPr>
+                <w:ilvl w:val="0"/>
+                <w:numId w:val="5"/>
+              </w:numPr>
+              <w:spacing w:line="360" w:lineRule="auto"/>
+              <w:jc w:val="both"/>
+              <w:rPr>
+                <w:rFonts w:ascii="Times New Roman" w:hAnsi="Times New Roman" w:cs="Times New Roman"/>
+                <w:sz w:val="24"/>
+                <w:szCs w:val="24"/>
+              </w:rPr>
+            </w:pPr>
+            <w:r>
+              <w:rPr>
+                <w:rFonts w:ascii="Times New Roman" w:hAnsi="Times New Roman" w:cs="Times New Roman"/>
+                <w:sz w:val="24"/>
+                <w:szCs w:val="24"/>
+              </w:rPr>
+              <w:t>Sistema seguro con autenticación institucional</w:t>
+            </w:r>
+          </w:p>
+          <w:p>
+            <w:pPr>
+              <w:pStyle w:val="Prrafodelista"/>
+              <w:numPr>
+                <w:ilvl w:val="0"/>
+                <w:numId w:val="5"/>
+              </w:numPr>
+              <w:spacing w:line="360" w:lineRule="auto"/>
+              <w:jc w:val="both"/>
+              <w:rPr>
+                <w:rFonts w:ascii="Times New Roman" w:hAnsi="Times New Roman" w:cs="Times New Roman"/>
+                <w:sz w:val="24"/>
+                <w:szCs w:val="24"/>
+              </w:rPr>
+            </w:pPr>
+            <w:r>
+              <w:rPr>
+                <w:rFonts w:ascii="Times New Roman" w:hAnsi="Times New Roman" w:cs="Times New Roman"/>
+                <w:sz w:val="24"/>
+                <w:szCs w:val="24"/>
+              </w:rPr>
+              <w:t xml:space="preserve">Infraestructura automatizada mediante </w:t>
+            </w:r>
+            <w:proofErr w:type="spellStart"/>
+            <w:r>
+              <w:rPr>
+                <w:rFonts w:ascii="Times New Roman" w:hAnsi="Times New Roman" w:cs="Times New Roman"/>
+                <w:sz w:val="24"/>
+                <w:szCs w:val="24"/>
+              </w:rPr>
+              <w:t>Terraform</w:t>
+            </w:r>
+            <w:proofErr w:type="spellEnd"/>
+          </w:p>
+          <w:p>
+            <w:pPr>
+              <w:spacing w:line="360" w:lineRule="auto"/>
+              <w:jc w:val="both"/>
+              <w:rPr>
+                <w:rFonts w:ascii="Times New Roman" w:hAnsi="Times New Roman" w:cs="Times New Roman"/>
+                <w:sz w:val="24"/>
+                <w:szCs w:val="24"/>
               </w:rPr>
             </w:pPr>
           </w:p>
@@ -2647,186 +3021,6 @@
               <w:spacing w:line="360" w:lineRule="auto"/>
               <w:rPr>
                 <w:rFonts w:ascii="Times New Roman" w:hAnsi="Times New Roman" w:cs="Times New Roman"/>
-                <w:sz w:val="24"/>
-                <w:szCs w:val="24"/>
-              </w:rPr>
-            </w:pPr>
-            <w:r>
-              <w:rPr>
-                <w:rFonts w:ascii="Times New Roman" w:hAnsi="Times New Roman" w:cs="Times New Roman"/>
-                <w:b/>
-                <w:sz w:val="24"/>
-                <w:szCs w:val="24"/>
-              </w:rPr>
-              <w:t>Propósito del Proyecto y Resultados esperados:</w:t>
-            </w:r>
-            <w:r>
-              <w:rPr>
-                <w:rFonts w:ascii="Times New Roman" w:hAnsi="Times New Roman" w:cs="Times New Roman"/>
-                <w:sz w:val="24"/>
-                <w:szCs w:val="24"/>
-              </w:rPr>
-              <w:t xml:space="preserve"> </w:t>
-            </w:r>
-          </w:p>
-          <w:p>
-            <w:pPr>
-              <w:autoSpaceDE w:val="0"/>
-              <w:autoSpaceDN w:val="0"/>
-              <w:adjustRightInd w:val="0"/>
-              <w:spacing w:line="360" w:lineRule="auto"/>
-              <w:rPr>
-                <w:rFonts w:ascii="Times New Roman" w:hAnsi="Times New Roman" w:cs="Times New Roman"/>
-                <w:sz w:val="24"/>
-                <w:szCs w:val="24"/>
-              </w:rPr>
-            </w:pPr>
-          </w:p>
-          <w:p>
-            <w:pPr>
-              <w:pStyle w:val="Prrafodelista"/>
-              <w:spacing w:line="360" w:lineRule="auto"/>
-              <w:ind w:left="360"/>
-              <w:jc w:val="both"/>
-              <w:rPr>
-                <w:rFonts w:ascii="Times New Roman" w:hAnsi="Times New Roman" w:cs="Times New Roman"/>
-                <w:i/>
-                <w:sz w:val="24"/>
-                <w:szCs w:val="24"/>
-              </w:rPr>
-            </w:pPr>
-            <w:r>
-              <w:rPr>
-                <w:rFonts w:ascii="Times New Roman" w:hAnsi="Times New Roman" w:cs="Times New Roman"/>
-                <w:sz w:val="24"/>
-                <w:szCs w:val="24"/>
-              </w:rPr>
-              <w:t xml:space="preserve">El propósito del proyecto es </w:t>
-            </w:r>
-            <w:r>
-              <w:rPr>
-                <w:rFonts w:ascii="Times New Roman" w:hAnsi="Times New Roman" w:cs="Times New Roman"/>
-                <w:i/>
-                <w:sz w:val="24"/>
-                <w:szCs w:val="24"/>
-              </w:rPr>
-              <w:t>{</w:t>
-            </w:r>
-            <w:r>
-              <w:rPr>
-                <w:rFonts w:ascii="Times New Roman" w:hAnsi="Times New Roman" w:cs="Times New Roman"/>
-                <w:i/>
-                <w:sz w:val="24"/>
-                <w:szCs w:val="24"/>
-              </w:rPr>
-              <w:t>indicar la finalidad</w:t>
-            </w:r>
-            <w:r>
-              <w:rPr>
-                <w:rFonts w:ascii="Times New Roman" w:hAnsi="Times New Roman" w:cs="Times New Roman"/>
-                <w:i/>
-                <w:sz w:val="24"/>
-                <w:szCs w:val="24"/>
-              </w:rPr>
-              <w:t>}</w:t>
-            </w:r>
-          </w:p>
-          <w:p>
-            <w:pPr>
-              <w:pStyle w:val="Prrafodelista"/>
-              <w:spacing w:line="360" w:lineRule="auto"/>
-              <w:ind w:left="360"/>
-              <w:jc w:val="both"/>
-              <w:rPr>
-                <w:rFonts w:ascii="Times New Roman" w:hAnsi="Times New Roman" w:cs="Times New Roman"/>
-                <w:sz w:val="24"/>
-                <w:szCs w:val="24"/>
-                <w:lang w:val="es-ES_tradnl"/>
-              </w:rPr>
-            </w:pPr>
-          </w:p>
-          <w:p>
-            <w:pPr>
-              <w:pStyle w:val="Prrafodelista"/>
-              <w:spacing w:line="360" w:lineRule="auto"/>
-              <w:ind w:left="360"/>
-              <w:jc w:val="both"/>
-              <w:rPr>
-                <w:rFonts w:ascii="Times New Roman" w:hAnsi="Times New Roman" w:cs="Times New Roman"/>
-                <w:sz w:val="24"/>
-                <w:szCs w:val="24"/>
-                <w:lang w:val="es-ES_tradnl"/>
-              </w:rPr>
-            </w:pPr>
-            <w:r>
-              <w:rPr>
-                <w:rFonts w:ascii="Times New Roman" w:hAnsi="Times New Roman" w:cs="Times New Roman"/>
-                <w:sz w:val="24"/>
-                <w:szCs w:val="24"/>
-                <w:lang w:val="es-ES_tradnl"/>
-              </w:rPr>
-              <w:t>Los resultados esperados son:</w:t>
-            </w:r>
-          </w:p>
-          <w:p>
-            <w:pPr>
-              <w:pStyle w:val="Prrafodelista"/>
-              <w:numPr>
-                <w:ilvl w:val="0"/>
-                <w:numId w:val="2"/>
-              </w:numPr>
-              <w:spacing w:line="360" w:lineRule="auto"/>
-              <w:jc w:val="both"/>
-              <w:rPr>
-                <w:rFonts w:ascii="Times New Roman" w:hAnsi="Times New Roman" w:cs="Times New Roman"/>
-                <w:i/>
-                <w:sz w:val="24"/>
-                <w:szCs w:val="24"/>
-                <w:lang w:val="es-ES_tradnl"/>
-              </w:rPr>
-            </w:pPr>
-            <w:r>
-              <w:rPr>
-                <w:rFonts w:ascii="Times New Roman" w:hAnsi="Times New Roman" w:cs="Times New Roman"/>
-                <w:i/>
-                <w:sz w:val="24"/>
-                <w:szCs w:val="24"/>
-                <w:lang w:val="es-ES_tradnl"/>
-              </w:rPr>
-              <w:t>{Describir los resultados de manera resumida}.</w:t>
-            </w:r>
-          </w:p>
-          <w:p>
-            <w:pPr>
-              <w:autoSpaceDE w:val="0"/>
-              <w:autoSpaceDN w:val="0"/>
-              <w:adjustRightInd w:val="0"/>
-              <w:spacing w:line="360" w:lineRule="auto"/>
-              <w:rPr>
-                <w:rFonts w:ascii="Times New Roman" w:hAnsi="Times New Roman" w:cs="Times New Roman"/>
-                <w:sz w:val="24"/>
-                <w:szCs w:val="24"/>
-                <w:lang w:val="es-ES_tradnl"/>
-              </w:rPr>
-            </w:pPr>
-          </w:p>
-        </w:tc>
-      </w:tr>
-      <w:tr>
-        <w:tc>
-          <w:tcPr>
-            <w:tcW w:w="8080" w:type="dxa"/>
-            <w:gridSpan w:val="2"/>
-            <w:shd w:val="clear" w:color="auto" w:fill="FFFFFF" w:themeFill="background1"/>
-          </w:tcPr>
-          <w:p>
-            <w:pPr>
-              <w:autoSpaceDE w:val="0"/>
-              <w:autoSpaceDN w:val="0"/>
-              <w:adjustRightInd w:val="0"/>
-              <w:spacing w:line="360" w:lineRule="auto"/>
-              <w:rPr>
-                <w:rFonts w:ascii="Times New Roman" w:hAnsi="Times New Roman" w:cs="Times New Roman"/>
                 <w:b/>
                 <w:sz w:val="24"/>
                 <w:szCs w:val="24"/>
@@ -2862,7 +3056,7 @@
                 <w:sz w:val="24"/>
                 <w:szCs w:val="24"/>
               </w:rPr>
-              <w:t xml:space="preserve">{Beneficiarios del proyecto} </w:t>
+              <w:t>Estudiantes de la Universidad Privada de Tacna</w:t>
             </w:r>
           </w:p>
         </w:tc>
@@ -2952,11 +3146,11 @@
                 <w:bCs/>
                 <w:i/>
                 <w:color w:val="000000"/>
-                <w:sz w:val="20"/>
-                <w:szCs w:val="20"/>
+                <w:sz w:val="24"/>
+                <w:szCs w:val="24"/>
                 <w:lang w:eastAsia="es-PE"/>
               </w:rPr>
-              <w:t xml:space="preserve">{ </w:t>
+              <w:t xml:space="preserve"> S/. </w:t>
             </w:r>
             <w:r>
               <w:rPr>
@@ -2969,33 +3163,7 @@
                 <w:szCs w:val="24"/>
                 <w:lang w:eastAsia="es-PE"/>
               </w:rPr>
-              <w:t xml:space="preserve"> S/. </w:t>
-            </w:r>
-            <w:r>
-              <w:rPr>
-                <w:rFonts w:ascii="Calibri" w:eastAsia="Times New Roman" w:hAnsi="Calibri" w:cs="Calibri"/>
-                <w:b/>
-                <w:bCs/>
-                <w:i/>
-                <w:color w:val="000000"/>
-                <w:sz w:val="24"/>
-                <w:szCs w:val="24"/>
-                <w:lang w:eastAsia="es-PE"/>
-              </w:rPr>
-              <w:t>0000</w:t>
-            </w:r>
-            <w:r>
-              <w:rPr>
-                <w:rFonts w:ascii="Calibri" w:eastAsia="Times New Roman" w:hAnsi="Calibri" w:cs="Calibri"/>
-                <w:b/>
-                <w:bCs/>
-                <w:i/>
-                <w:color w:val="000000"/>
-                <w:sz w:val="24"/>
-                <w:szCs w:val="24"/>
-                <w:lang w:eastAsia="es-PE"/>
-              </w:rPr>
-              <w:t>}</w:t>
+              <w:t>4513</w:t>
             </w:r>
           </w:p>
           <w:p>
@@ -3061,6 +3229,7 @@
               <w:autoSpaceDN w:val="0"/>
               <w:adjustRightInd w:val="0"/>
               <w:spacing w:line="360" w:lineRule="auto"/>
+              <w:jc w:val="center"/>
               <w:rPr>
                 <w:rFonts w:ascii="Times New Roman" w:hAnsi="Times New Roman" w:cs="Times New Roman"/>
                 <w:b/>
@@ -3077,7 +3246,7 @@
                 <w:sz w:val="24"/>
                 <w:szCs w:val="24"/>
               </w:rPr>
-              <w:t xml:space="preserve">                           {Tiempo}</w:t>
+              <w:t>4 meses</w:t>
             </w:r>
           </w:p>
           <w:p>
@@ -3099,6 +3268,3490 @@
     <w:p>
       <w:pPr>
         <w:jc w:val="center"/>
+        <w:rPr>
+          <w:b/>
+          <w:sz w:val="24"/>
+          <w:szCs w:val="24"/>
+          <w:u w:val="single"/>
+        </w:rPr>
+      </w:pPr>
+    </w:p>
+    <w:p>
+      <w:pPr>
+        <w:jc w:val="center"/>
+        <w:rPr>
+          <w:b/>
+          <w:sz w:val="24"/>
+          <w:szCs w:val="24"/>
+          <w:u w:val="single"/>
+        </w:rPr>
+      </w:pPr>
+    </w:p>
+    <w:p>
+      <w:pPr>
+        <w:jc w:val="center"/>
+        <w:rPr>
+          <w:b/>
+          <w:sz w:val="24"/>
+          <w:szCs w:val="24"/>
+          <w:u w:val="single"/>
+        </w:rPr>
+      </w:pPr>
+    </w:p>
+    <w:p>
+      <w:pPr>
+        <w:jc w:val="center"/>
+        <w:rPr>
+          <w:b/>
+          <w:sz w:val="24"/>
+          <w:szCs w:val="24"/>
+          <w:u w:val="single"/>
+        </w:rPr>
+      </w:pPr>
+    </w:p>
+    <w:p>
+      <w:pPr>
+        <w:jc w:val="center"/>
+        <w:rPr>
+          <w:b/>
+          <w:sz w:val="24"/>
+          <w:szCs w:val="24"/>
+          <w:u w:val="single"/>
+        </w:rPr>
+      </w:pPr>
+    </w:p>
+    <w:p>
+      <w:pPr>
+        <w:rPr>
+          <w:b/>
+          <w:bCs/>
+          <w:sz w:val="24"/>
+          <w:szCs w:val="24"/>
+        </w:rPr>
+      </w:pPr>
+      <w:r>
+        <w:rPr>
+          <w:b/>
+          <w:bCs/>
+          <w:sz w:val="24"/>
+          <w:szCs w:val="24"/>
+        </w:rPr>
+        <w:t>I. Propuesta Narrativa</w:t>
+      </w:r>
+    </w:p>
+    <w:p>
+      <w:pPr>
+        <w:rPr>
+          <w:sz w:val="24"/>
+          <w:szCs w:val="24"/>
+        </w:rPr>
+      </w:pPr>
+      <w:r>
+        <w:rPr>
+          <w:b/>
+          <w:bCs/>
+          <w:sz w:val="24"/>
+          <w:szCs w:val="24"/>
+        </w:rPr>
+        <w:t>1. Planteamiento del Problema</w:t>
+      </w:r>
+      <w:r>
+        <w:rPr>
+          <w:sz w:val="24"/>
+          <w:szCs w:val="24"/>
+        </w:rPr>
+        <w:br/>
+        <w:t>Describe la situación actual de la comunidad estudiantil de la Universidad Privada de Tacna, caracterizada por la ausencia de una plataforma digital institucional propia para la comunicación académica y social. Expone las limitaciones del uso de redes sociales genéricas como la falta de verificación de identidad, problemas de privacidad y ausencia de segmentación por carrera o facultad.</w:t>
+      </w:r>
+    </w:p>
+    <w:p>
+      <w:pPr>
+        <w:rPr>
+          <w:sz w:val="24"/>
+          <w:szCs w:val="24"/>
+        </w:rPr>
+      </w:pPr>
+      <w:r>
+        <w:rPr>
+          <w:b/>
+          <w:bCs/>
+          <w:sz w:val="24"/>
+          <w:szCs w:val="24"/>
+        </w:rPr>
+        <w:t>2. Justificación del Proyecto</w:t>
+      </w:r>
+      <w:r>
+        <w:rPr>
+          <w:sz w:val="24"/>
+          <w:szCs w:val="24"/>
+        </w:rPr>
+        <w:br/>
+        <w:t>Explica la importancia de desarrollar una red social institucional que permita centralizar la comunicación dentro de la universidad, garantizando seguridad, identidad verificada mediante cuentas @virtual.upt.pe y un entorno adaptado a las necesidades académicas. Se resalta el valor del proyecto tanto a nivel tecnológico como formativo.</w:t>
+      </w:r>
+    </w:p>
+    <w:p>
+      <w:pPr>
+        <w:rPr>
+          <w:sz w:val="24"/>
+          <w:szCs w:val="24"/>
+        </w:rPr>
+      </w:pPr>
+      <w:r>
+        <w:rPr>
+          <w:b/>
+          <w:bCs/>
+          <w:sz w:val="24"/>
+          <w:szCs w:val="24"/>
+        </w:rPr>
+        <w:t>3. Objetivo General</w:t>
+      </w:r>
+      <w:r>
+        <w:rPr>
+          <w:sz w:val="24"/>
+          <w:szCs w:val="24"/>
+        </w:rPr>
+        <w:br/>
+        <w:t>Desarrollar una plataforma web denominada Red Social UPT, basada en arquitectura de microservicios, que permita a los estudiantes interactuar, compartir contenido y organizarse académicamente de manera segura utilizando autenticación institucional.</w:t>
+      </w:r>
+    </w:p>
+    <w:p>
+      <w:pPr>
+        <w:rPr>
+          <w:sz w:val="24"/>
+          <w:szCs w:val="24"/>
+        </w:rPr>
+      </w:pPr>
+      <w:r>
+        <w:rPr>
+          <w:b/>
+          <w:bCs/>
+          <w:sz w:val="24"/>
+          <w:szCs w:val="24"/>
+        </w:rPr>
+        <w:t>4. Beneficios</w:t>
+      </w:r>
+      <w:r>
+        <w:rPr>
+          <w:sz w:val="24"/>
+          <w:szCs w:val="24"/>
+        </w:rPr>
+        <w:br/>
+        <w:t>Detalla los beneficios que el sistema aportará a la comunidad universitaria, tales como:</w:t>
+      </w:r>
+    </w:p>
+    <w:p>
+      <w:pPr>
+        <w:numPr>
+          <w:ilvl w:val="0"/>
+          <w:numId w:val="6"/>
+        </w:numPr>
+        <w:rPr>
+          <w:sz w:val="24"/>
+          <w:szCs w:val="24"/>
+        </w:rPr>
+      </w:pPr>
+      <w:r>
+        <w:rPr>
+          <w:sz w:val="24"/>
+          <w:szCs w:val="24"/>
+        </w:rPr>
+        <w:t xml:space="preserve">Validación de identidad institucional de los usuarios </w:t>
+      </w:r>
+    </w:p>
+    <w:p>
+      <w:pPr>
+        <w:numPr>
+          <w:ilvl w:val="0"/>
+          <w:numId w:val="6"/>
+        </w:numPr>
+        <w:rPr>
+          <w:sz w:val="24"/>
+          <w:szCs w:val="24"/>
+        </w:rPr>
+      </w:pPr>
+      <w:r>
+        <w:rPr>
+          <w:sz w:val="24"/>
+          <w:szCs w:val="24"/>
+        </w:rPr>
+        <w:t xml:space="preserve">Centralización de la comunicación académica y social </w:t>
+      </w:r>
+    </w:p>
+    <w:p>
+      <w:pPr>
+        <w:numPr>
+          <w:ilvl w:val="0"/>
+          <w:numId w:val="6"/>
+        </w:numPr>
+        <w:rPr>
+          <w:sz w:val="24"/>
+          <w:szCs w:val="24"/>
+        </w:rPr>
+      </w:pPr>
+      <w:r>
+        <w:rPr>
+          <w:sz w:val="24"/>
+          <w:szCs w:val="24"/>
+        </w:rPr>
+        <w:t xml:space="preserve">Mejora en la privacidad y seguridad de la información </w:t>
+      </w:r>
+    </w:p>
+    <w:p>
+      <w:pPr>
+        <w:numPr>
+          <w:ilvl w:val="0"/>
+          <w:numId w:val="6"/>
+        </w:numPr>
+        <w:rPr>
+          <w:sz w:val="24"/>
+          <w:szCs w:val="24"/>
+        </w:rPr>
+      </w:pPr>
+      <w:r>
+        <w:rPr>
+          <w:sz w:val="24"/>
+          <w:szCs w:val="24"/>
+        </w:rPr>
+        <w:t xml:space="preserve">Organización por facultades y carreras </w:t>
+      </w:r>
+    </w:p>
+    <w:p>
+      <w:pPr>
+        <w:numPr>
+          <w:ilvl w:val="0"/>
+          <w:numId w:val="6"/>
+        </w:numPr>
+        <w:rPr>
+          <w:sz w:val="24"/>
+          <w:szCs w:val="24"/>
+        </w:rPr>
+      </w:pPr>
+      <w:r>
+        <w:rPr>
+          <w:sz w:val="24"/>
+          <w:szCs w:val="24"/>
+        </w:rPr>
+        <w:t xml:space="preserve">Escalabilidad para futuras funcionalidades </w:t>
+      </w:r>
+    </w:p>
+    <w:p>
+      <w:pPr>
+        <w:rPr>
+          <w:sz w:val="24"/>
+          <w:szCs w:val="24"/>
+        </w:rPr>
+      </w:pPr>
+      <w:r>
+        <w:rPr>
+          <w:b/>
+          <w:bCs/>
+          <w:sz w:val="24"/>
+          <w:szCs w:val="24"/>
+        </w:rPr>
+        <w:t>5. Alcance</w:t>
+      </w:r>
+      <w:r>
+        <w:rPr>
+          <w:sz w:val="24"/>
+          <w:szCs w:val="24"/>
+        </w:rPr>
+        <w:br/>
+        <w:t>Define los límites del proyecto, incluyendo el desarrollo de los principales módulos del sistema (autenticación, publicaciones e historias, perfiles e interacciones), el despliegue en infraestructura en la nube mediante una VPS con Docker, la implementación de prácticas de integración continua y la documentación del sistema en GitHub.</w:t>
+      </w:r>
+    </w:p>
+    <w:p>
+      <w:pPr>
+        <w:rPr>
+          <w:sz w:val="24"/>
+          <w:szCs w:val="24"/>
+        </w:rPr>
+      </w:pPr>
+      <w:r>
+        <w:rPr>
+          <w:b/>
+          <w:bCs/>
+          <w:sz w:val="24"/>
+          <w:szCs w:val="24"/>
+        </w:rPr>
+        <w:t>6. Requerimientos del Sistema</w:t>
+      </w:r>
+      <w:r>
+        <w:rPr>
+          <w:sz w:val="24"/>
+          <w:szCs w:val="24"/>
+        </w:rPr>
+        <w:br/>
+        <w:t>Describe los requerimientos funcionales principales que debe cumplir la plataforma, entre ellos:</w:t>
+      </w:r>
+    </w:p>
+    <w:p>
+      <w:pPr>
+        <w:numPr>
+          <w:ilvl w:val="0"/>
+          <w:numId w:val="7"/>
+        </w:numPr>
+        <w:rPr>
+          <w:sz w:val="24"/>
+          <w:szCs w:val="24"/>
+        </w:rPr>
+      </w:pPr>
+      <w:r>
+        <w:rPr>
+          <w:sz w:val="24"/>
+          <w:szCs w:val="24"/>
+        </w:rPr>
+        <w:t xml:space="preserve">Registro e inicio de sesión con cuentas institucionales </w:t>
+      </w:r>
+    </w:p>
+    <w:p>
+      <w:pPr>
+        <w:numPr>
+          <w:ilvl w:val="0"/>
+          <w:numId w:val="7"/>
+        </w:numPr>
+        <w:rPr>
+          <w:sz w:val="24"/>
+          <w:szCs w:val="24"/>
+        </w:rPr>
+      </w:pPr>
+      <w:r>
+        <w:rPr>
+          <w:sz w:val="24"/>
+          <w:szCs w:val="24"/>
+        </w:rPr>
+        <w:t xml:space="preserve">Publicación y visualización de contenido en el </w:t>
+      </w:r>
+      <w:proofErr w:type="spellStart"/>
+      <w:r>
+        <w:rPr>
+          <w:sz w:val="24"/>
+          <w:szCs w:val="24"/>
+        </w:rPr>
+        <w:t>feed</w:t>
+      </w:r>
+      <w:proofErr w:type="spellEnd"/>
+      <w:r>
+        <w:rPr>
+          <w:sz w:val="24"/>
+          <w:szCs w:val="24"/>
+        </w:rPr>
+        <w:t xml:space="preserve"> </w:t>
+      </w:r>
+    </w:p>
+    <w:p>
+      <w:pPr>
+        <w:numPr>
+          <w:ilvl w:val="0"/>
+          <w:numId w:val="7"/>
+        </w:numPr>
+        <w:rPr>
+          <w:sz w:val="24"/>
+          <w:szCs w:val="24"/>
+        </w:rPr>
+      </w:pPr>
+      <w:r>
+        <w:rPr>
+          <w:sz w:val="24"/>
+          <w:szCs w:val="24"/>
+        </w:rPr>
+        <w:lastRenderedPageBreak/>
+        <w:t xml:space="preserve">Creación de historias efímeras </w:t>
+      </w:r>
+    </w:p>
+    <w:p>
+      <w:pPr>
+        <w:numPr>
+          <w:ilvl w:val="0"/>
+          <w:numId w:val="7"/>
+        </w:numPr>
+        <w:rPr>
+          <w:sz w:val="24"/>
+          <w:szCs w:val="24"/>
+        </w:rPr>
+      </w:pPr>
+      <w:r>
+        <w:rPr>
+          <w:sz w:val="24"/>
+          <w:szCs w:val="24"/>
+        </w:rPr>
+        <w:t xml:space="preserve">Interacciones sociales como </w:t>
+      </w:r>
+      <w:proofErr w:type="spellStart"/>
+      <w:r>
+        <w:rPr>
+          <w:sz w:val="24"/>
+          <w:szCs w:val="24"/>
+        </w:rPr>
+        <w:t>likes</w:t>
+      </w:r>
+      <w:proofErr w:type="spellEnd"/>
+      <w:r>
+        <w:rPr>
+          <w:sz w:val="24"/>
+          <w:szCs w:val="24"/>
+        </w:rPr>
+        <w:t xml:space="preserve"> y comentarios </w:t>
+      </w:r>
+    </w:p>
+    <w:p>
+      <w:pPr>
+        <w:numPr>
+          <w:ilvl w:val="0"/>
+          <w:numId w:val="7"/>
+        </w:numPr>
+        <w:rPr>
+          <w:sz w:val="24"/>
+          <w:szCs w:val="24"/>
+        </w:rPr>
+      </w:pPr>
+      <w:r>
+        <w:rPr>
+          <w:sz w:val="24"/>
+          <w:szCs w:val="24"/>
+        </w:rPr>
+        <w:t xml:space="preserve">Gestión de perfiles de usuario </w:t>
+      </w:r>
+    </w:p>
+    <w:p>
+      <w:pPr>
+        <w:numPr>
+          <w:ilvl w:val="0"/>
+          <w:numId w:val="7"/>
+        </w:numPr>
+        <w:rPr>
+          <w:sz w:val="24"/>
+          <w:szCs w:val="24"/>
+        </w:rPr>
+      </w:pPr>
+      <w:r>
+        <w:rPr>
+          <w:sz w:val="24"/>
+          <w:szCs w:val="24"/>
+        </w:rPr>
+        <w:t xml:space="preserve">Segmentación por facultad y carrera </w:t>
+      </w:r>
+    </w:p>
+    <w:p>
+      <w:pPr>
+        <w:numPr>
+          <w:ilvl w:val="0"/>
+          <w:numId w:val="7"/>
+        </w:numPr>
+        <w:rPr>
+          <w:sz w:val="24"/>
+          <w:szCs w:val="24"/>
+        </w:rPr>
+      </w:pPr>
+      <w:r>
+        <w:rPr>
+          <w:sz w:val="24"/>
+          <w:szCs w:val="24"/>
+        </w:rPr>
+        <w:t xml:space="preserve">Autenticación segura mediante JWT </w:t>
+      </w:r>
+    </w:p>
+    <w:p>
+      <w:pPr>
+        <w:numPr>
+          <w:ilvl w:val="0"/>
+          <w:numId w:val="7"/>
+        </w:numPr>
+        <w:rPr>
+          <w:sz w:val="24"/>
+          <w:szCs w:val="24"/>
+        </w:rPr>
+      </w:pPr>
+      <w:r>
+        <w:rPr>
+          <w:sz w:val="24"/>
+          <w:szCs w:val="24"/>
+        </w:rPr>
+        <w:t xml:space="preserve">Panel de administración </w:t>
+      </w:r>
+    </w:p>
+    <w:p>
+      <w:pPr>
+        <w:rPr>
+          <w:sz w:val="24"/>
+          <w:szCs w:val="24"/>
+        </w:rPr>
+      </w:pPr>
+      <w:r>
+        <w:rPr>
+          <w:b/>
+          <w:bCs/>
+          <w:sz w:val="24"/>
+          <w:szCs w:val="24"/>
+        </w:rPr>
+        <w:t>7. Restricciones</w:t>
+      </w:r>
+      <w:r>
+        <w:rPr>
+          <w:sz w:val="24"/>
+          <w:szCs w:val="24"/>
+        </w:rPr>
+        <w:br/>
+        <w:t>Detalla las limitaciones del proyecto, tales como:</w:t>
+      </w:r>
+    </w:p>
+    <w:p>
+      <w:pPr>
+        <w:numPr>
+          <w:ilvl w:val="0"/>
+          <w:numId w:val="8"/>
+        </w:numPr>
+        <w:rPr>
+          <w:sz w:val="24"/>
+          <w:szCs w:val="24"/>
+        </w:rPr>
+      </w:pPr>
+      <w:r>
+        <w:rPr>
+          <w:sz w:val="24"/>
+          <w:szCs w:val="24"/>
+        </w:rPr>
+        <w:t xml:space="preserve">Acceso restringido a cuentas institucionales @virtual.upt.pe </w:t>
+      </w:r>
+    </w:p>
+    <w:p>
+      <w:pPr>
+        <w:numPr>
+          <w:ilvl w:val="0"/>
+          <w:numId w:val="8"/>
+        </w:numPr>
+        <w:rPr>
+          <w:sz w:val="24"/>
+          <w:szCs w:val="24"/>
+        </w:rPr>
+      </w:pPr>
+      <w:r>
+        <w:rPr>
+          <w:sz w:val="24"/>
+          <w:szCs w:val="24"/>
+        </w:rPr>
+        <w:t xml:space="preserve">Dependencia de conexión a Internet </w:t>
+      </w:r>
+    </w:p>
+    <w:p>
+      <w:pPr>
+        <w:numPr>
+          <w:ilvl w:val="0"/>
+          <w:numId w:val="8"/>
+        </w:numPr>
+        <w:rPr>
+          <w:sz w:val="24"/>
+          <w:szCs w:val="24"/>
+        </w:rPr>
+      </w:pPr>
+      <w:r>
+        <w:rPr>
+          <w:sz w:val="24"/>
+          <w:szCs w:val="24"/>
+        </w:rPr>
+        <w:t xml:space="preserve">Recursos limitados de la VPS </w:t>
+      </w:r>
+    </w:p>
+    <w:p>
+      <w:pPr>
+        <w:numPr>
+          <w:ilvl w:val="0"/>
+          <w:numId w:val="8"/>
+        </w:numPr>
+        <w:rPr>
+          <w:sz w:val="24"/>
+          <w:szCs w:val="24"/>
+        </w:rPr>
+      </w:pPr>
+      <w:r>
+        <w:rPr>
+          <w:sz w:val="24"/>
+          <w:szCs w:val="24"/>
+        </w:rPr>
+        <w:t xml:space="preserve">Tiempo de desarrollo reducido </w:t>
+      </w:r>
+    </w:p>
+    <w:p>
+      <w:pPr>
+        <w:numPr>
+          <w:ilvl w:val="0"/>
+          <w:numId w:val="8"/>
+        </w:numPr>
+        <w:rPr>
+          <w:sz w:val="24"/>
+          <w:szCs w:val="24"/>
+        </w:rPr>
+      </w:pPr>
+      <w:r>
+        <w:rPr>
+          <w:sz w:val="24"/>
+          <w:szCs w:val="24"/>
+        </w:rPr>
+        <w:t xml:space="preserve">Cumplimiento de normativas legales de protección de datos </w:t>
+      </w:r>
+    </w:p>
+    <w:p>
+      <w:pPr>
+        <w:rPr>
+          <w:sz w:val="24"/>
+          <w:szCs w:val="24"/>
+        </w:rPr>
+      </w:pPr>
+      <w:r>
+        <w:rPr>
+          <w:b/>
+          <w:bCs/>
+          <w:sz w:val="24"/>
+          <w:szCs w:val="24"/>
+        </w:rPr>
+        <w:t>8. Supuestos</w:t>
+      </w:r>
+      <w:r>
+        <w:rPr>
+          <w:sz w:val="24"/>
+          <w:szCs w:val="24"/>
+        </w:rPr>
+        <w:br/>
+        <w:t>Establece las condiciones asumidas para el desarrollo del proyecto:</w:t>
+      </w:r>
+    </w:p>
+    <w:p>
+      <w:pPr>
+        <w:numPr>
+          <w:ilvl w:val="0"/>
+          <w:numId w:val="9"/>
+        </w:numPr>
+        <w:rPr>
+          <w:sz w:val="24"/>
+          <w:szCs w:val="24"/>
+        </w:rPr>
+      </w:pPr>
+      <w:r>
+        <w:rPr>
+          <w:sz w:val="24"/>
+          <w:szCs w:val="24"/>
+        </w:rPr>
+        <w:t xml:space="preserve">Disponibilidad de cuentas institucionales por parte de los usuarios </w:t>
+      </w:r>
+    </w:p>
+    <w:p>
+      <w:pPr>
+        <w:numPr>
+          <w:ilvl w:val="0"/>
+          <w:numId w:val="9"/>
+        </w:numPr>
+        <w:rPr>
+          <w:sz w:val="24"/>
+          <w:szCs w:val="24"/>
+        </w:rPr>
+      </w:pPr>
+      <w:r>
+        <w:rPr>
+          <w:sz w:val="24"/>
+          <w:szCs w:val="24"/>
+        </w:rPr>
+        <w:t xml:space="preserve">Acceso continuo a la infraestructura tecnológica </w:t>
+      </w:r>
+    </w:p>
+    <w:p>
+      <w:pPr>
+        <w:numPr>
+          <w:ilvl w:val="0"/>
+          <w:numId w:val="9"/>
+        </w:numPr>
+        <w:rPr>
+          <w:sz w:val="24"/>
+          <w:szCs w:val="24"/>
+        </w:rPr>
+      </w:pPr>
+      <w:r>
+        <w:rPr>
+          <w:sz w:val="24"/>
+          <w:szCs w:val="24"/>
+        </w:rPr>
+        <w:t xml:space="preserve">Coordinación efectiva del equipo de desarrollo </w:t>
+      </w:r>
+    </w:p>
+    <w:p>
+      <w:pPr>
+        <w:numPr>
+          <w:ilvl w:val="0"/>
+          <w:numId w:val="9"/>
+        </w:numPr>
+        <w:rPr>
+          <w:sz w:val="24"/>
+          <w:szCs w:val="24"/>
+        </w:rPr>
+      </w:pPr>
+      <w:r>
+        <w:rPr>
+          <w:sz w:val="24"/>
+          <w:szCs w:val="24"/>
+        </w:rPr>
+        <w:t xml:space="preserve">Uso de datos de prueba durante la implementación </w:t>
+      </w:r>
+    </w:p>
+    <w:p>
+      <w:pPr>
+        <w:numPr>
+          <w:ilvl w:val="0"/>
+          <w:numId w:val="9"/>
+        </w:numPr>
+        <w:rPr>
+          <w:sz w:val="24"/>
+          <w:szCs w:val="24"/>
+        </w:rPr>
+      </w:pPr>
+      <w:r>
+        <w:rPr>
+          <w:sz w:val="24"/>
+          <w:szCs w:val="24"/>
+        </w:rPr>
+        <w:t xml:space="preserve">Recursos suficientes para pruebas y despliegue inicial </w:t>
+      </w:r>
+    </w:p>
+    <w:p>
+      <w:pPr>
+        <w:rPr>
+          <w:bCs/>
+          <w:sz w:val="24"/>
+          <w:szCs w:val="24"/>
+        </w:rPr>
+      </w:pPr>
+      <w:r>
+        <w:rPr>
+          <w:b/>
+          <w:sz w:val="24"/>
+          <w:szCs w:val="24"/>
+        </w:rPr>
+        <w:t>9. Resultados Esperados</w:t>
+      </w:r>
+      <w:r>
+        <w:rPr>
+          <w:bCs/>
+          <w:sz w:val="24"/>
+          <w:szCs w:val="24"/>
+        </w:rPr>
+        <w:br/>
+        <w:t xml:space="preserve">Describe los logros que se esperan alcanzar con la implementación de la Red Social UPT. Incluye la disponibilidad de una plataforma funcional accesible para la comunidad universitaria, la validación efectiva de usuarios mediante cuentas institucionales, la correcta implementación del </w:t>
+      </w:r>
+      <w:proofErr w:type="spellStart"/>
+      <w:r>
+        <w:rPr>
+          <w:bCs/>
+          <w:sz w:val="24"/>
+          <w:szCs w:val="24"/>
+        </w:rPr>
+        <w:t>feed</w:t>
+      </w:r>
+      <w:proofErr w:type="spellEnd"/>
+      <w:r>
+        <w:rPr>
+          <w:bCs/>
+          <w:sz w:val="24"/>
+          <w:szCs w:val="24"/>
+        </w:rPr>
+        <w:t xml:space="preserve"> de publicaciones e historias, así como la interacción social entre estudiantes. También se espera contar con un sistema seguro, escalable, documentado y desplegado en la nube, cumpliendo con los estándares de calidad definidos.</w:t>
+      </w:r>
+    </w:p>
+    <w:p>
+      <w:pPr>
+        <w:rPr>
+          <w:bCs/>
+          <w:sz w:val="24"/>
+          <w:szCs w:val="24"/>
+        </w:rPr>
+      </w:pPr>
+      <w:r>
+        <w:rPr>
+          <w:b/>
+          <w:sz w:val="24"/>
+          <w:szCs w:val="24"/>
+        </w:rPr>
+        <w:t>10. Metodología de Implementación</w:t>
+      </w:r>
+      <w:r>
+        <w:rPr>
+          <w:bCs/>
+          <w:sz w:val="24"/>
+          <w:szCs w:val="24"/>
+        </w:rPr>
+        <w:br/>
+        <w:t xml:space="preserve">Explica el enfoque metodológico utilizado para el desarrollo del proyecto. Se basa en prácticas ágiles, con una división del trabajo por microservicios (autenticación, publicaciones e historias, perfiles e interacciones). Incluye el uso de herramientas como GitHub para control de versiones, GitHub </w:t>
+      </w:r>
+      <w:proofErr w:type="spellStart"/>
+      <w:r>
+        <w:rPr>
+          <w:bCs/>
+          <w:sz w:val="24"/>
+          <w:szCs w:val="24"/>
+        </w:rPr>
+        <w:t>Actions</w:t>
+      </w:r>
+      <w:proofErr w:type="spellEnd"/>
+      <w:r>
+        <w:rPr>
+          <w:bCs/>
+          <w:sz w:val="24"/>
+          <w:szCs w:val="24"/>
+        </w:rPr>
+        <w:t xml:space="preserve"> para integración continua, Docker para </w:t>
+      </w:r>
+      <w:proofErr w:type="spellStart"/>
+      <w:r>
+        <w:rPr>
+          <w:bCs/>
+          <w:sz w:val="24"/>
+          <w:szCs w:val="24"/>
+        </w:rPr>
+        <w:t>contenerización</w:t>
+      </w:r>
+      <w:proofErr w:type="spellEnd"/>
+      <w:r>
+        <w:rPr>
+          <w:bCs/>
+          <w:sz w:val="24"/>
+          <w:szCs w:val="24"/>
+        </w:rPr>
+        <w:t xml:space="preserve">, y </w:t>
+      </w:r>
+      <w:proofErr w:type="spellStart"/>
+      <w:r>
+        <w:rPr>
+          <w:bCs/>
+          <w:sz w:val="24"/>
+          <w:szCs w:val="24"/>
+        </w:rPr>
+        <w:t>Terraform</w:t>
+      </w:r>
+      <w:proofErr w:type="spellEnd"/>
+      <w:r>
+        <w:rPr>
+          <w:bCs/>
+          <w:sz w:val="24"/>
+          <w:szCs w:val="24"/>
+        </w:rPr>
+        <w:t xml:space="preserve"> para la gestión de infraestructura como </w:t>
+      </w:r>
+      <w:r>
+        <w:rPr>
+          <w:bCs/>
+          <w:sz w:val="24"/>
+          <w:szCs w:val="24"/>
+        </w:rPr>
+        <w:lastRenderedPageBreak/>
+        <w:t xml:space="preserve">código. El desarrollo se realiza de manera incremental, priorizando funcionalidades críticas como la autenticación y el </w:t>
+      </w:r>
+      <w:proofErr w:type="spellStart"/>
+      <w:r>
+        <w:rPr>
+          <w:bCs/>
+          <w:sz w:val="24"/>
+          <w:szCs w:val="24"/>
+        </w:rPr>
+        <w:t>feed</w:t>
+      </w:r>
+      <w:proofErr w:type="spellEnd"/>
+      <w:r>
+        <w:rPr>
+          <w:bCs/>
+          <w:sz w:val="24"/>
+          <w:szCs w:val="24"/>
+        </w:rPr>
+        <w:t>.</w:t>
+      </w:r>
+    </w:p>
+    <w:p>
+      <w:pPr>
+        <w:rPr>
+          <w:bCs/>
+          <w:sz w:val="24"/>
+          <w:szCs w:val="24"/>
+        </w:rPr>
+      </w:pPr>
+      <w:r>
+        <w:rPr>
+          <w:b/>
+          <w:sz w:val="24"/>
+          <w:szCs w:val="24"/>
+        </w:rPr>
+        <w:t>11. Actores Claves</w:t>
+      </w:r>
+      <w:r>
+        <w:rPr>
+          <w:bCs/>
+          <w:sz w:val="24"/>
+          <w:szCs w:val="24"/>
+        </w:rPr>
+        <w:br/>
+        <w:t>Identifica a los principales participantes del proyecto, incluyendo:</w:t>
+      </w:r>
+    </w:p>
+    <w:p>
+      <w:pPr>
+        <w:numPr>
+          <w:ilvl w:val="0"/>
+          <w:numId w:val="10"/>
+        </w:numPr>
+        <w:rPr>
+          <w:bCs/>
+          <w:sz w:val="24"/>
+          <w:szCs w:val="24"/>
+        </w:rPr>
+      </w:pPr>
+      <w:r>
+        <w:rPr>
+          <w:bCs/>
+          <w:sz w:val="24"/>
+          <w:szCs w:val="24"/>
+        </w:rPr>
+        <w:t xml:space="preserve">Equipo de desarrollo (estudiantes encargados de implementar el sistema) </w:t>
+      </w:r>
+    </w:p>
+    <w:p>
+      <w:pPr>
+        <w:numPr>
+          <w:ilvl w:val="0"/>
+          <w:numId w:val="10"/>
+        </w:numPr>
+        <w:rPr>
+          <w:bCs/>
+          <w:sz w:val="24"/>
+          <w:szCs w:val="24"/>
+        </w:rPr>
+      </w:pPr>
+      <w:r>
+        <w:rPr>
+          <w:bCs/>
+          <w:sz w:val="24"/>
+          <w:szCs w:val="24"/>
+        </w:rPr>
+        <w:t xml:space="preserve">Docente del curso (responsable de la evaluación del proyecto) </w:t>
+      </w:r>
+    </w:p>
+    <w:p>
+      <w:pPr>
+        <w:numPr>
+          <w:ilvl w:val="0"/>
+          <w:numId w:val="10"/>
+        </w:numPr>
+        <w:rPr>
+          <w:bCs/>
+          <w:sz w:val="24"/>
+          <w:szCs w:val="24"/>
+        </w:rPr>
+      </w:pPr>
+      <w:r>
+        <w:rPr>
+          <w:bCs/>
+          <w:sz w:val="24"/>
+          <w:szCs w:val="24"/>
+        </w:rPr>
+        <w:t xml:space="preserve">Estudiantes de la UPT (usuarios finales de la plataforma) </w:t>
+      </w:r>
+    </w:p>
+    <w:p>
+      <w:pPr>
+        <w:numPr>
+          <w:ilvl w:val="0"/>
+          <w:numId w:val="10"/>
+        </w:numPr>
+        <w:rPr>
+          <w:bCs/>
+          <w:sz w:val="24"/>
+          <w:szCs w:val="24"/>
+        </w:rPr>
+      </w:pPr>
+      <w:r>
+        <w:rPr>
+          <w:bCs/>
+          <w:sz w:val="24"/>
+          <w:szCs w:val="24"/>
+        </w:rPr>
+        <w:t xml:space="preserve">Universidad Privada de Tacna (entidad que proporciona el entorno institucional) </w:t>
+      </w:r>
+    </w:p>
+    <w:p>
+      <w:pPr>
+        <w:rPr>
+          <w:bCs/>
+          <w:sz w:val="24"/>
+          <w:szCs w:val="24"/>
+        </w:rPr>
+      </w:pPr>
+      <w:r>
+        <w:rPr>
+          <w:bCs/>
+          <w:sz w:val="24"/>
+          <w:szCs w:val="24"/>
+        </w:rPr>
+        <w:t>Cada actor cumple un rol fundamental en el desarrollo, validación y uso del sistema.</w:t>
+      </w:r>
+    </w:p>
+    <w:p>
+      <w:pPr>
+        <w:rPr>
+          <w:bCs/>
+        </w:rPr>
+      </w:pPr>
+      <w:r>
+        <w:rPr>
+          <w:b/>
+          <w:sz w:val="24"/>
+          <w:szCs w:val="24"/>
+        </w:rPr>
+        <w:t>12. Papel y Responsabilidades del Personal</w:t>
+      </w:r>
+      <w:r>
+        <w:rPr>
+          <w:b/>
+          <w:sz w:val="24"/>
+          <w:szCs w:val="24"/>
+        </w:rPr>
+        <w:br/>
+      </w:r>
+      <w:r>
+        <w:rPr>
+          <w:bCs/>
+        </w:rPr>
+        <w:t>El desarrollo de la Red Social UPT es llevado a cabo por un equipo conformado por tres integrantes, quienes trabajan de manera coordinada bajo una distribución clara de responsabilidades basada en la arquitectura de microservicios del sistema.</w:t>
+      </w:r>
+    </w:p>
+    <w:p>
+      <w:pPr>
+        <w:rPr>
+          <w:bCs/>
+          <w:sz w:val="24"/>
+          <w:szCs w:val="24"/>
+        </w:rPr>
+      </w:pPr>
+      <w:r>
+        <w:rPr>
+          <w:bCs/>
+          <w:sz w:val="24"/>
+          <w:szCs w:val="24"/>
+        </w:rPr>
+        <w:t>Cada integrante asume el desarrollo de un componente principal del sistema:</w:t>
+      </w:r>
+    </w:p>
+    <w:p>
+      <w:pPr>
+        <w:numPr>
+          <w:ilvl w:val="0"/>
+          <w:numId w:val="11"/>
+        </w:numPr>
+        <w:rPr>
+          <w:bCs/>
+          <w:sz w:val="24"/>
+          <w:szCs w:val="24"/>
+        </w:rPr>
+      </w:pPr>
+      <w:r>
+        <w:rPr>
+          <w:b/>
+          <w:bCs/>
+          <w:sz w:val="24"/>
+          <w:szCs w:val="24"/>
+        </w:rPr>
+        <w:t>Responsable del Microservicio de Autenticación (Auth Service)</w:t>
+      </w:r>
+      <w:r>
+        <w:rPr>
+          <w:bCs/>
+          <w:sz w:val="24"/>
+          <w:szCs w:val="24"/>
+        </w:rPr>
+        <w:br/>
+        <w:t xml:space="preserve">Encargado de implementar el registro e inicio de sesión con cuentas institucionales @virtual.upt.pe, la generación y validación de tokens JWT, y la gestión de seguridad del sistema. Además, cumple un rol de coordinación general del proyecto, asegurando la correcta integración entre los servicios. </w:t>
+      </w:r>
+    </w:p>
+    <w:p>
+      <w:pPr>
+        <w:numPr>
+          <w:ilvl w:val="0"/>
+          <w:numId w:val="11"/>
+        </w:numPr>
+        <w:rPr>
+          <w:bCs/>
+          <w:sz w:val="24"/>
+          <w:szCs w:val="24"/>
+        </w:rPr>
+      </w:pPr>
+      <w:r>
+        <w:rPr>
+          <w:b/>
+          <w:bCs/>
+          <w:sz w:val="24"/>
+          <w:szCs w:val="24"/>
+        </w:rPr>
+        <w:t>Responsable del Microservicio de Publicaciones e Historias (Posts Service)</w:t>
+      </w:r>
+      <w:r>
+        <w:rPr>
+          <w:bCs/>
+          <w:sz w:val="24"/>
+          <w:szCs w:val="24"/>
+        </w:rPr>
+        <w:br/>
+        <w:t xml:space="preserve">Desarrolla el módulo del </w:t>
+      </w:r>
+      <w:proofErr w:type="spellStart"/>
+      <w:r>
+        <w:rPr>
+          <w:bCs/>
+          <w:sz w:val="24"/>
+          <w:szCs w:val="24"/>
+        </w:rPr>
+        <w:t>feed</w:t>
+      </w:r>
+      <w:proofErr w:type="spellEnd"/>
+      <w:r>
+        <w:rPr>
+          <w:bCs/>
+          <w:sz w:val="24"/>
+          <w:szCs w:val="24"/>
+        </w:rPr>
+        <w:t xml:space="preserve"> en tiempo real, la creación de publicaciones con texto e imágenes, así como el sistema de historias efímeras con expiración automática. También gestiona el almacenamiento de archivos y optimización del rendimiento del contenido multimedia. </w:t>
+      </w:r>
+    </w:p>
+    <w:p>
+      <w:pPr>
+        <w:numPr>
+          <w:ilvl w:val="0"/>
+          <w:numId w:val="11"/>
+        </w:numPr>
+        <w:rPr>
+          <w:bCs/>
+          <w:sz w:val="24"/>
+          <w:szCs w:val="24"/>
+        </w:rPr>
+      </w:pPr>
+      <w:r>
+        <w:rPr>
+          <w:b/>
+          <w:bCs/>
+          <w:sz w:val="24"/>
+          <w:szCs w:val="24"/>
+        </w:rPr>
+        <w:t>Responsable del Microservicio de Perfiles e Interacciones (</w:t>
+      </w:r>
+      <w:proofErr w:type="spellStart"/>
+      <w:r>
+        <w:rPr>
+          <w:b/>
+          <w:bCs/>
+          <w:sz w:val="24"/>
+          <w:szCs w:val="24"/>
+        </w:rPr>
+        <w:t>Profile</w:t>
+      </w:r>
+      <w:proofErr w:type="spellEnd"/>
+      <w:r>
+        <w:rPr>
+          <w:b/>
+          <w:bCs/>
+          <w:sz w:val="24"/>
+          <w:szCs w:val="24"/>
+        </w:rPr>
+        <w:t xml:space="preserve"> &amp; Social Service)</w:t>
+      </w:r>
+      <w:r>
+        <w:rPr>
+          <w:bCs/>
+          <w:sz w:val="24"/>
+          <w:szCs w:val="24"/>
+        </w:rPr>
+        <w:br/>
+        <w:t>Implementa la gestión de perfiles de usuario, incluyendo datos académicos como carrera y facultad, así como las funcionalidades de interacción social (</w:t>
+      </w:r>
+      <w:proofErr w:type="spellStart"/>
+      <w:r>
+        <w:rPr>
+          <w:bCs/>
+          <w:sz w:val="24"/>
+          <w:szCs w:val="24"/>
+        </w:rPr>
+        <w:t>likes</w:t>
+      </w:r>
+      <w:proofErr w:type="spellEnd"/>
+      <w:r>
+        <w:rPr>
+          <w:bCs/>
+          <w:sz w:val="24"/>
+          <w:szCs w:val="24"/>
+        </w:rPr>
+        <w:t xml:space="preserve">, comentarios y segmentación por grupos). </w:t>
+      </w:r>
+    </w:p>
+    <w:p>
+      <w:pPr>
+        <w:rPr>
+          <w:bCs/>
+          <w:sz w:val="24"/>
+          <w:szCs w:val="24"/>
+        </w:rPr>
+      </w:pPr>
+      <w:r>
+        <w:rPr>
+          <w:bCs/>
+          <w:sz w:val="24"/>
+          <w:szCs w:val="24"/>
+        </w:rPr>
+        <w:t>Adicionalmente, el equipo trabaja de forma conjunta en:</w:t>
+      </w:r>
+    </w:p>
+    <w:p>
+      <w:pPr>
+        <w:numPr>
+          <w:ilvl w:val="0"/>
+          <w:numId w:val="12"/>
+        </w:numPr>
+        <w:rPr>
+          <w:bCs/>
+          <w:sz w:val="24"/>
+          <w:szCs w:val="24"/>
+        </w:rPr>
+      </w:pPr>
+      <w:r>
+        <w:rPr>
+          <w:bCs/>
+          <w:sz w:val="24"/>
+          <w:szCs w:val="24"/>
+        </w:rPr>
+        <w:t xml:space="preserve">Integración de los microservicios mediante </w:t>
+      </w:r>
+      <w:proofErr w:type="spellStart"/>
+      <w:r>
+        <w:rPr>
+          <w:bCs/>
+          <w:sz w:val="24"/>
+          <w:szCs w:val="24"/>
+        </w:rPr>
+        <w:t>APIs</w:t>
+      </w:r>
+      <w:proofErr w:type="spellEnd"/>
+      <w:r>
+        <w:rPr>
+          <w:bCs/>
+          <w:sz w:val="24"/>
+          <w:szCs w:val="24"/>
+        </w:rPr>
+        <w:t xml:space="preserve"> REST </w:t>
+      </w:r>
+    </w:p>
+    <w:p>
+      <w:pPr>
+        <w:numPr>
+          <w:ilvl w:val="0"/>
+          <w:numId w:val="12"/>
+        </w:numPr>
+        <w:rPr>
+          <w:bCs/>
+          <w:sz w:val="24"/>
+          <w:szCs w:val="24"/>
+        </w:rPr>
+      </w:pPr>
+      <w:r>
+        <w:rPr>
+          <w:bCs/>
+          <w:sz w:val="24"/>
+          <w:szCs w:val="24"/>
+        </w:rPr>
+        <w:t xml:space="preserve">Desarrollo del </w:t>
+      </w:r>
+      <w:proofErr w:type="spellStart"/>
+      <w:r>
+        <w:rPr>
+          <w:bCs/>
+          <w:sz w:val="24"/>
+          <w:szCs w:val="24"/>
+        </w:rPr>
+        <w:t>frontend</w:t>
+      </w:r>
+      <w:proofErr w:type="spellEnd"/>
+      <w:r>
+        <w:rPr>
+          <w:bCs/>
+          <w:sz w:val="24"/>
+          <w:szCs w:val="24"/>
+        </w:rPr>
+        <w:t xml:space="preserve"> web </w:t>
+      </w:r>
+    </w:p>
+    <w:p>
+      <w:pPr>
+        <w:numPr>
+          <w:ilvl w:val="0"/>
+          <w:numId w:val="12"/>
+        </w:numPr>
+        <w:rPr>
+          <w:bCs/>
+          <w:sz w:val="24"/>
+          <w:szCs w:val="24"/>
+        </w:rPr>
+      </w:pPr>
+      <w:r>
+        <w:rPr>
+          <w:bCs/>
+          <w:sz w:val="24"/>
+          <w:szCs w:val="24"/>
+        </w:rPr>
+        <w:t xml:space="preserve">Configuración del entorno con Docker y Docker </w:t>
+      </w:r>
+      <w:proofErr w:type="spellStart"/>
+      <w:r>
+        <w:rPr>
+          <w:bCs/>
+          <w:sz w:val="24"/>
+          <w:szCs w:val="24"/>
+        </w:rPr>
+        <w:t>Compose</w:t>
+      </w:r>
+      <w:proofErr w:type="spellEnd"/>
+      <w:r>
+        <w:rPr>
+          <w:bCs/>
+          <w:sz w:val="24"/>
+          <w:szCs w:val="24"/>
+        </w:rPr>
+        <w:t xml:space="preserve"> </w:t>
+      </w:r>
+    </w:p>
+    <w:p>
+      <w:pPr>
+        <w:numPr>
+          <w:ilvl w:val="0"/>
+          <w:numId w:val="12"/>
+        </w:numPr>
+        <w:rPr>
+          <w:bCs/>
+          <w:sz w:val="24"/>
+          <w:szCs w:val="24"/>
+        </w:rPr>
+      </w:pPr>
+      <w:r>
+        <w:rPr>
+          <w:bCs/>
+          <w:sz w:val="24"/>
+          <w:szCs w:val="24"/>
+        </w:rPr>
+        <w:t xml:space="preserve">Implementación de CI/CD con GitHub </w:t>
+      </w:r>
+      <w:proofErr w:type="spellStart"/>
+      <w:r>
+        <w:rPr>
+          <w:bCs/>
+          <w:sz w:val="24"/>
+          <w:szCs w:val="24"/>
+        </w:rPr>
+        <w:t>Actions</w:t>
+      </w:r>
+      <w:proofErr w:type="spellEnd"/>
+      <w:r>
+        <w:rPr>
+          <w:bCs/>
+          <w:sz w:val="24"/>
+          <w:szCs w:val="24"/>
+        </w:rPr>
+        <w:t xml:space="preserve"> </w:t>
+      </w:r>
+    </w:p>
+    <w:p>
+      <w:pPr>
+        <w:numPr>
+          <w:ilvl w:val="0"/>
+          <w:numId w:val="12"/>
+        </w:numPr>
+        <w:rPr>
+          <w:bCs/>
+          <w:sz w:val="24"/>
+          <w:szCs w:val="24"/>
+        </w:rPr>
+      </w:pPr>
+      <w:r>
+        <w:rPr>
+          <w:bCs/>
+          <w:sz w:val="24"/>
+          <w:szCs w:val="24"/>
+        </w:rPr>
+        <w:t xml:space="preserve">Gestión de infraestructura mediante </w:t>
+      </w:r>
+      <w:proofErr w:type="spellStart"/>
+      <w:r>
+        <w:rPr>
+          <w:bCs/>
+          <w:sz w:val="24"/>
+          <w:szCs w:val="24"/>
+        </w:rPr>
+        <w:t>Terraform</w:t>
+      </w:r>
+      <w:proofErr w:type="spellEnd"/>
+      <w:r>
+        <w:rPr>
+          <w:bCs/>
+          <w:sz w:val="24"/>
+          <w:szCs w:val="24"/>
+        </w:rPr>
+        <w:t xml:space="preserve"> </w:t>
+      </w:r>
+    </w:p>
+    <w:p>
+      <w:pPr>
+        <w:numPr>
+          <w:ilvl w:val="0"/>
+          <w:numId w:val="12"/>
+        </w:numPr>
+        <w:rPr>
+          <w:bCs/>
+          <w:sz w:val="24"/>
+          <w:szCs w:val="24"/>
+        </w:rPr>
+      </w:pPr>
+      <w:r>
+        <w:rPr>
+          <w:bCs/>
+          <w:sz w:val="24"/>
+          <w:szCs w:val="24"/>
+        </w:rPr>
+        <w:lastRenderedPageBreak/>
+        <w:t xml:space="preserve">Documentación técnica en README y Wiki del repositorio </w:t>
+      </w:r>
+    </w:p>
+    <w:p>
+      <w:pPr>
+        <w:rPr>
+          <w:bCs/>
+          <w:sz w:val="24"/>
+          <w:szCs w:val="24"/>
+        </w:rPr>
+      </w:pPr>
+      <w:r>
+        <w:rPr>
+          <w:bCs/>
+          <w:sz w:val="24"/>
+          <w:szCs w:val="24"/>
+        </w:rPr>
+        <w:t xml:space="preserve">El </w:t>
+      </w:r>
+      <w:r>
+        <w:rPr>
+          <w:b/>
+          <w:bCs/>
+          <w:sz w:val="24"/>
+          <w:szCs w:val="24"/>
+        </w:rPr>
+        <w:t>administrador del sistema</w:t>
+      </w:r>
+      <w:r>
+        <w:rPr>
+          <w:bCs/>
+          <w:sz w:val="24"/>
+          <w:szCs w:val="24"/>
+        </w:rPr>
+        <w:t>, rol asumido por el equipo de desarrollo durante la fase operativa, se encarga de supervisar el estado de los servicios, monitorear el rendimiento y gestionar posibles incidencias.</w:t>
+      </w:r>
+    </w:p>
+    <w:p>
+      <w:pPr>
+        <w:rPr>
+          <w:bCs/>
+          <w:sz w:val="24"/>
+          <w:szCs w:val="24"/>
+        </w:rPr>
+      </w:pPr>
+      <w:r>
+        <w:rPr>
+          <w:bCs/>
+          <w:sz w:val="24"/>
+          <w:szCs w:val="24"/>
+        </w:rPr>
+        <w:t xml:space="preserve">El </w:t>
+      </w:r>
+      <w:r>
+        <w:rPr>
+          <w:b/>
+          <w:bCs/>
+          <w:sz w:val="24"/>
+          <w:szCs w:val="24"/>
+        </w:rPr>
+        <w:t>docente del curso</w:t>
+      </w:r>
+      <w:r>
+        <w:rPr>
+          <w:bCs/>
+          <w:sz w:val="24"/>
+          <w:szCs w:val="24"/>
+        </w:rPr>
+        <w:t xml:space="preserve"> cumple la función de evaluador del proyecto, verificando el cumplimiento de los entregables (FD01 a FD06), la calidad técnica del sistema y la correcta aplicación de los conceptos de arquitectura de software.</w:t>
+      </w:r>
+    </w:p>
+    <w:p>
+      <w:pPr>
+        <w:rPr>
+          <w:bCs/>
+        </w:rPr>
+      </w:pPr>
+      <w:r>
+        <w:rPr>
+          <w:b/>
+          <w:sz w:val="24"/>
+          <w:szCs w:val="24"/>
+        </w:rPr>
+        <w:t>13. Plan de Monitoreo y Evaluación</w:t>
+      </w:r>
+      <w:r>
+        <w:rPr>
+          <w:bCs/>
+          <w:sz w:val="24"/>
+          <w:szCs w:val="24"/>
+        </w:rPr>
+        <w:br/>
+      </w:r>
+      <w:r>
+        <w:rPr>
+          <w:bCs/>
+        </w:rPr>
+        <w:t>El proyecto incorpora mecanismos continuos de monitoreo y evaluación con el objetivo de garantizar la calidad, seguridad y correcto funcionamiento del sistema.</w:t>
+      </w:r>
+    </w:p>
+    <w:p>
+      <w:pPr>
+        <w:rPr>
+          <w:bCs/>
+          <w:sz w:val="24"/>
+          <w:szCs w:val="24"/>
+        </w:rPr>
+      </w:pPr>
+      <w:r>
+        <w:rPr>
+          <w:bCs/>
+          <w:sz w:val="24"/>
+          <w:szCs w:val="24"/>
+        </w:rPr>
+        <w:t xml:space="preserve">El control de calidad del código se realiza mediante herramientas especializadas como </w:t>
+      </w:r>
+      <w:r>
+        <w:rPr>
+          <w:b/>
+          <w:bCs/>
+          <w:sz w:val="24"/>
+          <w:szCs w:val="24"/>
+        </w:rPr>
+        <w:t>SonarQube</w:t>
+      </w:r>
+      <w:r>
+        <w:rPr>
+          <w:bCs/>
+          <w:sz w:val="24"/>
+          <w:szCs w:val="24"/>
+        </w:rPr>
+        <w:t xml:space="preserve">, que analiza métricas de mantenibilidad, duplicación y vulnerabilidades, y </w:t>
+      </w:r>
+      <w:proofErr w:type="spellStart"/>
+      <w:r>
+        <w:rPr>
+          <w:b/>
+          <w:bCs/>
+          <w:sz w:val="24"/>
+          <w:szCs w:val="24"/>
+        </w:rPr>
+        <w:t>Snyk</w:t>
+      </w:r>
+      <w:proofErr w:type="spellEnd"/>
+      <w:r>
+        <w:rPr>
+          <w:b/>
+          <w:bCs/>
+          <w:sz w:val="24"/>
+          <w:szCs w:val="24"/>
+        </w:rPr>
+        <w:t xml:space="preserve"> o </w:t>
+      </w:r>
+      <w:proofErr w:type="spellStart"/>
+      <w:r>
+        <w:rPr>
+          <w:b/>
+          <w:bCs/>
+          <w:sz w:val="24"/>
+          <w:szCs w:val="24"/>
+        </w:rPr>
+        <w:t>Semgrep</w:t>
+      </w:r>
+      <w:proofErr w:type="spellEnd"/>
+      <w:r>
+        <w:rPr>
+          <w:bCs/>
+          <w:sz w:val="24"/>
+          <w:szCs w:val="24"/>
+        </w:rPr>
+        <w:t>, que permiten detectar riesgos de seguridad en dependencias y código fuente.</w:t>
+      </w:r>
+    </w:p>
+    <w:p>
+      <w:pPr>
+        <w:rPr>
+          <w:bCs/>
+          <w:sz w:val="24"/>
+          <w:szCs w:val="24"/>
+        </w:rPr>
+      </w:pPr>
+      <w:r>
+        <w:rPr>
+          <w:bCs/>
+          <w:sz w:val="24"/>
+          <w:szCs w:val="24"/>
+        </w:rPr>
+        <w:t xml:space="preserve">El pipeline de </w:t>
+      </w:r>
+      <w:r>
+        <w:rPr>
+          <w:b/>
+          <w:bCs/>
+          <w:sz w:val="24"/>
+          <w:szCs w:val="24"/>
+        </w:rPr>
+        <w:t>integración continua (CI/CD)</w:t>
+      </w:r>
+      <w:r>
+        <w:rPr>
+          <w:bCs/>
+          <w:sz w:val="24"/>
+          <w:szCs w:val="24"/>
+        </w:rPr>
+        <w:t xml:space="preserve"> configurado en GitHub </w:t>
+      </w:r>
+      <w:proofErr w:type="spellStart"/>
+      <w:r>
+        <w:rPr>
+          <w:bCs/>
+          <w:sz w:val="24"/>
+          <w:szCs w:val="24"/>
+        </w:rPr>
+        <w:t>Actions</w:t>
+      </w:r>
+      <w:proofErr w:type="spellEnd"/>
+      <w:r>
+        <w:rPr>
+          <w:bCs/>
+          <w:sz w:val="24"/>
+          <w:szCs w:val="24"/>
+        </w:rPr>
+        <w:t xml:space="preserve"> ejecuta automáticamente validaciones en cada actualización del repositorio, asegurando que el sistema cumpla con los estándares definidos antes de ser integrado.</w:t>
+      </w:r>
+    </w:p>
+    <w:p>
+      <w:pPr>
+        <w:rPr>
+          <w:bCs/>
+          <w:sz w:val="24"/>
+          <w:szCs w:val="24"/>
+        </w:rPr>
+      </w:pPr>
+      <w:r>
+        <w:rPr>
+          <w:bCs/>
+          <w:sz w:val="24"/>
+          <w:szCs w:val="24"/>
+        </w:rPr>
+        <w:t>El monitoreo del sistema incluye:</w:t>
+      </w:r>
+    </w:p>
+    <w:p>
+      <w:pPr>
+        <w:numPr>
+          <w:ilvl w:val="0"/>
+          <w:numId w:val="13"/>
+        </w:numPr>
+        <w:rPr>
+          <w:bCs/>
+          <w:sz w:val="24"/>
+          <w:szCs w:val="24"/>
+        </w:rPr>
+      </w:pPr>
+      <w:r>
+        <w:rPr>
+          <w:bCs/>
+          <w:sz w:val="24"/>
+          <w:szCs w:val="24"/>
+        </w:rPr>
+        <w:t xml:space="preserve">Verificación del estado de los microservicios desplegados en Docker </w:t>
+      </w:r>
+    </w:p>
+    <w:p>
+      <w:pPr>
+        <w:numPr>
+          <w:ilvl w:val="0"/>
+          <w:numId w:val="13"/>
+        </w:numPr>
+        <w:rPr>
+          <w:bCs/>
+          <w:sz w:val="24"/>
+          <w:szCs w:val="24"/>
+        </w:rPr>
+      </w:pPr>
+      <w:r>
+        <w:rPr>
+          <w:bCs/>
+          <w:sz w:val="24"/>
+          <w:szCs w:val="24"/>
+        </w:rPr>
+        <w:t xml:space="preserve">Evaluación del rendimiento de las </w:t>
+      </w:r>
+      <w:proofErr w:type="spellStart"/>
+      <w:r>
+        <w:rPr>
+          <w:bCs/>
+          <w:sz w:val="24"/>
+          <w:szCs w:val="24"/>
+        </w:rPr>
+        <w:t>APIs</w:t>
+      </w:r>
+      <w:proofErr w:type="spellEnd"/>
+      <w:r>
+        <w:rPr>
+          <w:bCs/>
+          <w:sz w:val="24"/>
+          <w:szCs w:val="24"/>
+        </w:rPr>
+        <w:t xml:space="preserve"> (tiempos de respuesta) </w:t>
+      </w:r>
+    </w:p>
+    <w:p>
+      <w:pPr>
+        <w:numPr>
+          <w:ilvl w:val="0"/>
+          <w:numId w:val="13"/>
+        </w:numPr>
+        <w:rPr>
+          <w:bCs/>
+          <w:sz w:val="24"/>
+          <w:szCs w:val="24"/>
+        </w:rPr>
+      </w:pPr>
+      <w:r>
+        <w:rPr>
+          <w:bCs/>
+          <w:sz w:val="24"/>
+          <w:szCs w:val="24"/>
+        </w:rPr>
+        <w:t xml:space="preserve">Validación del funcionamiento del </w:t>
+      </w:r>
+      <w:proofErr w:type="spellStart"/>
+      <w:r>
+        <w:rPr>
+          <w:bCs/>
+          <w:sz w:val="24"/>
+          <w:szCs w:val="24"/>
+        </w:rPr>
+        <w:t>feed</w:t>
+      </w:r>
+      <w:proofErr w:type="spellEnd"/>
+      <w:r>
+        <w:rPr>
+          <w:bCs/>
+          <w:sz w:val="24"/>
+          <w:szCs w:val="24"/>
+        </w:rPr>
+        <w:t xml:space="preserve">, autenticación e interacciones </w:t>
+      </w:r>
+    </w:p>
+    <w:p>
+      <w:pPr>
+        <w:numPr>
+          <w:ilvl w:val="0"/>
+          <w:numId w:val="13"/>
+        </w:numPr>
+        <w:rPr>
+          <w:bCs/>
+          <w:sz w:val="24"/>
+          <w:szCs w:val="24"/>
+        </w:rPr>
+      </w:pPr>
+      <w:r>
+        <w:rPr>
+          <w:bCs/>
+          <w:sz w:val="24"/>
+          <w:szCs w:val="24"/>
+        </w:rPr>
+        <w:t xml:space="preserve">Control del uso de recursos en la VPS (CPU, RAM, almacenamiento) </w:t>
+      </w:r>
+    </w:p>
+    <w:p>
+      <w:pPr>
+        <w:rPr>
+          <w:bCs/>
+          <w:sz w:val="24"/>
+          <w:szCs w:val="24"/>
+        </w:rPr>
+      </w:pPr>
+      <w:r>
+        <w:rPr>
+          <w:bCs/>
+          <w:sz w:val="24"/>
+          <w:szCs w:val="24"/>
+        </w:rPr>
+        <w:t>La evaluación del cumplimiento del proyecto se basa en:</w:t>
+      </w:r>
+    </w:p>
+    <w:p>
+      <w:pPr>
+        <w:numPr>
+          <w:ilvl w:val="0"/>
+          <w:numId w:val="14"/>
+        </w:numPr>
+        <w:rPr>
+          <w:bCs/>
+          <w:sz w:val="24"/>
+          <w:szCs w:val="24"/>
+        </w:rPr>
+      </w:pPr>
+      <w:r>
+        <w:rPr>
+          <w:bCs/>
+          <w:sz w:val="24"/>
+          <w:szCs w:val="24"/>
+        </w:rPr>
+        <w:t xml:space="preserve">Implementación completa de los requerimientos funcionales </w:t>
+      </w:r>
+    </w:p>
+    <w:p>
+      <w:pPr>
+        <w:numPr>
+          <w:ilvl w:val="0"/>
+          <w:numId w:val="14"/>
+        </w:numPr>
+        <w:rPr>
+          <w:bCs/>
+          <w:sz w:val="24"/>
+          <w:szCs w:val="24"/>
+        </w:rPr>
+      </w:pPr>
+      <w:r>
+        <w:rPr>
+          <w:bCs/>
+          <w:sz w:val="24"/>
+          <w:szCs w:val="24"/>
+        </w:rPr>
+        <w:t xml:space="preserve">Entrega progresiva de documentos FD01 a FD06 </w:t>
+      </w:r>
+    </w:p>
+    <w:p>
+      <w:pPr>
+        <w:numPr>
+          <w:ilvl w:val="0"/>
+          <w:numId w:val="14"/>
+        </w:numPr>
+        <w:rPr>
+          <w:bCs/>
+          <w:sz w:val="24"/>
+          <w:szCs w:val="24"/>
+        </w:rPr>
+      </w:pPr>
+      <w:r>
+        <w:rPr>
+          <w:bCs/>
+          <w:sz w:val="24"/>
+          <w:szCs w:val="24"/>
+        </w:rPr>
+        <w:t xml:space="preserve">Funcionamiento del sistema desplegado en la nube </w:t>
+      </w:r>
+    </w:p>
+    <w:p>
+      <w:pPr>
+        <w:numPr>
+          <w:ilvl w:val="0"/>
+          <w:numId w:val="14"/>
+        </w:numPr>
+        <w:rPr>
+          <w:bCs/>
+          <w:sz w:val="24"/>
+          <w:szCs w:val="24"/>
+        </w:rPr>
+      </w:pPr>
+      <w:r>
+        <w:rPr>
+          <w:bCs/>
+          <w:sz w:val="24"/>
+          <w:szCs w:val="24"/>
+        </w:rPr>
+        <w:t xml:space="preserve">Calidad del código según herramientas de análisis </w:t>
+      </w:r>
+    </w:p>
+    <w:p>
+      <w:pPr>
+        <w:numPr>
+          <w:ilvl w:val="0"/>
+          <w:numId w:val="14"/>
+        </w:numPr>
+        <w:rPr>
+          <w:bCs/>
+          <w:sz w:val="24"/>
+          <w:szCs w:val="24"/>
+        </w:rPr>
+      </w:pPr>
+      <w:r>
+        <w:rPr>
+          <w:bCs/>
+          <w:sz w:val="24"/>
+          <w:szCs w:val="24"/>
+        </w:rPr>
+        <w:t xml:space="preserve">Documentación en GitHub (README y Wiki con </w:t>
+      </w:r>
+      <w:proofErr w:type="spellStart"/>
+      <w:r>
+        <w:rPr>
+          <w:bCs/>
+          <w:sz w:val="24"/>
+          <w:szCs w:val="24"/>
+        </w:rPr>
+        <w:t>roadmap</w:t>
+      </w:r>
+      <w:proofErr w:type="spellEnd"/>
+      <w:r>
+        <w:rPr>
+          <w:bCs/>
+          <w:sz w:val="24"/>
+          <w:szCs w:val="24"/>
+        </w:rPr>
+        <w:t xml:space="preserve">) </w:t>
+      </w:r>
+    </w:p>
+    <w:p>
+      <w:pPr>
+        <w:rPr>
+          <w:bCs/>
+          <w:sz w:val="24"/>
+          <w:szCs w:val="24"/>
+        </w:rPr>
+      </w:pPr>
+      <w:r>
+        <w:rPr>
+          <w:bCs/>
+          <w:sz w:val="24"/>
+          <w:szCs w:val="24"/>
+        </w:rPr>
+        <w:t>Este enfoque permite detectar errores de manera temprana y asegurar la estabilidad del sistema antes de su entrega final.</w:t>
+      </w:r>
+    </w:p>
+    <w:p>
+      <w:pPr>
+        <w:rPr>
+          <w:bCs/>
+        </w:rPr>
+      </w:pPr>
+      <w:r>
+        <w:rPr>
+          <w:b/>
+          <w:sz w:val="24"/>
+          <w:szCs w:val="24"/>
+        </w:rPr>
+        <w:t>14. Cronograma del Proyecto</w:t>
+      </w:r>
+      <w:r>
+        <w:rPr>
+          <w:bCs/>
+          <w:sz w:val="24"/>
+          <w:szCs w:val="24"/>
+        </w:rPr>
+        <w:br/>
+      </w:r>
+      <w:r>
+        <w:rPr>
+          <w:bCs/>
+        </w:rPr>
+        <w:t xml:space="preserve">El desarrollo del proyecto se organiza en un período comprendido entre los meses de </w:t>
+      </w:r>
+      <w:r>
+        <w:rPr>
+          <w:b/>
+          <w:bCs/>
+        </w:rPr>
+        <w:t>marzo y junio</w:t>
+      </w:r>
+      <w:r>
+        <w:rPr>
+          <w:bCs/>
+        </w:rPr>
+        <w:t>, distribuyendo las actividades en fases progresivas:</w:t>
+      </w:r>
+    </w:p>
+    <w:p>
+      <w:pPr>
+        <w:rPr>
+          <w:bCs/>
+        </w:rPr>
+      </w:pPr>
+    </w:p>
+    <w:tbl>
+      <w:tblPr>
+        <w:tblW w:w="0" w:type="auto"/>
+        <w:tblCellSpacing w:w="15" w:type="dxa"/>
+        <w:tblBorders>
+          <w:top w:val="single" w:sz="4" w:space="0" w:color="auto"/>
+          <w:left w:val="single" w:sz="4" w:space="0" w:color="auto"/>
+          <w:bottom w:val="single" w:sz="4" w:space="0" w:color="auto"/>
+          <w:right w:val="single" w:sz="4" w:space="0" w:color="auto"/>
+          <w:insideH w:val="single" w:sz="4" w:space="0" w:color="auto"/>
+          <w:insideV w:val="single" w:sz="4" w:space="0" w:color="auto"/>
+        </w:tblBorders>
+        <w:tblCellMar>
+          <w:top w:w="15" w:type="dxa"/>
+          <w:left w:w="15" w:type="dxa"/>
+          <w:bottom w:w="15" w:type="dxa"/>
+          <w:right w:w="15" w:type="dxa"/>
+        </w:tblCellMar>
+        <w:tblLook w:val="04A0" w:firstRow="1" w:lastRow="0" w:firstColumn="1" w:lastColumn="0" w:noHBand="0" w:noVBand="1"/>
+      </w:tblPr>
+      <w:tblGrid>
+        <w:gridCol w:w="680"/>
+        <w:gridCol w:w="1609"/>
+        <w:gridCol w:w="6205"/>
+      </w:tblGrid>
+      <w:tr>
+        <w:trPr>
+          <w:tblHeader/>
+          <w:tblCellSpacing w:w="15" w:type="dxa"/>
+        </w:trPr>
+        <w:tc>
+          <w:tcPr>
+            <w:tcW w:w="0" w:type="auto"/>
+            <w:vAlign w:val="center"/>
+            <w:hideMark/>
+          </w:tcPr>
+          <w:p>
+            <w:pPr>
+              <w:jc w:val="center"/>
+              <w:rPr>
+                <w:b/>
+                <w:bCs/>
+              </w:rPr>
+            </w:pPr>
+            <w:r>
+              <w:rPr>
+                <w:b/>
+                <w:bCs/>
+              </w:rPr>
+              <w:lastRenderedPageBreak/>
+              <w:t>Mes</w:t>
+            </w:r>
+          </w:p>
+        </w:tc>
+        <w:tc>
+          <w:tcPr>
+            <w:tcW w:w="0" w:type="auto"/>
+            <w:vAlign w:val="center"/>
+            <w:hideMark/>
+          </w:tcPr>
+          <w:p>
+            <w:pPr>
+              <w:jc w:val="center"/>
+              <w:rPr>
+                <w:b/>
+                <w:bCs/>
+              </w:rPr>
+            </w:pPr>
+            <w:r>
+              <w:rPr>
+                <w:b/>
+                <w:bCs/>
+              </w:rPr>
+              <w:t>Fase</w:t>
+            </w:r>
+          </w:p>
+        </w:tc>
+        <w:tc>
+          <w:tcPr>
+            <w:tcW w:w="0" w:type="auto"/>
+            <w:vAlign w:val="center"/>
+            <w:hideMark/>
+          </w:tcPr>
+          <w:p>
+            <w:pPr>
+              <w:jc w:val="center"/>
+              <w:rPr>
+                <w:b/>
+                <w:bCs/>
+              </w:rPr>
+            </w:pPr>
+            <w:r>
+              <w:rPr>
+                <w:b/>
+                <w:bCs/>
+              </w:rPr>
+              <w:t>Actividades Principales</w:t>
+            </w:r>
+          </w:p>
+        </w:tc>
+      </w:tr>
+      <w:tr>
+        <w:trPr>
+          <w:tblCellSpacing w:w="15" w:type="dxa"/>
+        </w:trPr>
+        <w:tc>
+          <w:tcPr>
+            <w:tcW w:w="0" w:type="auto"/>
+            <w:vAlign w:val="center"/>
+            <w:hideMark/>
+          </w:tcPr>
+          <w:p>
+            <w:pPr>
+              <w:jc w:val="center"/>
+              <w:rPr>
+                <w:bCs/>
+              </w:rPr>
+            </w:pPr>
+            <w:r>
+              <w:rPr>
+                <w:b/>
+                <w:bCs/>
+              </w:rPr>
+              <w:t>Marzo</w:t>
+            </w:r>
+          </w:p>
+        </w:tc>
+        <w:tc>
+          <w:tcPr>
+            <w:tcW w:w="0" w:type="auto"/>
+            <w:vAlign w:val="center"/>
+            <w:hideMark/>
+          </w:tcPr>
+          <w:p>
+            <w:pPr>
+              <w:jc w:val="center"/>
+              <w:rPr>
+                <w:bCs/>
+              </w:rPr>
+            </w:pPr>
+            <w:r>
+              <w:rPr>
+                <w:bCs/>
+              </w:rPr>
+              <w:t>Inicio y Planificación</w:t>
+            </w:r>
+          </w:p>
+        </w:tc>
+        <w:tc>
+          <w:tcPr>
+            <w:tcW w:w="0" w:type="auto"/>
+            <w:vAlign w:val="center"/>
+            <w:hideMark/>
+          </w:tcPr>
+          <w:p>
+            <w:pPr>
+              <w:jc w:val="center"/>
+              <w:rPr>
+                <w:bCs/>
+              </w:rPr>
+            </w:pPr>
+            <w:r>
+              <w:rPr>
+                <w:bCs/>
+              </w:rPr>
+              <w:t>Definición del proyecto, análisis del problema, elaboración del FD01 (Informe de Factibilidad), configuración del entorno de desarrollo, creación del repositorio en GitHub</w:t>
+            </w:r>
+          </w:p>
+        </w:tc>
+      </w:tr>
+      <w:tr>
+        <w:trPr>
+          <w:tblCellSpacing w:w="15" w:type="dxa"/>
+        </w:trPr>
+        <w:tc>
+          <w:tcPr>
+            <w:tcW w:w="0" w:type="auto"/>
+            <w:vAlign w:val="center"/>
+            <w:hideMark/>
+          </w:tcPr>
+          <w:p>
+            <w:pPr>
+              <w:jc w:val="center"/>
+              <w:rPr>
+                <w:bCs/>
+              </w:rPr>
+            </w:pPr>
+            <w:r>
+              <w:rPr>
+                <w:b/>
+                <w:bCs/>
+              </w:rPr>
+              <w:t>Abril</w:t>
+            </w:r>
+          </w:p>
+        </w:tc>
+        <w:tc>
+          <w:tcPr>
+            <w:tcW w:w="0" w:type="auto"/>
+            <w:vAlign w:val="center"/>
+            <w:hideMark/>
+          </w:tcPr>
+          <w:p>
+            <w:pPr>
+              <w:jc w:val="center"/>
+              <w:rPr>
+                <w:bCs/>
+              </w:rPr>
+            </w:pPr>
+            <w:r>
+              <w:rPr>
+                <w:bCs/>
+              </w:rPr>
+              <w:t>Análisis y Diseño</w:t>
+            </w:r>
+          </w:p>
+        </w:tc>
+        <w:tc>
+          <w:tcPr>
+            <w:tcW w:w="0" w:type="auto"/>
+            <w:vAlign w:val="center"/>
+            <w:hideMark/>
+          </w:tcPr>
+          <w:p>
+            <w:pPr>
+              <w:jc w:val="center"/>
+              <w:rPr>
+                <w:bCs/>
+              </w:rPr>
+            </w:pPr>
+            <w:r>
+              <w:rPr>
+                <w:bCs/>
+              </w:rPr>
+              <w:t>Desarrollo del FD02 (Informe de Visión) y FD03 (Requerimientos), diseño de arquitectura de microservicios, inicio del desarrollo del microservicio de autenticación</w:t>
+            </w:r>
+          </w:p>
+        </w:tc>
+      </w:tr>
+      <w:tr>
+        <w:trPr>
+          <w:tblCellSpacing w:w="15" w:type="dxa"/>
+        </w:trPr>
+        <w:tc>
+          <w:tcPr>
+            <w:tcW w:w="0" w:type="auto"/>
+            <w:vAlign w:val="center"/>
+            <w:hideMark/>
+          </w:tcPr>
+          <w:p>
+            <w:pPr>
+              <w:jc w:val="center"/>
+              <w:rPr>
+                <w:bCs/>
+              </w:rPr>
+            </w:pPr>
+            <w:r>
+              <w:rPr>
+                <w:b/>
+                <w:bCs/>
+              </w:rPr>
+              <w:t>Mayo</w:t>
+            </w:r>
+          </w:p>
+        </w:tc>
+        <w:tc>
+          <w:tcPr>
+            <w:tcW w:w="0" w:type="auto"/>
+            <w:vAlign w:val="center"/>
+            <w:hideMark/>
+          </w:tcPr>
+          <w:p>
+            <w:pPr>
+              <w:jc w:val="center"/>
+              <w:rPr>
+                <w:bCs/>
+              </w:rPr>
+            </w:pPr>
+            <w:r>
+              <w:rPr>
+                <w:bCs/>
+              </w:rPr>
+              <w:t>Desarrollo e Integración</w:t>
+            </w:r>
+          </w:p>
+        </w:tc>
+        <w:tc>
+          <w:tcPr>
+            <w:tcW w:w="0" w:type="auto"/>
+            <w:vAlign w:val="center"/>
+            <w:hideMark/>
+          </w:tcPr>
+          <w:p>
+            <w:pPr>
+              <w:jc w:val="center"/>
+              <w:rPr>
+                <w:bCs/>
+              </w:rPr>
+            </w:pPr>
+            <w:r>
+              <w:rPr>
+                <w:bCs/>
+              </w:rPr>
+              <w:t xml:space="preserve">Elaboración del FD04 (Arquitectura de Software), desarrollo de microservicios (posts, historias, perfiles), integración mediante </w:t>
+            </w:r>
+            <w:proofErr w:type="spellStart"/>
+            <w:r>
+              <w:rPr>
+                <w:bCs/>
+              </w:rPr>
+              <w:t>APIs</w:t>
+            </w:r>
+            <w:proofErr w:type="spellEnd"/>
+            <w:r>
+              <w:rPr>
+                <w:bCs/>
+              </w:rPr>
+              <w:t xml:space="preserve"> REST, desarrollo del </w:t>
+            </w:r>
+            <w:proofErr w:type="spellStart"/>
+            <w:r>
+              <w:rPr>
+                <w:bCs/>
+              </w:rPr>
+              <w:t>frontend</w:t>
+            </w:r>
+            <w:proofErr w:type="spellEnd"/>
+            <w:r>
+              <w:rPr>
+                <w:bCs/>
+              </w:rPr>
+              <w:t>, pruebas iniciales</w:t>
+            </w:r>
+          </w:p>
+        </w:tc>
+      </w:tr>
+      <w:tr>
+        <w:trPr>
+          <w:tblCellSpacing w:w="15" w:type="dxa"/>
+        </w:trPr>
+        <w:tc>
+          <w:tcPr>
+            <w:tcW w:w="0" w:type="auto"/>
+            <w:vAlign w:val="center"/>
+            <w:hideMark/>
+          </w:tcPr>
+          <w:p>
+            <w:pPr>
+              <w:jc w:val="center"/>
+              <w:rPr>
+                <w:bCs/>
+              </w:rPr>
+            </w:pPr>
+            <w:r>
+              <w:rPr>
+                <w:b/>
+                <w:bCs/>
+              </w:rPr>
+              <w:t>Junio</w:t>
+            </w:r>
+          </w:p>
+        </w:tc>
+        <w:tc>
+          <w:tcPr>
+            <w:tcW w:w="0" w:type="auto"/>
+            <w:vAlign w:val="center"/>
+            <w:hideMark/>
+          </w:tcPr>
+          <w:p>
+            <w:pPr>
+              <w:jc w:val="center"/>
+              <w:rPr>
+                <w:bCs/>
+              </w:rPr>
+            </w:pPr>
+            <w:r>
+              <w:rPr>
+                <w:bCs/>
+              </w:rPr>
+              <w:t>Pruebas, Despliegue y Cierre</w:t>
+            </w:r>
+          </w:p>
+        </w:tc>
+        <w:tc>
+          <w:tcPr>
+            <w:tcW w:w="0" w:type="auto"/>
+            <w:vAlign w:val="center"/>
+            <w:hideMark/>
+          </w:tcPr>
+          <w:p>
+            <w:pPr>
+              <w:jc w:val="center"/>
+              <w:rPr>
+                <w:bCs/>
+              </w:rPr>
+            </w:pPr>
+            <w:r>
+              <w:rPr>
+                <w:bCs/>
+              </w:rPr>
+              <w:t xml:space="preserve">Desarrollo del FD05 (Informe Final) y FD06 (Propuesta), integración completa del sistema, pruebas finales, despliegue en VPS con Docker y </w:t>
+            </w:r>
+            <w:proofErr w:type="spellStart"/>
+            <w:r>
+              <w:rPr>
+                <w:bCs/>
+              </w:rPr>
+              <w:t>Terraform</w:t>
+            </w:r>
+            <w:proofErr w:type="spellEnd"/>
+            <w:r>
+              <w:rPr>
+                <w:bCs/>
+              </w:rPr>
+              <w:t>, documentación en GitHub y presentación final</w:t>
+            </w:r>
+          </w:p>
+        </w:tc>
+      </w:tr>
+    </w:tbl>
+    <w:p>
+      <w:pPr>
+        <w:rPr>
+          <w:bCs/>
+        </w:rPr>
+      </w:pPr>
+    </w:p>
+    <w:p>
+      <w:pPr>
+        <w:rPr>
+          <w:bCs/>
+        </w:rPr>
+      </w:pPr>
+      <w:r>
+        <w:rPr>
+          <w:b/>
+          <w:sz w:val="24"/>
+          <w:szCs w:val="24"/>
+        </w:rPr>
+        <w:t>15. Hitos de Entregables</w:t>
+      </w:r>
+      <w:r>
+        <w:rPr>
+          <w:bCs/>
+          <w:sz w:val="24"/>
+          <w:szCs w:val="24"/>
+        </w:rPr>
+        <w:br/>
+      </w:r>
+      <w:r>
+        <w:rPr>
+          <w:bCs/>
+        </w:rPr>
+        <w:t>El proyecto se estructura en una serie de entregables académicos que evidencian el avance del desarrollo y cumplimiento de los objetivos:</w:t>
+      </w:r>
+    </w:p>
+    <w:p>
+      <w:pPr>
+        <w:numPr>
+          <w:ilvl w:val="0"/>
+          <w:numId w:val="16"/>
+        </w:numPr>
+        <w:rPr>
+          <w:bCs/>
+          <w:sz w:val="24"/>
+          <w:szCs w:val="24"/>
+        </w:rPr>
+      </w:pPr>
+      <w:r>
+        <w:rPr>
+          <w:b/>
+          <w:bCs/>
+          <w:sz w:val="24"/>
+          <w:szCs w:val="24"/>
+        </w:rPr>
+        <w:t>FD01 – Informe de Factibilidad</w:t>
+      </w:r>
+      <w:r>
+        <w:rPr>
+          <w:bCs/>
+          <w:sz w:val="24"/>
+          <w:szCs w:val="24"/>
+        </w:rPr>
+        <w:br/>
+        <w:t xml:space="preserve">Define la viabilidad técnica, económica y operativa del proyecto, así como la configuración inicial del entorno. </w:t>
+      </w:r>
+    </w:p>
+    <w:p>
+      <w:pPr>
+        <w:numPr>
+          <w:ilvl w:val="0"/>
+          <w:numId w:val="16"/>
+        </w:numPr>
+        <w:rPr>
+          <w:bCs/>
+          <w:sz w:val="24"/>
+          <w:szCs w:val="24"/>
+        </w:rPr>
+      </w:pPr>
+      <w:r>
+        <w:rPr>
+          <w:b/>
+          <w:bCs/>
+          <w:sz w:val="24"/>
+          <w:szCs w:val="24"/>
+        </w:rPr>
+        <w:t>FD02 – Informe de Visión</w:t>
+      </w:r>
+      <w:r>
+        <w:rPr>
+          <w:bCs/>
+          <w:sz w:val="24"/>
+          <w:szCs w:val="24"/>
+        </w:rPr>
+        <w:br/>
+        <w:t xml:space="preserve">Establece la visión general del sistema, alcance, objetivos y descripción de los usuarios e interesados. </w:t>
+      </w:r>
+    </w:p>
+    <w:p>
+      <w:pPr>
+        <w:numPr>
+          <w:ilvl w:val="0"/>
+          <w:numId w:val="16"/>
+        </w:numPr>
+        <w:rPr>
+          <w:bCs/>
+          <w:sz w:val="24"/>
+          <w:szCs w:val="24"/>
+        </w:rPr>
+      </w:pPr>
+      <w:r>
+        <w:rPr>
+          <w:b/>
+          <w:bCs/>
+          <w:sz w:val="24"/>
+          <w:szCs w:val="24"/>
+        </w:rPr>
+        <w:t>FD03 – Informe de Especificación de Requerimientos</w:t>
+      </w:r>
+      <w:r>
+        <w:rPr>
+          <w:bCs/>
+          <w:sz w:val="24"/>
+          <w:szCs w:val="24"/>
+        </w:rPr>
+        <w:br/>
+        <w:t xml:space="preserve">Detalla los requerimientos funcionales y no funcionales del sistema, así como los criterios de aceptación. </w:t>
+      </w:r>
+    </w:p>
+    <w:p>
+      <w:pPr>
+        <w:numPr>
+          <w:ilvl w:val="0"/>
+          <w:numId w:val="16"/>
+        </w:numPr>
+        <w:rPr>
+          <w:bCs/>
+          <w:sz w:val="24"/>
+          <w:szCs w:val="24"/>
+        </w:rPr>
+      </w:pPr>
+      <w:r>
+        <w:rPr>
+          <w:b/>
+          <w:bCs/>
+          <w:sz w:val="24"/>
+          <w:szCs w:val="24"/>
+        </w:rPr>
+        <w:t>FD04 – Informe de Arquitectura de Software (SAD)</w:t>
+      </w:r>
+      <w:r>
+        <w:rPr>
+          <w:bCs/>
+          <w:sz w:val="24"/>
+          <w:szCs w:val="24"/>
+        </w:rPr>
+        <w:br/>
+        <w:t xml:space="preserve">Define la arquitectura basada en microservicios, componentes del sistema, diagramas y tecnologías utilizadas. </w:t>
+      </w:r>
+    </w:p>
+    <w:p>
+      <w:pPr>
+        <w:numPr>
+          <w:ilvl w:val="0"/>
+          <w:numId w:val="16"/>
+        </w:numPr>
+        <w:rPr>
+          <w:bCs/>
+          <w:sz w:val="24"/>
+          <w:szCs w:val="24"/>
+        </w:rPr>
+      </w:pPr>
+      <w:r>
+        <w:rPr>
+          <w:b/>
+          <w:bCs/>
+          <w:sz w:val="24"/>
+          <w:szCs w:val="24"/>
+        </w:rPr>
+        <w:t>FD05 – Informe Final del Proyecto</w:t>
+      </w:r>
+      <w:r>
+        <w:rPr>
+          <w:bCs/>
+          <w:sz w:val="24"/>
+          <w:szCs w:val="24"/>
+        </w:rPr>
+        <w:br/>
+        <w:t xml:space="preserve">Integra todos los aspectos del desarrollo, incluyendo implementación, pruebas, despliegue y resultados obtenidos. </w:t>
+      </w:r>
+    </w:p>
+    <w:p>
+      <w:pPr>
+        <w:numPr>
+          <w:ilvl w:val="0"/>
+          <w:numId w:val="16"/>
+        </w:numPr>
+        <w:rPr>
+          <w:bCs/>
+          <w:sz w:val="24"/>
+          <w:szCs w:val="24"/>
+        </w:rPr>
+      </w:pPr>
+      <w:r>
+        <w:rPr>
+          <w:b/>
+          <w:bCs/>
+          <w:sz w:val="24"/>
+          <w:szCs w:val="24"/>
+        </w:rPr>
+        <w:t>FD06 – Propuesta del Proyecto</w:t>
+      </w:r>
+      <w:r>
+        <w:rPr>
+          <w:bCs/>
+          <w:sz w:val="24"/>
+          <w:szCs w:val="24"/>
+        </w:rPr>
+        <w:br/>
+        <w:t xml:space="preserve">Documento que consolida la propuesta general del sistema y su valor dentro del contexto académico. </w:t>
+      </w:r>
+    </w:p>
+    <w:p>
+      <w:pPr>
+        <w:rPr>
+          <w:bCs/>
+          <w:sz w:val="24"/>
+          <w:szCs w:val="24"/>
+        </w:rPr>
+      </w:pPr>
+      <w:r>
+        <w:rPr>
+          <w:bCs/>
+          <w:sz w:val="24"/>
+          <w:szCs w:val="24"/>
+        </w:rPr>
+        <w:t>Adicionalmente, se consideran como hitos clave:</w:t>
+      </w:r>
+    </w:p>
+    <w:p>
+      <w:pPr>
+        <w:numPr>
+          <w:ilvl w:val="0"/>
+          <w:numId w:val="17"/>
+        </w:numPr>
+        <w:rPr>
+          <w:bCs/>
+          <w:sz w:val="24"/>
+          <w:szCs w:val="24"/>
+        </w:rPr>
+      </w:pPr>
+      <w:r>
+        <w:rPr>
+          <w:bCs/>
+          <w:sz w:val="24"/>
+          <w:szCs w:val="24"/>
+        </w:rPr>
+        <w:t xml:space="preserve">Repositorio en GitHub con código fuente funcional </w:t>
+      </w:r>
+    </w:p>
+    <w:p>
+      <w:pPr>
+        <w:numPr>
+          <w:ilvl w:val="0"/>
+          <w:numId w:val="17"/>
+        </w:numPr>
+        <w:rPr>
+          <w:bCs/>
+          <w:sz w:val="24"/>
+          <w:szCs w:val="24"/>
+        </w:rPr>
+      </w:pPr>
+      <w:r>
+        <w:rPr>
+          <w:bCs/>
+          <w:sz w:val="24"/>
+          <w:szCs w:val="24"/>
+        </w:rPr>
+        <w:lastRenderedPageBreak/>
+        <w:t xml:space="preserve">Wiki documentada con </w:t>
+      </w:r>
+      <w:proofErr w:type="spellStart"/>
+      <w:r>
+        <w:rPr>
+          <w:bCs/>
+          <w:sz w:val="24"/>
+          <w:szCs w:val="24"/>
+        </w:rPr>
+        <w:t>roadmap</w:t>
+      </w:r>
+      <w:proofErr w:type="spellEnd"/>
+      <w:r>
+        <w:rPr>
+          <w:bCs/>
+          <w:sz w:val="24"/>
+          <w:szCs w:val="24"/>
+        </w:rPr>
+        <w:t xml:space="preserve"> del producto </w:t>
+      </w:r>
+    </w:p>
+    <w:p>
+      <w:pPr>
+        <w:numPr>
+          <w:ilvl w:val="0"/>
+          <w:numId w:val="17"/>
+        </w:numPr>
+        <w:rPr>
+          <w:bCs/>
+          <w:sz w:val="24"/>
+          <w:szCs w:val="24"/>
+        </w:rPr>
+      </w:pPr>
+      <w:r>
+        <w:rPr>
+          <w:bCs/>
+          <w:sz w:val="24"/>
+          <w:szCs w:val="24"/>
+        </w:rPr>
+        <w:t xml:space="preserve">Sistema desplegado en una VPS operativa </w:t>
+      </w:r>
+    </w:p>
+    <w:p>
+      <w:pPr>
+        <w:numPr>
+          <w:ilvl w:val="0"/>
+          <w:numId w:val="17"/>
+        </w:numPr>
+        <w:rPr>
+          <w:bCs/>
+          <w:sz w:val="24"/>
+          <w:szCs w:val="24"/>
+        </w:rPr>
+      </w:pPr>
+      <w:r>
+        <w:rPr>
+          <w:bCs/>
+          <w:sz w:val="24"/>
+          <w:szCs w:val="24"/>
+        </w:rPr>
+        <w:t xml:space="preserve">Presentación final del proyecto </w:t>
+      </w:r>
+    </w:p>
+    <w:p>
+      <w:pPr>
+        <w:rPr>
+          <w:bCs/>
+          <w:sz w:val="24"/>
+          <w:szCs w:val="24"/>
+        </w:rPr>
+      </w:pPr>
+      <w:r>
+        <w:rPr>
+          <w:bCs/>
+          <w:sz w:val="24"/>
+          <w:szCs w:val="24"/>
+        </w:rPr>
+        <w:t>Cada uno de estos entregables representa un avance significativo en el desarrollo del sistema y permite validar el cumplimiento de los objetivos establecidos.</w:t>
+      </w:r>
+    </w:p>
+    <w:p>
+      <w:pPr>
+        <w:rPr>
+          <w:bCs/>
+          <w:sz w:val="24"/>
+          <w:szCs w:val="24"/>
+        </w:rPr>
+      </w:pPr>
+    </w:p>
+    <w:p>
+      <w:pPr>
+        <w:rPr>
+          <w:b/>
+          <w:bCs/>
+          <w:sz w:val="24"/>
+          <w:szCs w:val="24"/>
+        </w:rPr>
+      </w:pPr>
+      <w:r>
+        <w:rPr>
+          <w:b/>
+          <w:bCs/>
+          <w:sz w:val="24"/>
+          <w:szCs w:val="24"/>
+        </w:rPr>
+        <w:t>II. Presupuesto</w:t>
+      </w:r>
+    </w:p>
+    <w:p>
+      <w:pPr>
+        <w:rPr>
+          <w:b/>
+          <w:bCs/>
+          <w:sz w:val="24"/>
+          <w:szCs w:val="24"/>
+        </w:rPr>
+      </w:pPr>
+      <w:r>
+        <w:rPr>
+          <w:b/>
+          <w:bCs/>
+          <w:sz w:val="24"/>
+          <w:szCs w:val="24"/>
+        </w:rPr>
+        <w:t>1. Planteamiento de Aplicación del Presupuesto</w:t>
+      </w:r>
+    </w:p>
+    <w:p>
+      <w:pPr>
+        <w:rPr>
+          <w:sz w:val="24"/>
+          <w:szCs w:val="24"/>
+        </w:rPr>
+      </w:pPr>
+      <w:r>
+        <w:rPr>
+          <w:sz w:val="24"/>
+          <w:szCs w:val="24"/>
+        </w:rPr>
+        <w:t>El presupuesto del proyecto Red Social UPT está orientado a cubrir los recursos necesarios para el desarrollo, implementación y despliegue del sistema dentro del contexto académico. La asignación de costos se enfoca principalmente en cuatro componentes: costos generales, costos operativos, costos de infraestructura (ambiente) y costos de personal.</w:t>
+      </w:r>
+    </w:p>
+    <w:p>
+      <w:pPr>
+        <w:rPr>
+          <w:sz w:val="24"/>
+          <w:szCs w:val="24"/>
+        </w:rPr>
+      </w:pPr>
+      <w:r>
+        <w:rPr>
+          <w:sz w:val="24"/>
+          <w:szCs w:val="24"/>
+        </w:rPr>
+        <w:t xml:space="preserve">Se prioriza el uso de herramientas de software libre como PHP/Lumen, MySQL, Docker, </w:t>
+      </w:r>
+      <w:proofErr w:type="spellStart"/>
+      <w:r>
+        <w:rPr>
+          <w:sz w:val="24"/>
+          <w:szCs w:val="24"/>
+        </w:rPr>
+        <w:t>Terraform</w:t>
+      </w:r>
+      <w:proofErr w:type="spellEnd"/>
+      <w:r>
+        <w:rPr>
+          <w:sz w:val="24"/>
+          <w:szCs w:val="24"/>
+        </w:rPr>
+        <w:t xml:space="preserve"> y GitHub, lo que reduce significativamente los gastos en licencias. La inversión se concentra en la contratación de una VPS para el despliegue del sistema, el consumo de servicios básicos durante el desarrollo y el esfuerzo del equipo conformado por tres integrantes.</w:t>
+      </w:r>
+    </w:p>
+    <w:p>
+      <w:pPr>
+        <w:rPr>
+          <w:sz w:val="24"/>
+          <w:szCs w:val="24"/>
+        </w:rPr>
+      </w:pPr>
+      <w:r>
+        <w:rPr>
+          <w:sz w:val="24"/>
+          <w:szCs w:val="24"/>
+        </w:rPr>
+        <w:t>El presupuesto permite garantizar que el sistema pueda ser desarrollado en un entorno real, cumpliendo con los requerimientos funcionales definidos en los entregables FD01 a FD06, y asegurando su disponibilidad para pruebas, evaluación y presentación final.</w:t>
+      </w:r>
+    </w:p>
+    <w:p>
+      <w:pPr>
+        <w:rPr>
+          <w:b/>
+          <w:bCs/>
+          <w:sz w:val="24"/>
+          <w:szCs w:val="24"/>
+        </w:rPr>
+      </w:pPr>
+      <w:r>
+        <w:rPr>
+          <w:b/>
+          <w:bCs/>
+          <w:sz w:val="24"/>
+          <w:szCs w:val="24"/>
+        </w:rPr>
+        <w:t>2. Presupuesto</w:t>
+      </w:r>
+    </w:p>
+    <w:p>
+      <w:pPr>
+        <w:rPr>
+          <w:sz w:val="24"/>
+          <w:szCs w:val="24"/>
+        </w:rPr>
+      </w:pPr>
+      <w:r>
+        <w:rPr>
+          <w:sz w:val="24"/>
+          <w:szCs w:val="24"/>
+        </w:rPr>
+        <w:t>El costo total del proyecto se distribuye de la siguiente manera:</w:t>
+      </w:r>
+    </w:p>
+    <w:p>
+      <w:pPr>
+        <w:rPr>
+          <w:sz w:val="24"/>
+          <w:szCs w:val="24"/>
+        </w:rPr>
+      </w:pPr>
+      <w:r>
+        <w:rPr>
+          <w:sz w:val="24"/>
+          <w:szCs w:val="24"/>
+        </w:rPr>
+        <w:t>Costos Generales:</w:t>
+      </w:r>
+      <w:r>
+        <w:rPr>
+          <w:sz w:val="24"/>
+          <w:szCs w:val="24"/>
+        </w:rPr>
+        <w:br/>
+        <w:t>Incluyen materiales de apoyo utilizados durante la documentación y desarrollo del proyecto, como papel, útiles de oficina e impresión.</w:t>
+      </w:r>
+    </w:p>
+    <w:p>
+      <w:pPr>
+        <w:rPr>
+          <w:sz w:val="24"/>
+          <w:szCs w:val="24"/>
+        </w:rPr>
+      </w:pPr>
+      <w:r>
+        <w:rPr>
+          <w:sz w:val="24"/>
+          <w:szCs w:val="24"/>
+        </w:rPr>
+        <w:t>Costos Operativos:</w:t>
+      </w:r>
+      <w:r>
+        <w:rPr>
+          <w:sz w:val="24"/>
+          <w:szCs w:val="24"/>
+        </w:rPr>
+        <w:br/>
+        <w:t>Corresponden a servicios básicos necesarios durante el desarrollo, como acceso a Internet y consumo de energía eléctrica durante un período de cuatro meses (marzo a junio).</w:t>
+      </w:r>
+    </w:p>
+    <w:p>
+      <w:pPr>
+        <w:rPr>
+          <w:sz w:val="24"/>
+          <w:szCs w:val="24"/>
+        </w:rPr>
+      </w:pPr>
+      <w:r>
+        <w:rPr>
+          <w:sz w:val="24"/>
+          <w:szCs w:val="24"/>
+        </w:rPr>
+        <w:t>Costos del Ambiente:</w:t>
+      </w:r>
+      <w:r>
+        <w:rPr>
+          <w:sz w:val="24"/>
+          <w:szCs w:val="24"/>
+        </w:rPr>
+        <w:br/>
+        <w:t>Incluyen la infraestructura tecnológica necesaria para el despliegue del sistema, como la contratación de una VPS con sistema operativo Debian, el registro de dominio web y el uso de repositorios en GitHub.</w:t>
+      </w:r>
+    </w:p>
+    <w:p>
+      <w:pPr>
+        <w:rPr>
+          <w:sz w:val="24"/>
+          <w:szCs w:val="24"/>
+        </w:rPr>
+      </w:pPr>
+      <w:r>
+        <w:rPr>
+          <w:sz w:val="24"/>
+          <w:szCs w:val="24"/>
+        </w:rPr>
+        <w:lastRenderedPageBreak/>
+        <w:t>Costos de Personal:</w:t>
+      </w:r>
+      <w:r>
+        <w:rPr>
+          <w:sz w:val="24"/>
+          <w:szCs w:val="24"/>
+        </w:rPr>
+        <w:br/>
+        <w:t>Representan el esfuerzo del equipo de desarrollo, conformado por tres integrantes, cada uno responsable de un microservicio (autenticación, publicaciones e historias, perfiles e interacciones), así como tareas de integración, documentación y despliegue.</w:t>
+      </w:r>
+    </w:p>
+    <w:p>
+      <w:pPr>
+        <w:rPr>
+          <w:sz w:val="24"/>
+          <w:szCs w:val="24"/>
+        </w:rPr>
+      </w:pPr>
+      <w:r>
+        <w:rPr>
+          <w:sz w:val="24"/>
+          <w:szCs w:val="24"/>
+        </w:rPr>
+        <w:t>El costo total estimado del proyecto asciende a S/ 4565, considerando todos los componentes mencionados.</w:t>
+      </w:r>
+    </w:p>
+    <w:p>
+      <w:pPr>
+        <w:rPr>
+          <w:b/>
+          <w:bCs/>
+          <w:sz w:val="24"/>
+          <w:szCs w:val="24"/>
+        </w:rPr>
+      </w:pPr>
+      <w:r>
+        <w:rPr>
+          <w:b/>
+          <w:bCs/>
+          <w:sz w:val="24"/>
+          <w:szCs w:val="24"/>
+        </w:rPr>
+        <w:t>3. Análisis de Factibilidad</w:t>
+      </w:r>
+    </w:p>
+    <w:p>
+      <w:pPr>
+        <w:rPr>
+          <w:sz w:val="24"/>
+          <w:szCs w:val="24"/>
+        </w:rPr>
+      </w:pPr>
+      <w:r>
+        <w:rPr>
+          <w:sz w:val="24"/>
+          <w:szCs w:val="24"/>
+        </w:rPr>
+        <w:t>El proyecto presenta condiciones favorables para su ejecución dentro del entorno académico.</w:t>
+      </w:r>
+    </w:p>
+    <w:p>
+      <w:pPr>
+        <w:rPr>
+          <w:sz w:val="24"/>
+          <w:szCs w:val="24"/>
+        </w:rPr>
+      </w:pPr>
+      <w:r>
+        <w:rPr>
+          <w:sz w:val="24"/>
+          <w:szCs w:val="24"/>
+        </w:rPr>
+        <w:t>En el aspecto técnico, se dispone de tecnologías modernas, estables y ampliamente documentadas, como PHP/Lumen, MySQL y Docker, que permiten implementar la arquitectura de microservicios sin limitaciones significativas.</w:t>
+      </w:r>
+    </w:p>
+    <w:p>
+      <w:pPr>
+        <w:rPr>
+          <w:sz w:val="24"/>
+          <w:szCs w:val="24"/>
+        </w:rPr>
+      </w:pPr>
+      <w:r>
+        <w:rPr>
+          <w:sz w:val="24"/>
+          <w:szCs w:val="24"/>
+        </w:rPr>
+        <w:t>En el aspecto económico, el proyecto resulta viable debido al bajo costo de infraestructura y al uso de herramientas gratuitas. La mayor inversión corresponde al esfuerzo del equipo de desarrollo, considerado como un costo referencial.</w:t>
+      </w:r>
+    </w:p>
+    <w:p>
+      <w:pPr>
+        <w:rPr>
+          <w:sz w:val="24"/>
+          <w:szCs w:val="24"/>
+        </w:rPr>
+      </w:pPr>
+      <w:r>
+        <w:rPr>
+          <w:sz w:val="24"/>
+          <w:szCs w:val="24"/>
+        </w:rPr>
+        <w:t>En el aspecto operativo, el sistema puede ser utilizado fácilmente por los estudiantes de la Universidad Privada de Tacna a través de un navegador web, utilizando su cuenta institucional @virtual.upt.pe, sin necesidad de configuraciones complejas.</w:t>
+      </w:r>
+    </w:p>
+    <w:p>
+      <w:pPr>
+        <w:rPr>
+          <w:b/>
+          <w:bCs/>
+          <w:sz w:val="24"/>
+          <w:szCs w:val="24"/>
+        </w:rPr>
+      </w:pPr>
+      <w:r>
+        <w:rPr>
+          <w:b/>
+          <w:bCs/>
+          <w:sz w:val="24"/>
+          <w:szCs w:val="24"/>
+        </w:rPr>
+        <w:t>4. Evaluación Financiera</w:t>
+      </w:r>
+    </w:p>
+    <w:p>
+      <w:pPr>
+        <w:rPr>
+          <w:sz w:val="24"/>
+          <w:szCs w:val="24"/>
+        </w:rPr>
+      </w:pPr>
+      <w:r>
+        <w:rPr>
+          <w:sz w:val="24"/>
+          <w:szCs w:val="24"/>
+        </w:rPr>
+        <w:t>El proyecto Red Social UPT no tiene como objetivo generar ingresos económicos directos, ya que se desarrolla dentro de un contexto académico. Sin embargo, su valor se refleja en los beneficios que aporta a la comunidad universitaria.</w:t>
+      </w:r>
+    </w:p>
+    <w:p>
+      <w:pPr>
+        <w:rPr>
+          <w:sz w:val="24"/>
+          <w:szCs w:val="24"/>
+        </w:rPr>
+      </w:pPr>
+      <w:r>
+        <w:rPr>
+          <w:sz w:val="24"/>
+          <w:szCs w:val="24"/>
+        </w:rPr>
+        <w:t>La implementación del sistema permite centralizar la comunicación entre estudiantes, mejorar la seguridad mediante autenticación institucional, y reducir la dependencia de plataformas externas. Además, la arquitectura de microservicios facilita la escalabilidad del sistema para futuras mejoras.</w:t>
+      </w:r>
+    </w:p>
+    <w:p>
+      <w:pPr>
+        <w:rPr>
+          <w:sz w:val="24"/>
+          <w:szCs w:val="24"/>
+        </w:rPr>
+      </w:pPr>
+      <w:r>
+        <w:rPr>
+          <w:sz w:val="24"/>
+          <w:szCs w:val="24"/>
+        </w:rPr>
+        <w:t>La relación costo-beneficio es favorable, ya que con una inversión relativamente baja se obtiene una plataforma funcional, segura y alineada con las necesidades del entorno universitario.</w:t>
+      </w:r>
+    </w:p>
+    <w:p>
+      <w:pPr>
+        <w:rPr>
+          <w:sz w:val="24"/>
+          <w:szCs w:val="24"/>
+        </w:rPr>
+      </w:pPr>
+    </w:p>
+    <w:p>
+      <w:pPr>
+        <w:rPr>
+          <w:sz w:val="24"/>
+          <w:szCs w:val="24"/>
+        </w:rPr>
+      </w:pPr>
+    </w:p>
+    <w:p>
+      <w:pPr>
+        <w:rPr>
+          <w:sz w:val="24"/>
+          <w:szCs w:val="24"/>
+        </w:rPr>
+      </w:pPr>
+    </w:p>
+    <w:p>
+      <w:pPr>
+        <w:rPr>
+          <w:sz w:val="24"/>
+          <w:szCs w:val="24"/>
+        </w:rPr>
+      </w:pPr>
+    </w:p>
+    <w:p>
+      <w:pPr>
+        <w:rPr>
+          <w:sz w:val="24"/>
+          <w:szCs w:val="24"/>
+        </w:rPr>
+      </w:pPr>
+    </w:p>
+    <w:p>
+      <w:pPr>
+        <w:rPr>
+          <w:sz w:val="24"/>
+          <w:szCs w:val="24"/>
+        </w:rPr>
+      </w:pPr>
+    </w:p>
+    <w:p>
+      <w:pPr>
+        <w:rPr>
+          <w:b/>
+          <w:bCs/>
+          <w:sz w:val="24"/>
+          <w:szCs w:val="24"/>
+        </w:rPr>
+      </w:pPr>
+      <w:r>
+        <w:rPr>
+          <w:b/>
+          <w:bCs/>
+          <w:sz w:val="24"/>
+          <w:szCs w:val="24"/>
+        </w:rPr>
+        <w:lastRenderedPageBreak/>
+        <w:t>Anexo 01 – Requerimientos del Sistema Red Social UPT</w:t>
+      </w:r>
+    </w:p>
+    <w:p>
+      <w:pPr>
+        <w:rPr>
+          <w:sz w:val="24"/>
+          <w:szCs w:val="24"/>
+        </w:rPr>
+      </w:pPr>
+      <w:r>
+        <w:rPr>
+          <w:sz w:val="24"/>
+          <w:szCs w:val="24"/>
+        </w:rPr>
+        <w:t>El Anexo 01 contiene el detalle completo de los requerimientos del sistema, definidos en el Informe de Especificación de Requerimientos (FD03).</w:t>
+      </w:r>
+    </w:p>
+    <w:p>
+      <w:pPr>
+        <w:rPr>
+          <w:sz w:val="24"/>
+          <w:szCs w:val="24"/>
+        </w:rPr>
+      </w:pPr>
+      <w:r>
+        <w:rPr>
+          <w:sz w:val="24"/>
+          <w:szCs w:val="24"/>
+        </w:rPr>
+        <w:t>Incluye los requerimientos funcionales principales como:</w:t>
+      </w:r>
+    </w:p>
+    <w:p>
+      <w:pPr>
+        <w:numPr>
+          <w:ilvl w:val="0"/>
+          <w:numId w:val="18"/>
+        </w:numPr>
+        <w:rPr>
+          <w:sz w:val="24"/>
+          <w:szCs w:val="24"/>
+        </w:rPr>
+      </w:pPr>
+      <w:r>
+        <w:rPr>
+          <w:sz w:val="24"/>
+          <w:szCs w:val="24"/>
+        </w:rPr>
+        <w:t xml:space="preserve">Registro e inicio de sesión con cuentas institucionales @virtual.upt.pe </w:t>
+      </w:r>
+    </w:p>
+    <w:p>
+      <w:pPr>
+        <w:numPr>
+          <w:ilvl w:val="0"/>
+          <w:numId w:val="18"/>
+        </w:numPr>
+        <w:rPr>
+          <w:sz w:val="24"/>
+          <w:szCs w:val="24"/>
+        </w:rPr>
+      </w:pPr>
+      <w:r>
+        <w:rPr>
+          <w:sz w:val="24"/>
+          <w:szCs w:val="24"/>
+        </w:rPr>
+        <w:t xml:space="preserve">Publicación y visualización en el </w:t>
+      </w:r>
+      <w:proofErr w:type="spellStart"/>
+      <w:r>
+        <w:rPr>
+          <w:sz w:val="24"/>
+          <w:szCs w:val="24"/>
+        </w:rPr>
+        <w:t>feed</w:t>
+      </w:r>
+      <w:proofErr w:type="spellEnd"/>
+      <w:r>
+        <w:rPr>
+          <w:sz w:val="24"/>
+          <w:szCs w:val="24"/>
+        </w:rPr>
+        <w:t xml:space="preserve"> </w:t>
+      </w:r>
+    </w:p>
+    <w:p>
+      <w:pPr>
+        <w:numPr>
+          <w:ilvl w:val="0"/>
+          <w:numId w:val="18"/>
+        </w:numPr>
+        <w:rPr>
+          <w:sz w:val="24"/>
+          <w:szCs w:val="24"/>
+        </w:rPr>
+      </w:pPr>
+      <w:r>
+        <w:rPr>
+          <w:sz w:val="24"/>
+          <w:szCs w:val="24"/>
+        </w:rPr>
+        <w:t xml:space="preserve">Creación de historias efímeras </w:t>
+      </w:r>
+    </w:p>
+    <w:p>
+      <w:pPr>
+        <w:numPr>
+          <w:ilvl w:val="0"/>
+          <w:numId w:val="18"/>
+        </w:numPr>
+        <w:rPr>
+          <w:sz w:val="24"/>
+          <w:szCs w:val="24"/>
+        </w:rPr>
+      </w:pPr>
+      <w:r>
+        <w:rPr>
+          <w:sz w:val="24"/>
+          <w:szCs w:val="24"/>
+        </w:rPr>
+        <w:t>Interacciones sociales (</w:t>
+      </w:r>
+      <w:proofErr w:type="spellStart"/>
+      <w:r>
+        <w:rPr>
+          <w:sz w:val="24"/>
+          <w:szCs w:val="24"/>
+        </w:rPr>
+        <w:t>likes</w:t>
+      </w:r>
+      <w:proofErr w:type="spellEnd"/>
+      <w:r>
+        <w:rPr>
+          <w:sz w:val="24"/>
+          <w:szCs w:val="24"/>
+        </w:rPr>
+        <w:t xml:space="preserve">, comentarios) </w:t>
+      </w:r>
+    </w:p>
+    <w:p>
+      <w:pPr>
+        <w:numPr>
+          <w:ilvl w:val="0"/>
+          <w:numId w:val="18"/>
+        </w:numPr>
+        <w:rPr>
+          <w:sz w:val="24"/>
+          <w:szCs w:val="24"/>
+        </w:rPr>
+      </w:pPr>
+      <w:r>
+        <w:rPr>
+          <w:sz w:val="24"/>
+          <w:szCs w:val="24"/>
+        </w:rPr>
+        <w:t xml:space="preserve">Gestión de perfiles de usuario </w:t>
+      </w:r>
+    </w:p>
+    <w:p>
+      <w:pPr>
+        <w:numPr>
+          <w:ilvl w:val="0"/>
+          <w:numId w:val="18"/>
+        </w:numPr>
+        <w:rPr>
+          <w:sz w:val="24"/>
+          <w:szCs w:val="24"/>
+        </w:rPr>
+      </w:pPr>
+      <w:r>
+        <w:rPr>
+          <w:sz w:val="24"/>
+          <w:szCs w:val="24"/>
+        </w:rPr>
+        <w:t xml:space="preserve">Segmentación por facultad y carrera </w:t>
+      </w:r>
+    </w:p>
+    <w:p>
+      <w:pPr>
+        <w:numPr>
+          <w:ilvl w:val="0"/>
+          <w:numId w:val="18"/>
+        </w:numPr>
+        <w:rPr>
+          <w:sz w:val="24"/>
+          <w:szCs w:val="24"/>
+        </w:rPr>
+      </w:pPr>
+      <w:r>
+        <w:rPr>
+          <w:sz w:val="24"/>
+          <w:szCs w:val="24"/>
+        </w:rPr>
+        <w:t xml:space="preserve">Autenticación mediante JWT </w:t>
+      </w:r>
+    </w:p>
+    <w:p>
+      <w:pPr>
+        <w:numPr>
+          <w:ilvl w:val="0"/>
+          <w:numId w:val="18"/>
+        </w:numPr>
+        <w:rPr>
+          <w:sz w:val="24"/>
+          <w:szCs w:val="24"/>
+        </w:rPr>
+      </w:pPr>
+      <w:r>
+        <w:rPr>
+          <w:sz w:val="24"/>
+          <w:szCs w:val="24"/>
+        </w:rPr>
+        <w:t xml:space="preserve">Panel de administración </w:t>
+      </w:r>
+    </w:p>
+    <w:p>
+      <w:pPr>
+        <w:rPr>
+          <w:sz w:val="24"/>
+          <w:szCs w:val="24"/>
+        </w:rPr>
+      </w:pPr>
+      <w:r>
+        <w:rPr>
+          <w:sz w:val="24"/>
+          <w:szCs w:val="24"/>
+        </w:rPr>
+        <w:t>También incorpora criterios de aceptación, prioridades y consideraciones técnicas que sirven como base para el desarrollo, validación y pruebas del sistema.</w:t>
+      </w:r>
+    </w:p>
+    <w:p>
+      <w:pPr>
         <w:rPr>
           <w:b/>
           <w:sz w:val="24"/>
@@ -3121,7 +6774,7 @@
 </file>
 
 <file path=word/endnotes.xml><?xml version="1.0" encoding="utf-8"?>
-<w:endnotes xmlns:wpc="http://schemas.microsoft.com/office/word/2010/wordprocessingCanvas" xmlns:mc="http://schemas.openxmlformats.org/markup-compatibility/2006" xmlns:o="urn:schemas-microsoft-com:office:office" xmlns:r="http://schemas.openxmlformats.org/officeDocument/2006/relationships" xmlns:m="http://schemas.openxmlformats.org/officeDocument/2006/math" xmlns:v="urn:schemas-microsoft-com:vml" xmlns:wp14="http://schemas.microsoft.com/office/word/2010/wordprocessingDrawing" xmlns:wp="http://schemas.openxmlformats.org/drawingml/2006/wordprocessingDrawing" xmlns:w10="urn:schemas-microsoft-com:office:word" xmlns:w="http://schemas.openxmlformats.org/wordprocessingml/2006/main" xmlns:w14="http://schemas.microsoft.com/office/word/2010/wordml" xmlns:w15="http://schemas.microsoft.com/office/word/2012/wordml" xmlns:wpg="http://schemas.microsoft.com/office/word/2010/wordprocessingGroup" xmlns:wpi="http://schemas.microsoft.com/office/word/2010/wordprocessingInk" xmlns:wne="http://schemas.microsoft.com/office/word/2006/wordml" xmlns:wps="http://schemas.microsoft.com/office/word/2010/wordprocessingShape" mc:Ignorable="w14 w15 wp14">
+<w:endnotes xmlns:wpc="http://schemas.microsoft.com/office/word/2010/wordprocessingCanvas" xmlns:cx="http://schemas.microsoft.com/office/drawing/2014/chartex" xmlns:cx1="http://schemas.microsoft.com/office/drawing/2015/9/8/chartex" xmlns:cx2="http://schemas.microsoft.com/office/drawing/2015/10/21/chartex" xmlns:cx3="http://schemas.microsoft.com/office/drawing/2016/5/9/chartex" xmlns:cx4="http://schemas.microsoft.com/office/drawing/2016/5/10/chartex" xmlns:cx5="http://schemas.microsoft.com/office/drawing/2016/5/11/chartex" xmlns:cx6="http://schemas.microsoft.com/office/drawing/2016/5/12/chartex" xmlns:cx7="http://schemas.microsoft.com/office/drawing/2016/5/13/chartex" xmlns:cx8="http://schemas.microsoft.com/office/drawing/2016/5/14/chartex" xmlns:mc="http://schemas.openxmlformats.org/markup-compatibility/2006" xmlns:aink="http://schemas.microsoft.com/office/drawing/2016/ink" xmlns:am3d="http://schemas.microsoft.com/office/drawing/2017/model3d" xmlns:o="urn:schemas-microsoft-com:office:office" xmlns:oel="http://schemas.microsoft.com/office/2019/extlst" xmlns:r="http://schemas.openxmlformats.org/officeDocument/2006/relationships" xmlns:m="http://schemas.openxmlformats.org/officeDocument/2006/math" xmlns:v="urn:schemas-microsoft-com:vml" xmlns:wp14="http://schemas.microsoft.com/office/word/2010/wordprocessingDrawing" xmlns:wp="http://schemas.openxmlformats.org/drawingml/2006/wordprocessingDrawing" xmlns:w10="urn:schemas-microsoft-com:office:word" xmlns:w="http://schemas.openxmlformats.org/wordprocessingml/2006/main" xmlns:w14="http://schemas.microsoft.com/office/word/2010/wordml" xmlns:w15="http://schemas.microsoft.com/office/word/2012/wordml" xmlns:w16cex="http://schemas.microsoft.com/office/word/2018/wordml/cex" xmlns:w16cid="http://schemas.microsoft.com/office/word/2016/wordml/cid" xmlns:w16="http://schemas.microsoft.com/office/word/2018/wordml" xmlns:w16du="http://schemas.microsoft.com/office/word/2023/wordml/word16du" xmlns:w16sdtdh="http://schemas.microsoft.com/office/word/2020/wordml/sdtdatahash" xmlns:w16sdtfl="http://schemas.microsoft.com/office/word/2024/wordml/sdtformatlock" xmlns:w16se="http://schemas.microsoft.com/office/word/2015/wordml/symex" xmlns:wpg="http://schemas.microsoft.com/office/word/2010/wordprocessingGroup" xmlns:wpi="http://schemas.microsoft.com/office/word/2010/wordprocessingInk" xmlns:wne="http://schemas.microsoft.com/office/word/2006/wordml" xmlns:wps="http://schemas.microsoft.com/office/word/2010/wordprocessingShape" mc:Ignorable="w14 w15 w16se w16cid w16 w16cex w16sdtdh w16sdtfl w16du wp14">
   <w:endnote w:type="separator" w:id="-1">
     <w:p>
       <w:pPr>
@@ -3146,7 +6799,7 @@
 </file>
 
 <file path=word/footer1.xml><?xml version="1.0" encoding="utf-8"?>
-<w:ftr xmlns:wpc="http://schemas.microsoft.com/office/word/2010/wordprocessingCanvas" xmlns:mc="http://schemas.openxmlformats.org/markup-compatibility/2006" xmlns:o="urn:schemas-microsoft-com:office:office" xmlns:r="http://schemas.openxmlformats.org/officeDocument/2006/relationships" xmlns:m="http://schemas.openxmlformats.org/officeDocument/2006/math" xmlns:v="urn:schemas-microsoft-com:vml" xmlns:wp14="http://schemas.microsoft.com/office/word/2010/wordprocessingDrawing" xmlns:wp="http://schemas.openxmlformats.org/drawingml/2006/wordprocessingDrawing" xmlns:w10="urn:schemas-microsoft-com:office:word" xmlns:w="http://schemas.openxmlformats.org/wordprocessingml/2006/main" xmlns:w14="http://schemas.microsoft.com/office/word/2010/wordml" xmlns:w15="http://schemas.microsoft.com/office/word/2012/wordml" xmlns:wpg="http://schemas.microsoft.com/office/word/2010/wordprocessingGroup" xmlns:wpi="http://schemas.microsoft.com/office/word/2010/wordprocessingInk" xmlns:wne="http://schemas.microsoft.com/office/word/2006/wordml" xmlns:wps="http://schemas.microsoft.com/office/word/2010/wordprocessingShape" mc:Ignorable="w14 w15 wp14">
+<w:ftr xmlns:wpc="http://schemas.microsoft.com/office/word/2010/wordprocessingCanvas" xmlns:cx="http://schemas.microsoft.com/office/drawing/2014/chartex" xmlns:cx1="http://schemas.microsoft.com/office/drawing/2015/9/8/chartex" xmlns:cx2="http://schemas.microsoft.com/office/drawing/2015/10/21/chartex" xmlns:cx3="http://schemas.microsoft.com/office/drawing/2016/5/9/chartex" xmlns:cx4="http://schemas.microsoft.com/office/drawing/2016/5/10/chartex" xmlns:cx5="http://schemas.microsoft.com/office/drawing/2016/5/11/chartex" xmlns:cx6="http://schemas.microsoft.com/office/drawing/2016/5/12/chartex" xmlns:cx7="http://schemas.microsoft.com/office/drawing/2016/5/13/chartex" xmlns:cx8="http://schemas.microsoft.com/office/drawing/2016/5/14/chartex" xmlns:mc="http://schemas.openxmlformats.org/markup-compatibility/2006" xmlns:aink="http://schemas.microsoft.com/office/drawing/2016/ink" xmlns:am3d="http://schemas.microsoft.com/office/drawing/2017/model3d" xmlns:o="urn:schemas-microsoft-com:office:office" xmlns:oel="http://schemas.microsoft.com/office/2019/extlst" xmlns:r="http://schemas.openxmlformats.org/officeDocument/2006/relationships" xmlns:m="http://schemas.openxmlformats.org/officeDocument/2006/math" xmlns:v="urn:schemas-microsoft-com:vml" xmlns:wp14="http://schemas.microsoft.com/office/word/2010/wordprocessingDrawing" xmlns:wp="http://schemas.openxmlformats.org/drawingml/2006/wordprocessingDrawing" xmlns:w10="urn:schemas-microsoft-com:office:word" xmlns:w="http://schemas.openxmlformats.org/wordprocessingml/2006/main" xmlns:w14="http://schemas.microsoft.com/office/word/2010/wordml" xmlns:w15="http://schemas.microsoft.com/office/word/2012/wordml" xmlns:w16cex="http://schemas.microsoft.com/office/word/2018/wordml/cex" xmlns:w16cid="http://schemas.microsoft.com/office/word/2016/wordml/cid" xmlns:w16="http://schemas.microsoft.com/office/word/2018/wordml" xmlns:w16du="http://schemas.microsoft.com/office/word/2023/wordml/word16du" xmlns:w16sdtdh="http://schemas.microsoft.com/office/word/2020/wordml/sdtdatahash" xmlns:w16sdtfl="http://schemas.microsoft.com/office/word/2024/wordml/sdtformatlock" xmlns:w16se="http://schemas.microsoft.com/office/word/2015/wordml/symex" xmlns:wpg="http://schemas.microsoft.com/office/word/2010/wordprocessingGroup" xmlns:wpi="http://schemas.microsoft.com/office/word/2010/wordprocessingInk" xmlns:wne="http://schemas.microsoft.com/office/word/2006/wordml" xmlns:wps="http://schemas.microsoft.com/office/word/2010/wordprocessingShape" mc:Ignorable="w14 w15 w16se w16cid w16 w16cex w16sdtdh w16sdtfl w16du wp14">
   <w:sdt>
     <w:sdtPr>
       <w:id w:val="-1014383162"/>
@@ -3155,7 +6808,6 @@
         <w:docPartUnique/>
       </w:docPartObj>
     </w:sdtPr>
-    <w:sdtEndPr/>
     <w:sdtContent>
       <w:p>
         <w:pPr>
@@ -3193,7 +6845,7 @@
 </file>
 
 <file path=word/footnotes.xml><?xml version="1.0" encoding="utf-8"?>
-<w:footnotes xmlns:wpc="http://schemas.microsoft.com/office/word/2010/wordprocessingCanvas" xmlns:mc="http://schemas.openxmlformats.org/markup-compatibility/2006" xmlns:o="urn:schemas-microsoft-com:office:office" xmlns:r="http://schemas.openxmlformats.org/officeDocument/2006/relationships" xmlns:m="http://schemas.openxmlformats.org/officeDocument/2006/math" xmlns:v="urn:schemas-microsoft-com:vml" xmlns:wp14="http://schemas.microsoft.com/office/word/2010/wordprocessingDrawing" xmlns:wp="http://schemas.openxmlformats.org/drawingml/2006/wordprocessingDrawing" xmlns:w10="urn:schemas-microsoft-com:office:word" xmlns:w="http://schemas.openxmlformats.org/wordprocessingml/2006/main" xmlns:w14="http://schemas.microsoft.com/office/word/2010/wordml" xmlns:w15="http://schemas.microsoft.com/office/word/2012/wordml" xmlns:wpg="http://schemas.microsoft.com/office/word/2010/wordprocessingGroup" xmlns:wpi="http://schemas.microsoft.com/office/word/2010/wordprocessingInk" xmlns:wne="http://schemas.microsoft.com/office/word/2006/wordml" xmlns:wps="http://schemas.microsoft.com/office/word/2010/wordprocessingShape" mc:Ignorable="w14 w15 wp14">
+<w:footnotes xmlns:wpc="http://schemas.microsoft.com/office/word/2010/wordprocessingCanvas" xmlns:cx="http://schemas.microsoft.com/office/drawing/2014/chartex" xmlns:cx1="http://schemas.microsoft.com/office/drawing/2015/9/8/chartex" xmlns:cx2="http://schemas.microsoft.com/office/drawing/2015/10/21/chartex" xmlns:cx3="http://schemas.microsoft.com/office/drawing/2016/5/9/chartex" xmlns:cx4="http://schemas.microsoft.com/office/drawing/2016/5/10/chartex" xmlns:cx5="http://schemas.microsoft.com/office/drawing/2016/5/11/chartex" xmlns:cx6="http://schemas.microsoft.com/office/drawing/2016/5/12/chartex" xmlns:cx7="http://schemas.microsoft.com/office/drawing/2016/5/13/chartex" xmlns:cx8="http://schemas.microsoft.com/office/drawing/2016/5/14/chartex" xmlns:mc="http://schemas.openxmlformats.org/markup-compatibility/2006" xmlns:aink="http://schemas.microsoft.com/office/drawing/2016/ink" xmlns:am3d="http://schemas.microsoft.com/office/drawing/2017/model3d" xmlns:o="urn:schemas-microsoft-com:office:office" xmlns:oel="http://schemas.microsoft.com/office/2019/extlst" xmlns:r="http://schemas.openxmlformats.org/officeDocument/2006/relationships" xmlns:m="http://schemas.openxmlformats.org/officeDocument/2006/math" xmlns:v="urn:schemas-microsoft-com:vml" xmlns:wp14="http://schemas.microsoft.com/office/word/2010/wordprocessingDrawing" xmlns:wp="http://schemas.openxmlformats.org/drawingml/2006/wordprocessingDrawing" xmlns:w10="urn:schemas-microsoft-com:office:word" xmlns:w="http://schemas.openxmlformats.org/wordprocessingml/2006/main" xmlns:w14="http://schemas.microsoft.com/office/word/2010/wordml" xmlns:w15="http://schemas.microsoft.com/office/word/2012/wordml" xmlns:w16cex="http://schemas.microsoft.com/office/word/2018/wordml/cex" xmlns:w16cid="http://schemas.microsoft.com/office/word/2016/wordml/cid" xmlns:w16="http://schemas.microsoft.com/office/word/2018/wordml" xmlns:w16du="http://schemas.microsoft.com/office/word/2023/wordml/word16du" xmlns:w16sdtdh="http://schemas.microsoft.com/office/word/2020/wordml/sdtdatahash" xmlns:w16sdtfl="http://schemas.microsoft.com/office/word/2024/wordml/sdtformatlock" xmlns:w16se="http://schemas.microsoft.com/office/word/2015/wordml/symex" xmlns:wpg="http://schemas.microsoft.com/office/word/2010/wordprocessingGroup" xmlns:wpi="http://schemas.microsoft.com/office/word/2010/wordprocessingInk" xmlns:wne="http://schemas.microsoft.com/office/word/2006/wordml" xmlns:wps="http://schemas.microsoft.com/office/word/2010/wordprocessingShape" mc:Ignorable="w14 w15 w16se w16cid w16 w16cex w16sdtdh w16sdtfl w16du wp14">
   <w:footnote w:type="separator" w:id="-1">
     <w:p>
       <w:pPr>
@@ -3218,7 +6870,7 @@
 </file>
 
 <file path=word/header1.xml><?xml version="1.0" encoding="utf-8"?>
-<w:hdr xmlns:wpc="http://schemas.microsoft.com/office/word/2010/wordprocessingCanvas" xmlns:mc="http://schemas.openxmlformats.org/markup-compatibility/2006" xmlns:o="urn:schemas-microsoft-com:office:office" xmlns:r="http://schemas.openxmlformats.org/officeDocument/2006/relationships" xmlns:m="http://schemas.openxmlformats.org/officeDocument/2006/math" xmlns:v="urn:schemas-microsoft-com:vml" xmlns:wp14="http://schemas.microsoft.com/office/word/2010/wordprocessingDrawing" xmlns:wp="http://schemas.openxmlformats.org/drawingml/2006/wordprocessingDrawing" xmlns:w10="urn:schemas-microsoft-com:office:word" xmlns:w="http://schemas.openxmlformats.org/wordprocessingml/2006/main" xmlns:w14="http://schemas.microsoft.com/office/word/2010/wordml" xmlns:w15="http://schemas.microsoft.com/office/word/2012/wordml" xmlns:wpg="http://schemas.microsoft.com/office/word/2010/wordprocessingGroup" xmlns:wpi="http://schemas.microsoft.com/office/word/2010/wordprocessingInk" xmlns:wne="http://schemas.microsoft.com/office/word/2006/wordml" xmlns:wps="http://schemas.microsoft.com/office/word/2010/wordprocessingShape" mc:Ignorable="w14 w15 wp14">
+<w:hdr xmlns:wpc="http://schemas.microsoft.com/office/word/2010/wordprocessingCanvas" xmlns:cx="http://schemas.microsoft.com/office/drawing/2014/chartex" xmlns:cx1="http://schemas.microsoft.com/office/drawing/2015/9/8/chartex" xmlns:cx2="http://schemas.microsoft.com/office/drawing/2015/10/21/chartex" xmlns:cx3="http://schemas.microsoft.com/office/drawing/2016/5/9/chartex" xmlns:cx4="http://schemas.microsoft.com/office/drawing/2016/5/10/chartex" xmlns:cx5="http://schemas.microsoft.com/office/drawing/2016/5/11/chartex" xmlns:cx6="http://schemas.microsoft.com/office/drawing/2016/5/12/chartex" xmlns:cx7="http://schemas.microsoft.com/office/drawing/2016/5/13/chartex" xmlns:cx8="http://schemas.microsoft.com/office/drawing/2016/5/14/chartex" xmlns:mc="http://schemas.openxmlformats.org/markup-compatibility/2006" xmlns:aink="http://schemas.microsoft.com/office/drawing/2016/ink" xmlns:am3d="http://schemas.microsoft.com/office/drawing/2017/model3d" xmlns:o="urn:schemas-microsoft-com:office:office" xmlns:oel="http://schemas.microsoft.com/office/2019/extlst" xmlns:r="http://schemas.openxmlformats.org/officeDocument/2006/relationships" xmlns:m="http://schemas.openxmlformats.org/officeDocument/2006/math" xmlns:v="urn:schemas-microsoft-com:vml" xmlns:wp14="http://schemas.microsoft.com/office/word/2010/wordprocessingDrawing" xmlns:wp="http://schemas.openxmlformats.org/drawingml/2006/wordprocessingDrawing" xmlns:w10="urn:schemas-microsoft-com:office:word" xmlns:w="http://schemas.openxmlformats.org/wordprocessingml/2006/main" xmlns:w14="http://schemas.microsoft.com/office/word/2010/wordml" xmlns:w15="http://schemas.microsoft.com/office/word/2012/wordml" xmlns:w16cex="http://schemas.microsoft.com/office/word/2018/wordml/cex" xmlns:w16cid="http://schemas.microsoft.com/office/word/2016/wordml/cid" xmlns:w16="http://schemas.microsoft.com/office/word/2018/wordml" xmlns:w16du="http://schemas.microsoft.com/office/word/2023/wordml/word16du" xmlns:w16sdtdh="http://schemas.microsoft.com/office/word/2020/wordml/sdtdatahash" xmlns:w16sdtfl="http://schemas.microsoft.com/office/word/2024/wordml/sdtformatlock" xmlns:w16se="http://schemas.microsoft.com/office/word/2015/wordml/symex" xmlns:wpg="http://schemas.microsoft.com/office/word/2010/wordprocessingGroup" xmlns:wpi="http://schemas.microsoft.com/office/word/2010/wordprocessingInk" xmlns:wne="http://schemas.microsoft.com/office/word/2006/wordml" xmlns:wps="http://schemas.microsoft.com/office/word/2010/wordprocessingShape" mc:Ignorable="w14 w15 w16se w16cid w16 w16cex w16sdtdh w16sdtfl w16du wp14">
   <w:p>
     <w:pPr>
       <w:pStyle w:val="Encabezado"/>
@@ -3238,8 +6890,306 @@
 </file>
 
 <file path=word/numbering.xml><?xml version="1.0" encoding="utf-8"?>
-<w:numbering xmlns:wpc="http://schemas.microsoft.com/office/word/2010/wordprocessingCanvas" xmlns:mc="http://schemas.openxmlformats.org/markup-compatibility/2006" xmlns:o="urn:schemas-microsoft-com:office:office" xmlns:r="http://schemas.openxmlformats.org/officeDocument/2006/relationships" xmlns:m="http://schemas.openxmlformats.org/officeDocument/2006/math" xmlns:v="urn:schemas-microsoft-com:vml" xmlns:wp14="http://schemas.microsoft.com/office/word/2010/wordprocessingDrawing" xmlns:wp="http://schemas.openxmlformats.org/drawingml/2006/wordprocessingDrawing" xmlns:w10="urn:schemas-microsoft-com:office:word" xmlns:w="http://schemas.openxmlformats.org/wordprocessingml/2006/main" xmlns:w14="http://schemas.microsoft.com/office/word/2010/wordml" xmlns:w15="http://schemas.microsoft.com/office/word/2012/wordml" xmlns:wpg="http://schemas.microsoft.com/office/word/2010/wordprocessingGroup" xmlns:wpi="http://schemas.microsoft.com/office/word/2010/wordprocessingInk" xmlns:wne="http://schemas.microsoft.com/office/word/2006/wordml" xmlns:wps="http://schemas.microsoft.com/office/word/2010/wordprocessingShape" mc:Ignorable="w14 w15 wp14">
-  <w:abstractNum w:abstractNumId="0">
+<w:numbering xmlns:wpc="http://schemas.microsoft.com/office/word/2010/wordprocessingCanvas" xmlns:cx="http://schemas.microsoft.com/office/drawing/2014/chartex" xmlns:cx1="http://schemas.microsoft.com/office/drawing/2015/9/8/chartex" xmlns:cx2="http://schemas.microsoft.com/office/drawing/2015/10/21/chartex" xmlns:cx3="http://schemas.microsoft.com/office/drawing/2016/5/9/chartex" xmlns:cx4="http://schemas.microsoft.com/office/drawing/2016/5/10/chartex" xmlns:cx5="http://schemas.microsoft.com/office/drawing/2016/5/11/chartex" xmlns:cx6="http://schemas.microsoft.com/office/drawing/2016/5/12/chartex" xmlns:cx7="http://schemas.microsoft.com/office/drawing/2016/5/13/chartex" xmlns:cx8="http://schemas.microsoft.com/office/drawing/2016/5/14/chartex" xmlns:mc="http://schemas.openxmlformats.org/markup-compatibility/2006" xmlns:aink="http://schemas.microsoft.com/office/drawing/2016/ink" xmlns:am3d="http://schemas.microsoft.com/office/drawing/2017/model3d" xmlns:o="urn:schemas-microsoft-com:office:office" xmlns:oel="http://schemas.microsoft.com/office/2019/extlst" xmlns:r="http://schemas.openxmlformats.org/officeDocument/2006/relationships" xmlns:m="http://schemas.openxmlformats.org/officeDocument/2006/math" xmlns:v="urn:schemas-microsoft-com:vml" xmlns:wp14="http://schemas.microsoft.com/office/word/2010/wordprocessingDrawing" xmlns:wp="http://schemas.openxmlformats.org/drawingml/2006/wordprocessingDrawing" xmlns:w10="urn:schemas-microsoft-com:office:word" xmlns:w="http://schemas.openxmlformats.org/wordprocessingml/2006/main" xmlns:w14="http://schemas.microsoft.com/office/word/2010/wordml" xmlns:w15="http://schemas.microsoft.com/office/word/2012/wordml" xmlns:w16cex="http://schemas.microsoft.com/office/word/2018/wordml/cex" xmlns:w16cid="http://schemas.microsoft.com/office/word/2016/wordml/cid" xmlns:w16="http://schemas.microsoft.com/office/word/2018/wordml" xmlns:w16du="http://schemas.microsoft.com/office/word/2023/wordml/word16du" xmlns:w16sdtdh="http://schemas.microsoft.com/office/word/2020/wordml/sdtdatahash" xmlns:w16sdtfl="http://schemas.microsoft.com/office/word/2024/wordml/sdtformatlock" xmlns:w16se="http://schemas.microsoft.com/office/word/2015/wordml/symex" xmlns:wpg="http://schemas.microsoft.com/office/word/2010/wordprocessingGroup" xmlns:wpi="http://schemas.microsoft.com/office/word/2010/wordprocessingInk" xmlns:wne="http://schemas.microsoft.com/office/word/2006/wordml" xmlns:wps="http://schemas.microsoft.com/office/word/2010/wordprocessingShape" mc:Ignorable="w14 w15 w16se w16cid w16 w16cex w16sdtdh w16sdtfl w16du wp14">
+  <w:abstractNum w:abstractNumId="0" w15:restartNumberingAfterBreak="0">
+    <w:nsid w:val="08265114"/>
+    <w:multiLevelType w:val="multilevel"/>
+    <w:tmpl w:val="4E185DE6"/>
+    <w:lvl w:ilvl="0">
+      <w:start w:val="1"/>
+      <w:numFmt w:val="bullet"/>
+      <w:lvlText w:val=""/>
+      <w:lvlJc w:val="left"/>
+      <w:pPr>
+        <w:tabs>
+          <w:tab w:val="num" w:pos="720"/>
+        </w:tabs>
+        <w:ind w:left="720" w:hanging="360"/>
+      </w:pPr>
+      <w:rPr>
+        <w:rFonts w:ascii="Symbol" w:hAnsi="Symbol" w:hint="default"/>
+        <w:sz w:val="20"/>
+      </w:rPr>
+    </w:lvl>
+    <w:lvl w:ilvl="1" w:tentative="1">
+      <w:start w:val="1"/>
+      <w:numFmt w:val="bullet"/>
+      <w:lvlText w:val="o"/>
+      <w:lvlJc w:val="left"/>
+      <w:pPr>
+        <w:tabs>
+          <w:tab w:val="num" w:pos="1440"/>
+        </w:tabs>
+        <w:ind w:left="1440" w:hanging="360"/>
+      </w:pPr>
+      <w:rPr>
+        <w:rFonts w:ascii="Courier New" w:hAnsi="Courier New" w:hint="default"/>
+        <w:sz w:val="20"/>
+      </w:rPr>
+    </w:lvl>
+    <w:lvl w:ilvl="2" w:tentative="1">
+      <w:start w:val="1"/>
+      <w:numFmt w:val="bullet"/>
+      <w:lvlText w:val=""/>
+      <w:lvlJc w:val="left"/>
+      <w:pPr>
+        <w:tabs>
+          <w:tab w:val="num" w:pos="2160"/>
+        </w:tabs>
+        <w:ind w:left="2160" w:hanging="360"/>
+      </w:pPr>
+      <w:rPr>
+        <w:rFonts w:ascii="Wingdings" w:hAnsi="Wingdings" w:hint="default"/>
+        <w:sz w:val="20"/>
+      </w:rPr>
+    </w:lvl>
+    <w:lvl w:ilvl="3" w:tentative="1">
+      <w:start w:val="1"/>
+      <w:numFmt w:val="bullet"/>
+      <w:lvlText w:val=""/>
+      <w:lvlJc w:val="left"/>
+      <w:pPr>
+        <w:tabs>
+          <w:tab w:val="num" w:pos="2880"/>
+        </w:tabs>
+        <w:ind w:left="2880" w:hanging="360"/>
+      </w:pPr>
+      <w:rPr>
+        <w:rFonts w:ascii="Wingdings" w:hAnsi="Wingdings" w:hint="default"/>
+        <w:sz w:val="20"/>
+      </w:rPr>
+    </w:lvl>
+    <w:lvl w:ilvl="4" w:tentative="1">
+      <w:start w:val="1"/>
+      <w:numFmt w:val="bullet"/>
+      <w:lvlText w:val=""/>
+      <w:lvlJc w:val="left"/>
+      <w:pPr>
+        <w:tabs>
+          <w:tab w:val="num" w:pos="3600"/>
+        </w:tabs>
+        <w:ind w:left="3600" w:hanging="360"/>
+      </w:pPr>
+      <w:rPr>
+        <w:rFonts w:ascii="Wingdings" w:hAnsi="Wingdings" w:hint="default"/>
+        <w:sz w:val="20"/>
+      </w:rPr>
+    </w:lvl>
+    <w:lvl w:ilvl="5" w:tentative="1">
+      <w:start w:val="1"/>
+      <w:numFmt w:val="bullet"/>
+      <w:lvlText w:val=""/>
+      <w:lvlJc w:val="left"/>
+      <w:pPr>
+        <w:tabs>
+          <w:tab w:val="num" w:pos="4320"/>
+        </w:tabs>
+        <w:ind w:left="4320" w:hanging="360"/>
+      </w:pPr>
+      <w:rPr>
+        <w:rFonts w:ascii="Wingdings" w:hAnsi="Wingdings" w:hint="default"/>
+        <w:sz w:val="20"/>
+      </w:rPr>
+    </w:lvl>
+    <w:lvl w:ilvl="6" w:tentative="1">
+      <w:start w:val="1"/>
+      <w:numFmt w:val="bullet"/>
+      <w:lvlText w:val=""/>
+      <w:lvlJc w:val="left"/>
+      <w:pPr>
+        <w:tabs>
+          <w:tab w:val="num" w:pos="5040"/>
+        </w:tabs>
+        <w:ind w:left="5040" w:hanging="360"/>
+      </w:pPr>
+      <w:rPr>
+        <w:rFonts w:ascii="Wingdings" w:hAnsi="Wingdings" w:hint="default"/>
+        <w:sz w:val="20"/>
+      </w:rPr>
+    </w:lvl>
+    <w:lvl w:ilvl="7" w:tentative="1">
+      <w:start w:val="1"/>
+      <w:numFmt w:val="bullet"/>
+      <w:lvlText w:val=""/>
+      <w:lvlJc w:val="left"/>
+      <w:pPr>
+        <w:tabs>
+          <w:tab w:val="num" w:pos="5760"/>
+        </w:tabs>
+        <w:ind w:left="5760" w:hanging="360"/>
+      </w:pPr>
+      <w:rPr>
+        <w:rFonts w:ascii="Wingdings" w:hAnsi="Wingdings" w:hint="default"/>
+        <w:sz w:val="20"/>
+      </w:rPr>
+    </w:lvl>
+    <w:lvl w:ilvl="8" w:tentative="1">
+      <w:start w:val="1"/>
+      <w:numFmt w:val="bullet"/>
+      <w:lvlText w:val=""/>
+      <w:lvlJc w:val="left"/>
+      <w:pPr>
+        <w:tabs>
+          <w:tab w:val="num" w:pos="6480"/>
+        </w:tabs>
+        <w:ind w:left="6480" w:hanging="360"/>
+      </w:pPr>
+      <w:rPr>
+        <w:rFonts w:ascii="Wingdings" w:hAnsi="Wingdings" w:hint="default"/>
+        <w:sz w:val="20"/>
+      </w:rPr>
+    </w:lvl>
+  </w:abstractNum>
+  <w:abstractNum w:abstractNumId="1" w15:restartNumberingAfterBreak="0">
+    <w:nsid w:val="10652D30"/>
+    <w:multiLevelType w:val="multilevel"/>
+    <w:tmpl w:val="B1DCF0DC"/>
+    <w:lvl w:ilvl="0">
+      <w:start w:val="1"/>
+      <w:numFmt w:val="bullet"/>
+      <w:lvlText w:val=""/>
+      <w:lvlJc w:val="left"/>
+      <w:pPr>
+        <w:tabs>
+          <w:tab w:val="num" w:pos="720"/>
+        </w:tabs>
+        <w:ind w:left="720" w:hanging="360"/>
+      </w:pPr>
+      <w:rPr>
+        <w:rFonts w:ascii="Symbol" w:hAnsi="Symbol" w:hint="default"/>
+        <w:sz w:val="20"/>
+      </w:rPr>
+    </w:lvl>
+    <w:lvl w:ilvl="1" w:tentative="1">
+      <w:start w:val="1"/>
+      <w:numFmt w:val="bullet"/>
+      <w:lvlText w:val="o"/>
+      <w:lvlJc w:val="left"/>
+      <w:pPr>
+        <w:tabs>
+          <w:tab w:val="num" w:pos="1440"/>
+        </w:tabs>
+        <w:ind w:left="1440" w:hanging="360"/>
+      </w:pPr>
+      <w:rPr>
+        <w:rFonts w:ascii="Courier New" w:hAnsi="Courier New" w:hint="default"/>
+        <w:sz w:val="20"/>
+      </w:rPr>
+    </w:lvl>
+    <w:lvl w:ilvl="2" w:tentative="1">
+      <w:start w:val="1"/>
+      <w:numFmt w:val="bullet"/>
+      <w:lvlText w:val=""/>
+      <w:lvlJc w:val="left"/>
+      <w:pPr>
+        <w:tabs>
+          <w:tab w:val="num" w:pos="2160"/>
+        </w:tabs>
+        <w:ind w:left="2160" w:hanging="360"/>
+      </w:pPr>
+      <w:rPr>
+        <w:rFonts w:ascii="Wingdings" w:hAnsi="Wingdings" w:hint="default"/>
+        <w:sz w:val="20"/>
+      </w:rPr>
+    </w:lvl>
+    <w:lvl w:ilvl="3" w:tentative="1">
+      <w:start w:val="1"/>
+      <w:numFmt w:val="bullet"/>
+      <w:lvlText w:val=""/>
+      <w:lvlJc w:val="left"/>
+      <w:pPr>
+        <w:tabs>
+          <w:tab w:val="num" w:pos="2880"/>
+        </w:tabs>
+        <w:ind w:left="2880" w:hanging="360"/>
+      </w:pPr>
+      <w:rPr>
+        <w:rFonts w:ascii="Wingdings" w:hAnsi="Wingdings" w:hint="default"/>
+        <w:sz w:val="20"/>
+      </w:rPr>
+    </w:lvl>
+    <w:lvl w:ilvl="4" w:tentative="1">
+      <w:start w:val="1"/>
+      <w:numFmt w:val="bullet"/>
+      <w:lvlText w:val=""/>
+      <w:lvlJc w:val="left"/>
+      <w:pPr>
+        <w:tabs>
+          <w:tab w:val="num" w:pos="3600"/>
+        </w:tabs>
+        <w:ind w:left="3600" w:hanging="360"/>
+      </w:pPr>
+      <w:rPr>
+        <w:rFonts w:ascii="Wingdings" w:hAnsi="Wingdings" w:hint="default"/>
+        <w:sz w:val="20"/>
+      </w:rPr>
+    </w:lvl>
+    <w:lvl w:ilvl="5" w:tentative="1">
+      <w:start w:val="1"/>
+      <w:numFmt w:val="bullet"/>
+      <w:lvlText w:val=""/>
+      <w:lvlJc w:val="left"/>
+      <w:pPr>
+        <w:tabs>
+          <w:tab w:val="num" w:pos="4320"/>
+        </w:tabs>
+        <w:ind w:left="4320" w:hanging="360"/>
+      </w:pPr>
+      <w:rPr>
+        <w:rFonts w:ascii="Wingdings" w:hAnsi="Wingdings" w:hint="default"/>
+        <w:sz w:val="20"/>
+      </w:rPr>
+    </w:lvl>
+    <w:lvl w:ilvl="6" w:tentative="1">
+      <w:start w:val="1"/>
+      <w:numFmt w:val="bullet"/>
+      <w:lvlText w:val=""/>
+      <w:lvlJc w:val="left"/>
+      <w:pPr>
+        <w:tabs>
+          <w:tab w:val="num" w:pos="5040"/>
+        </w:tabs>
+        <w:ind w:left="5040" w:hanging="360"/>
+      </w:pPr>
+      <w:rPr>
+        <w:rFonts w:ascii="Wingdings" w:hAnsi="Wingdings" w:hint="default"/>
+        <w:sz w:val="20"/>
+      </w:rPr>
+    </w:lvl>
+    <w:lvl w:ilvl="7" w:tentative="1">
+      <w:start w:val="1"/>
+      <w:numFmt w:val="bullet"/>
+      <w:lvlText w:val=""/>
+      <w:lvlJc w:val="left"/>
+      <w:pPr>
+        <w:tabs>
+          <w:tab w:val="num" w:pos="5760"/>
+        </w:tabs>
+        <w:ind w:left="5760" w:hanging="360"/>
+      </w:pPr>
+      <w:rPr>
+        <w:rFonts w:ascii="Wingdings" w:hAnsi="Wingdings" w:hint="default"/>
+        <w:sz w:val="20"/>
+      </w:rPr>
+    </w:lvl>
+    <w:lvl w:ilvl="8" w:tentative="1">
+      <w:start w:val="1"/>
+      <w:numFmt w:val="bullet"/>
+      <w:lvlText w:val=""/>
+      <w:lvlJc w:val="left"/>
+      <w:pPr>
+        <w:tabs>
+          <w:tab w:val="num" w:pos="6480"/>
+        </w:tabs>
+        <w:ind w:left="6480" w:hanging="360"/>
+      </w:pPr>
+      <w:rPr>
+        <w:rFonts w:ascii="Wingdings" w:hAnsi="Wingdings" w:hint="default"/>
+        <w:sz w:val="20"/>
+      </w:rPr>
+    </w:lvl>
+  </w:abstractNum>
+  <w:abstractNum w:abstractNumId="2" w15:restartNumberingAfterBreak="0">
     <w:nsid w:val="15FB601E"/>
     <w:multiLevelType w:val="hybridMultilevel"/>
     <w:tmpl w:val="6E74E080"/>
@@ -3328,7 +7278,156 @@
       </w:pPr>
     </w:lvl>
   </w:abstractNum>
-  <w:abstractNum w:abstractNumId="1">
+  <w:abstractNum w:abstractNumId="3" w15:restartNumberingAfterBreak="0">
+    <w:nsid w:val="25F3205F"/>
+    <w:multiLevelType w:val="multilevel"/>
+    <w:tmpl w:val="06D6B480"/>
+    <w:lvl w:ilvl="0">
+      <w:start w:val="1"/>
+      <w:numFmt w:val="bullet"/>
+      <w:lvlText w:val=""/>
+      <w:lvlJc w:val="left"/>
+      <w:pPr>
+        <w:tabs>
+          <w:tab w:val="num" w:pos="720"/>
+        </w:tabs>
+        <w:ind w:left="720" w:hanging="360"/>
+      </w:pPr>
+      <w:rPr>
+        <w:rFonts w:ascii="Symbol" w:hAnsi="Symbol" w:hint="default"/>
+        <w:sz w:val="20"/>
+      </w:rPr>
+    </w:lvl>
+    <w:lvl w:ilvl="1" w:tentative="1">
+      <w:start w:val="1"/>
+      <w:numFmt w:val="bullet"/>
+      <w:lvlText w:val="o"/>
+      <w:lvlJc w:val="left"/>
+      <w:pPr>
+        <w:tabs>
+          <w:tab w:val="num" w:pos="1440"/>
+        </w:tabs>
+        <w:ind w:left="1440" w:hanging="360"/>
+      </w:pPr>
+      <w:rPr>
+        <w:rFonts w:ascii="Courier New" w:hAnsi="Courier New" w:hint="default"/>
+        <w:sz w:val="20"/>
+      </w:rPr>
+    </w:lvl>
+    <w:lvl w:ilvl="2" w:tentative="1">
+      <w:start w:val="1"/>
+      <w:numFmt w:val="bullet"/>
+      <w:lvlText w:val=""/>
+      <w:lvlJc w:val="left"/>
+      <w:pPr>
+        <w:tabs>
+          <w:tab w:val="num" w:pos="2160"/>
+        </w:tabs>
+        <w:ind w:left="2160" w:hanging="360"/>
+      </w:pPr>
+      <w:rPr>
+        <w:rFonts w:ascii="Wingdings" w:hAnsi="Wingdings" w:hint="default"/>
+        <w:sz w:val="20"/>
+      </w:rPr>
+    </w:lvl>
+    <w:lvl w:ilvl="3" w:tentative="1">
+      <w:start w:val="1"/>
+      <w:numFmt w:val="bullet"/>
+      <w:lvlText w:val=""/>
+      <w:lvlJc w:val="left"/>
+      <w:pPr>
+        <w:tabs>
+          <w:tab w:val="num" w:pos="2880"/>
+        </w:tabs>
+        <w:ind w:left="2880" w:hanging="360"/>
+      </w:pPr>
+      <w:rPr>
+        <w:rFonts w:ascii="Wingdings" w:hAnsi="Wingdings" w:hint="default"/>
+        <w:sz w:val="20"/>
+      </w:rPr>
+    </w:lvl>
+    <w:lvl w:ilvl="4" w:tentative="1">
+      <w:start w:val="1"/>
+      <w:numFmt w:val="bullet"/>
+      <w:lvlText w:val=""/>
+      <w:lvlJc w:val="left"/>
+      <w:pPr>
+        <w:tabs>
+          <w:tab w:val="num" w:pos="3600"/>
+        </w:tabs>
+        <w:ind w:left="3600" w:hanging="360"/>
+      </w:pPr>
+      <w:rPr>
+        <w:rFonts w:ascii="Wingdings" w:hAnsi="Wingdings" w:hint="default"/>
+        <w:sz w:val="20"/>
+      </w:rPr>
+    </w:lvl>
+    <w:lvl w:ilvl="5" w:tentative="1">
+      <w:start w:val="1"/>
+      <w:numFmt w:val="bullet"/>
+      <w:lvlText w:val=""/>
+      <w:lvlJc w:val="left"/>
+      <w:pPr>
+        <w:tabs>
+          <w:tab w:val="num" w:pos="4320"/>
+        </w:tabs>
+        <w:ind w:left="4320" w:hanging="360"/>
+      </w:pPr>
+      <w:rPr>
+        <w:rFonts w:ascii="Wingdings" w:hAnsi="Wingdings" w:hint="default"/>
+        <w:sz w:val="20"/>
+      </w:rPr>
+    </w:lvl>
+    <w:lvl w:ilvl="6" w:tentative="1">
+      <w:start w:val="1"/>
+      <w:numFmt w:val="bullet"/>
+      <w:lvlText w:val=""/>
+      <w:lvlJc w:val="left"/>
+      <w:pPr>
+        <w:tabs>
+          <w:tab w:val="num" w:pos="5040"/>
+        </w:tabs>
+        <w:ind w:left="5040" w:hanging="360"/>
+      </w:pPr>
+      <w:rPr>
+        <w:rFonts w:ascii="Wingdings" w:hAnsi="Wingdings" w:hint="default"/>
+        <w:sz w:val="20"/>
+      </w:rPr>
+    </w:lvl>
+    <w:lvl w:ilvl="7" w:tentative="1">
+      <w:start w:val="1"/>
+      <w:numFmt w:val="bullet"/>
+      <w:lvlText w:val=""/>
+      <w:lvlJc w:val="left"/>
+      <w:pPr>
+        <w:tabs>
+          <w:tab w:val="num" w:pos="5760"/>
+        </w:tabs>
+        <w:ind w:left="5760" w:hanging="360"/>
+      </w:pPr>
+      <w:rPr>
+        <w:rFonts w:ascii="Wingdings" w:hAnsi="Wingdings" w:hint="default"/>
+        <w:sz w:val="20"/>
+      </w:rPr>
+    </w:lvl>
+    <w:lvl w:ilvl="8" w:tentative="1">
+      <w:start w:val="1"/>
+      <w:numFmt w:val="bullet"/>
+      <w:lvlText w:val=""/>
+      <w:lvlJc w:val="left"/>
+      <w:pPr>
+        <w:tabs>
+          <w:tab w:val="num" w:pos="6480"/>
+        </w:tabs>
+        <w:ind w:left="6480" w:hanging="360"/>
+      </w:pPr>
+      <w:rPr>
+        <w:rFonts w:ascii="Wingdings" w:hAnsi="Wingdings" w:hint="default"/>
+        <w:sz w:val="20"/>
+      </w:rPr>
+    </w:lvl>
+  </w:abstractNum>
+  <w:abstractNum w:abstractNumId="4" w15:restartNumberingAfterBreak="0">
     <w:nsid w:val="27772C7A"/>
     <w:multiLevelType w:val="hybridMultilevel"/>
     <w:tmpl w:val="F9A847D6"/>
@@ -3441,7 +7540,1050 @@
       </w:rPr>
     </w:lvl>
   </w:abstractNum>
-  <w:abstractNum w:abstractNumId="2">
+  <w:abstractNum w:abstractNumId="5" w15:restartNumberingAfterBreak="0">
+    <w:nsid w:val="3F724A79"/>
+    <w:multiLevelType w:val="multilevel"/>
+    <w:tmpl w:val="8FBEE9B8"/>
+    <w:lvl w:ilvl="0">
+      <w:start w:val="1"/>
+      <w:numFmt w:val="bullet"/>
+      <w:lvlText w:val=""/>
+      <w:lvlJc w:val="left"/>
+      <w:pPr>
+        <w:tabs>
+          <w:tab w:val="num" w:pos="720"/>
+        </w:tabs>
+        <w:ind w:left="720" w:hanging="360"/>
+      </w:pPr>
+      <w:rPr>
+        <w:rFonts w:ascii="Symbol" w:hAnsi="Symbol" w:hint="default"/>
+        <w:sz w:val="20"/>
+      </w:rPr>
+    </w:lvl>
+    <w:lvl w:ilvl="1" w:tentative="1">
+      <w:start w:val="1"/>
+      <w:numFmt w:val="bullet"/>
+      <w:lvlText w:val="o"/>
+      <w:lvlJc w:val="left"/>
+      <w:pPr>
+        <w:tabs>
+          <w:tab w:val="num" w:pos="1440"/>
+        </w:tabs>
+        <w:ind w:left="1440" w:hanging="360"/>
+      </w:pPr>
+      <w:rPr>
+        <w:rFonts w:ascii="Courier New" w:hAnsi="Courier New" w:hint="default"/>
+        <w:sz w:val="20"/>
+      </w:rPr>
+    </w:lvl>
+    <w:lvl w:ilvl="2" w:tentative="1">
+      <w:start w:val="1"/>
+      <w:numFmt w:val="bullet"/>
+      <w:lvlText w:val=""/>
+      <w:lvlJc w:val="left"/>
+      <w:pPr>
+        <w:tabs>
+          <w:tab w:val="num" w:pos="2160"/>
+        </w:tabs>
+        <w:ind w:left="2160" w:hanging="360"/>
+      </w:pPr>
+      <w:rPr>
+        <w:rFonts w:ascii="Wingdings" w:hAnsi="Wingdings" w:hint="default"/>
+        <w:sz w:val="20"/>
+      </w:rPr>
+    </w:lvl>
+    <w:lvl w:ilvl="3" w:tentative="1">
+      <w:start w:val="1"/>
+      <w:numFmt w:val="bullet"/>
+      <w:lvlText w:val=""/>
+      <w:lvlJc w:val="left"/>
+      <w:pPr>
+        <w:tabs>
+          <w:tab w:val="num" w:pos="2880"/>
+        </w:tabs>
+        <w:ind w:left="2880" w:hanging="360"/>
+      </w:pPr>
+      <w:rPr>
+        <w:rFonts w:ascii="Wingdings" w:hAnsi="Wingdings" w:hint="default"/>
+        <w:sz w:val="20"/>
+      </w:rPr>
+    </w:lvl>
+    <w:lvl w:ilvl="4" w:tentative="1">
+      <w:start w:val="1"/>
+      <w:numFmt w:val="bullet"/>
+      <w:lvlText w:val=""/>
+      <w:lvlJc w:val="left"/>
+      <w:pPr>
+        <w:tabs>
+          <w:tab w:val="num" w:pos="3600"/>
+        </w:tabs>
+        <w:ind w:left="3600" w:hanging="360"/>
+      </w:pPr>
+      <w:rPr>
+        <w:rFonts w:ascii="Wingdings" w:hAnsi="Wingdings" w:hint="default"/>
+        <w:sz w:val="20"/>
+      </w:rPr>
+    </w:lvl>
+    <w:lvl w:ilvl="5" w:tentative="1">
+      <w:start w:val="1"/>
+      <w:numFmt w:val="bullet"/>
+      <w:lvlText w:val=""/>
+      <w:lvlJc w:val="left"/>
+      <w:pPr>
+        <w:tabs>
+          <w:tab w:val="num" w:pos="4320"/>
+        </w:tabs>
+        <w:ind w:left="4320" w:hanging="360"/>
+      </w:pPr>
+      <w:rPr>
+        <w:rFonts w:ascii="Wingdings" w:hAnsi="Wingdings" w:hint="default"/>
+        <w:sz w:val="20"/>
+      </w:rPr>
+    </w:lvl>
+    <w:lvl w:ilvl="6" w:tentative="1">
+      <w:start w:val="1"/>
+      <w:numFmt w:val="bullet"/>
+      <w:lvlText w:val=""/>
+      <w:lvlJc w:val="left"/>
+      <w:pPr>
+        <w:tabs>
+          <w:tab w:val="num" w:pos="5040"/>
+        </w:tabs>
+        <w:ind w:left="5040" w:hanging="360"/>
+      </w:pPr>
+      <w:rPr>
+        <w:rFonts w:ascii="Wingdings" w:hAnsi="Wingdings" w:hint="default"/>
+        <w:sz w:val="20"/>
+      </w:rPr>
+    </w:lvl>
+    <w:lvl w:ilvl="7" w:tentative="1">
+      <w:start w:val="1"/>
+      <w:numFmt w:val="bullet"/>
+      <w:lvlText w:val=""/>
+      <w:lvlJc w:val="left"/>
+      <w:pPr>
+        <w:tabs>
+          <w:tab w:val="num" w:pos="5760"/>
+        </w:tabs>
+        <w:ind w:left="5760" w:hanging="360"/>
+      </w:pPr>
+      <w:rPr>
+        <w:rFonts w:ascii="Wingdings" w:hAnsi="Wingdings" w:hint="default"/>
+        <w:sz w:val="20"/>
+      </w:rPr>
+    </w:lvl>
+    <w:lvl w:ilvl="8" w:tentative="1">
+      <w:start w:val="1"/>
+      <w:numFmt w:val="bullet"/>
+      <w:lvlText w:val=""/>
+      <w:lvlJc w:val="left"/>
+      <w:pPr>
+        <w:tabs>
+          <w:tab w:val="num" w:pos="6480"/>
+        </w:tabs>
+        <w:ind w:left="6480" w:hanging="360"/>
+      </w:pPr>
+      <w:rPr>
+        <w:rFonts w:ascii="Wingdings" w:hAnsi="Wingdings" w:hint="default"/>
+        <w:sz w:val="20"/>
+      </w:rPr>
+    </w:lvl>
+  </w:abstractNum>
+  <w:abstractNum w:abstractNumId="6" w15:restartNumberingAfterBreak="0">
+    <w:nsid w:val="41C201C0"/>
+    <w:multiLevelType w:val="multilevel"/>
+    <w:tmpl w:val="B4CEC04C"/>
+    <w:lvl w:ilvl="0">
+      <w:start w:val="1"/>
+      <w:numFmt w:val="bullet"/>
+      <w:lvlText w:val=""/>
+      <w:lvlJc w:val="left"/>
+      <w:pPr>
+        <w:tabs>
+          <w:tab w:val="num" w:pos="720"/>
+        </w:tabs>
+        <w:ind w:left="720" w:hanging="360"/>
+      </w:pPr>
+      <w:rPr>
+        <w:rFonts w:ascii="Symbol" w:hAnsi="Symbol" w:hint="default"/>
+        <w:sz w:val="20"/>
+      </w:rPr>
+    </w:lvl>
+    <w:lvl w:ilvl="1" w:tentative="1">
+      <w:start w:val="1"/>
+      <w:numFmt w:val="bullet"/>
+      <w:lvlText w:val="o"/>
+      <w:lvlJc w:val="left"/>
+      <w:pPr>
+        <w:tabs>
+          <w:tab w:val="num" w:pos="1440"/>
+        </w:tabs>
+        <w:ind w:left="1440" w:hanging="360"/>
+      </w:pPr>
+      <w:rPr>
+        <w:rFonts w:ascii="Courier New" w:hAnsi="Courier New" w:hint="default"/>
+        <w:sz w:val="20"/>
+      </w:rPr>
+    </w:lvl>
+    <w:lvl w:ilvl="2" w:tentative="1">
+      <w:start w:val="1"/>
+      <w:numFmt w:val="bullet"/>
+      <w:lvlText w:val=""/>
+      <w:lvlJc w:val="left"/>
+      <w:pPr>
+        <w:tabs>
+          <w:tab w:val="num" w:pos="2160"/>
+        </w:tabs>
+        <w:ind w:left="2160" w:hanging="360"/>
+      </w:pPr>
+      <w:rPr>
+        <w:rFonts w:ascii="Wingdings" w:hAnsi="Wingdings" w:hint="default"/>
+        <w:sz w:val="20"/>
+      </w:rPr>
+    </w:lvl>
+    <w:lvl w:ilvl="3" w:tentative="1">
+      <w:start w:val="1"/>
+      <w:numFmt w:val="bullet"/>
+      <w:lvlText w:val=""/>
+      <w:lvlJc w:val="left"/>
+      <w:pPr>
+        <w:tabs>
+          <w:tab w:val="num" w:pos="2880"/>
+        </w:tabs>
+        <w:ind w:left="2880" w:hanging="360"/>
+      </w:pPr>
+      <w:rPr>
+        <w:rFonts w:ascii="Wingdings" w:hAnsi="Wingdings" w:hint="default"/>
+        <w:sz w:val="20"/>
+      </w:rPr>
+    </w:lvl>
+    <w:lvl w:ilvl="4" w:tentative="1">
+      <w:start w:val="1"/>
+      <w:numFmt w:val="bullet"/>
+      <w:lvlText w:val=""/>
+      <w:lvlJc w:val="left"/>
+      <w:pPr>
+        <w:tabs>
+          <w:tab w:val="num" w:pos="3600"/>
+        </w:tabs>
+        <w:ind w:left="3600" w:hanging="360"/>
+      </w:pPr>
+      <w:rPr>
+        <w:rFonts w:ascii="Wingdings" w:hAnsi="Wingdings" w:hint="default"/>
+        <w:sz w:val="20"/>
+      </w:rPr>
+    </w:lvl>
+    <w:lvl w:ilvl="5" w:tentative="1">
+      <w:start w:val="1"/>
+      <w:numFmt w:val="bullet"/>
+      <w:lvlText w:val=""/>
+      <w:lvlJc w:val="left"/>
+      <w:pPr>
+        <w:tabs>
+          <w:tab w:val="num" w:pos="4320"/>
+        </w:tabs>
+        <w:ind w:left="4320" w:hanging="360"/>
+      </w:pPr>
+      <w:rPr>
+        <w:rFonts w:ascii="Wingdings" w:hAnsi="Wingdings" w:hint="default"/>
+        <w:sz w:val="20"/>
+      </w:rPr>
+    </w:lvl>
+    <w:lvl w:ilvl="6" w:tentative="1">
+      <w:start w:val="1"/>
+      <w:numFmt w:val="bullet"/>
+      <w:lvlText w:val=""/>
+      <w:lvlJc w:val="left"/>
+      <w:pPr>
+        <w:tabs>
+          <w:tab w:val="num" w:pos="5040"/>
+        </w:tabs>
+        <w:ind w:left="5040" w:hanging="360"/>
+      </w:pPr>
+      <w:rPr>
+        <w:rFonts w:ascii="Wingdings" w:hAnsi="Wingdings" w:hint="default"/>
+        <w:sz w:val="20"/>
+      </w:rPr>
+    </w:lvl>
+    <w:lvl w:ilvl="7" w:tentative="1">
+      <w:start w:val="1"/>
+      <w:numFmt w:val="bullet"/>
+      <w:lvlText w:val=""/>
+      <w:lvlJc w:val="left"/>
+      <w:pPr>
+        <w:tabs>
+          <w:tab w:val="num" w:pos="5760"/>
+        </w:tabs>
+        <w:ind w:left="5760" w:hanging="360"/>
+      </w:pPr>
+      <w:rPr>
+        <w:rFonts w:ascii="Wingdings" w:hAnsi="Wingdings" w:hint="default"/>
+        <w:sz w:val="20"/>
+      </w:rPr>
+    </w:lvl>
+    <w:lvl w:ilvl="8" w:tentative="1">
+      <w:start w:val="1"/>
+      <w:numFmt w:val="bullet"/>
+      <w:lvlText w:val=""/>
+      <w:lvlJc w:val="left"/>
+      <w:pPr>
+        <w:tabs>
+          <w:tab w:val="num" w:pos="6480"/>
+        </w:tabs>
+        <w:ind w:left="6480" w:hanging="360"/>
+      </w:pPr>
+      <w:rPr>
+        <w:rFonts w:ascii="Wingdings" w:hAnsi="Wingdings" w:hint="default"/>
+        <w:sz w:val="20"/>
+      </w:rPr>
+    </w:lvl>
+  </w:abstractNum>
+  <w:abstractNum w:abstractNumId="7" w15:restartNumberingAfterBreak="0">
+    <w:nsid w:val="4F3A1E26"/>
+    <w:multiLevelType w:val="multilevel"/>
+    <w:tmpl w:val="9454C8DE"/>
+    <w:lvl w:ilvl="0">
+      <w:start w:val="1"/>
+      <w:numFmt w:val="bullet"/>
+      <w:lvlText w:val=""/>
+      <w:lvlJc w:val="left"/>
+      <w:pPr>
+        <w:tabs>
+          <w:tab w:val="num" w:pos="720"/>
+        </w:tabs>
+        <w:ind w:left="720" w:hanging="360"/>
+      </w:pPr>
+      <w:rPr>
+        <w:rFonts w:ascii="Symbol" w:hAnsi="Symbol" w:hint="default"/>
+        <w:sz w:val="20"/>
+      </w:rPr>
+    </w:lvl>
+    <w:lvl w:ilvl="1" w:tentative="1">
+      <w:start w:val="1"/>
+      <w:numFmt w:val="bullet"/>
+      <w:lvlText w:val="o"/>
+      <w:lvlJc w:val="left"/>
+      <w:pPr>
+        <w:tabs>
+          <w:tab w:val="num" w:pos="1440"/>
+        </w:tabs>
+        <w:ind w:left="1440" w:hanging="360"/>
+      </w:pPr>
+      <w:rPr>
+        <w:rFonts w:ascii="Courier New" w:hAnsi="Courier New" w:hint="default"/>
+        <w:sz w:val="20"/>
+      </w:rPr>
+    </w:lvl>
+    <w:lvl w:ilvl="2" w:tentative="1">
+      <w:start w:val="1"/>
+      <w:numFmt w:val="bullet"/>
+      <w:lvlText w:val=""/>
+      <w:lvlJc w:val="left"/>
+      <w:pPr>
+        <w:tabs>
+          <w:tab w:val="num" w:pos="2160"/>
+        </w:tabs>
+        <w:ind w:left="2160" w:hanging="360"/>
+      </w:pPr>
+      <w:rPr>
+        <w:rFonts w:ascii="Wingdings" w:hAnsi="Wingdings" w:hint="default"/>
+        <w:sz w:val="20"/>
+      </w:rPr>
+    </w:lvl>
+    <w:lvl w:ilvl="3" w:tentative="1">
+      <w:start w:val="1"/>
+      <w:numFmt w:val="bullet"/>
+      <w:lvlText w:val=""/>
+      <w:lvlJc w:val="left"/>
+      <w:pPr>
+        <w:tabs>
+          <w:tab w:val="num" w:pos="2880"/>
+        </w:tabs>
+        <w:ind w:left="2880" w:hanging="360"/>
+      </w:pPr>
+      <w:rPr>
+        <w:rFonts w:ascii="Wingdings" w:hAnsi="Wingdings" w:hint="default"/>
+        <w:sz w:val="20"/>
+      </w:rPr>
+    </w:lvl>
+    <w:lvl w:ilvl="4" w:tentative="1">
+      <w:start w:val="1"/>
+      <w:numFmt w:val="bullet"/>
+      <w:lvlText w:val=""/>
+      <w:lvlJc w:val="left"/>
+      <w:pPr>
+        <w:tabs>
+          <w:tab w:val="num" w:pos="3600"/>
+        </w:tabs>
+        <w:ind w:left="3600" w:hanging="360"/>
+      </w:pPr>
+      <w:rPr>
+        <w:rFonts w:ascii="Wingdings" w:hAnsi="Wingdings" w:hint="default"/>
+        <w:sz w:val="20"/>
+      </w:rPr>
+    </w:lvl>
+    <w:lvl w:ilvl="5" w:tentative="1">
+      <w:start w:val="1"/>
+      <w:numFmt w:val="bullet"/>
+      <w:lvlText w:val=""/>
+      <w:lvlJc w:val="left"/>
+      <w:pPr>
+        <w:tabs>
+          <w:tab w:val="num" w:pos="4320"/>
+        </w:tabs>
+        <w:ind w:left="4320" w:hanging="360"/>
+      </w:pPr>
+      <w:rPr>
+        <w:rFonts w:ascii="Wingdings" w:hAnsi="Wingdings" w:hint="default"/>
+        <w:sz w:val="20"/>
+      </w:rPr>
+    </w:lvl>
+    <w:lvl w:ilvl="6" w:tentative="1">
+      <w:start w:val="1"/>
+      <w:numFmt w:val="bullet"/>
+      <w:lvlText w:val=""/>
+      <w:lvlJc w:val="left"/>
+      <w:pPr>
+        <w:tabs>
+          <w:tab w:val="num" w:pos="5040"/>
+        </w:tabs>
+        <w:ind w:left="5040" w:hanging="360"/>
+      </w:pPr>
+      <w:rPr>
+        <w:rFonts w:ascii="Wingdings" w:hAnsi="Wingdings" w:hint="default"/>
+        <w:sz w:val="20"/>
+      </w:rPr>
+    </w:lvl>
+    <w:lvl w:ilvl="7" w:tentative="1">
+      <w:start w:val="1"/>
+      <w:numFmt w:val="bullet"/>
+      <w:lvlText w:val=""/>
+      <w:lvlJc w:val="left"/>
+      <w:pPr>
+        <w:tabs>
+          <w:tab w:val="num" w:pos="5760"/>
+        </w:tabs>
+        <w:ind w:left="5760" w:hanging="360"/>
+      </w:pPr>
+      <w:rPr>
+        <w:rFonts w:ascii="Wingdings" w:hAnsi="Wingdings" w:hint="default"/>
+        <w:sz w:val="20"/>
+      </w:rPr>
+    </w:lvl>
+    <w:lvl w:ilvl="8" w:tentative="1">
+      <w:start w:val="1"/>
+      <w:numFmt w:val="bullet"/>
+      <w:lvlText w:val=""/>
+      <w:lvlJc w:val="left"/>
+      <w:pPr>
+        <w:tabs>
+          <w:tab w:val="num" w:pos="6480"/>
+        </w:tabs>
+        <w:ind w:left="6480" w:hanging="360"/>
+      </w:pPr>
+      <w:rPr>
+        <w:rFonts w:ascii="Wingdings" w:hAnsi="Wingdings" w:hint="default"/>
+        <w:sz w:val="20"/>
+      </w:rPr>
+    </w:lvl>
+  </w:abstractNum>
+  <w:abstractNum w:abstractNumId="8" w15:restartNumberingAfterBreak="0">
+    <w:nsid w:val="55207A53"/>
+    <w:multiLevelType w:val="multilevel"/>
+    <w:tmpl w:val="0E72ABB2"/>
+    <w:lvl w:ilvl="0">
+      <w:start w:val="1"/>
+      <w:numFmt w:val="bullet"/>
+      <w:lvlText w:val=""/>
+      <w:lvlJc w:val="left"/>
+      <w:pPr>
+        <w:tabs>
+          <w:tab w:val="num" w:pos="720"/>
+        </w:tabs>
+        <w:ind w:left="720" w:hanging="360"/>
+      </w:pPr>
+      <w:rPr>
+        <w:rFonts w:ascii="Symbol" w:hAnsi="Symbol" w:hint="default"/>
+        <w:sz w:val="20"/>
+      </w:rPr>
+    </w:lvl>
+    <w:lvl w:ilvl="1" w:tentative="1">
+      <w:start w:val="1"/>
+      <w:numFmt w:val="bullet"/>
+      <w:lvlText w:val="o"/>
+      <w:lvlJc w:val="left"/>
+      <w:pPr>
+        <w:tabs>
+          <w:tab w:val="num" w:pos="1440"/>
+        </w:tabs>
+        <w:ind w:left="1440" w:hanging="360"/>
+      </w:pPr>
+      <w:rPr>
+        <w:rFonts w:ascii="Courier New" w:hAnsi="Courier New" w:hint="default"/>
+        <w:sz w:val="20"/>
+      </w:rPr>
+    </w:lvl>
+    <w:lvl w:ilvl="2" w:tentative="1">
+      <w:start w:val="1"/>
+      <w:numFmt w:val="bullet"/>
+      <w:lvlText w:val=""/>
+      <w:lvlJc w:val="left"/>
+      <w:pPr>
+        <w:tabs>
+          <w:tab w:val="num" w:pos="2160"/>
+        </w:tabs>
+        <w:ind w:left="2160" w:hanging="360"/>
+      </w:pPr>
+      <w:rPr>
+        <w:rFonts w:ascii="Wingdings" w:hAnsi="Wingdings" w:hint="default"/>
+        <w:sz w:val="20"/>
+      </w:rPr>
+    </w:lvl>
+    <w:lvl w:ilvl="3" w:tentative="1">
+      <w:start w:val="1"/>
+      <w:numFmt w:val="bullet"/>
+      <w:lvlText w:val=""/>
+      <w:lvlJc w:val="left"/>
+      <w:pPr>
+        <w:tabs>
+          <w:tab w:val="num" w:pos="2880"/>
+        </w:tabs>
+        <w:ind w:left="2880" w:hanging="360"/>
+      </w:pPr>
+      <w:rPr>
+        <w:rFonts w:ascii="Wingdings" w:hAnsi="Wingdings" w:hint="default"/>
+        <w:sz w:val="20"/>
+      </w:rPr>
+    </w:lvl>
+    <w:lvl w:ilvl="4" w:tentative="1">
+      <w:start w:val="1"/>
+      <w:numFmt w:val="bullet"/>
+      <w:lvlText w:val=""/>
+      <w:lvlJc w:val="left"/>
+      <w:pPr>
+        <w:tabs>
+          <w:tab w:val="num" w:pos="3600"/>
+        </w:tabs>
+        <w:ind w:left="3600" w:hanging="360"/>
+      </w:pPr>
+      <w:rPr>
+        <w:rFonts w:ascii="Wingdings" w:hAnsi="Wingdings" w:hint="default"/>
+        <w:sz w:val="20"/>
+      </w:rPr>
+    </w:lvl>
+    <w:lvl w:ilvl="5" w:tentative="1">
+      <w:start w:val="1"/>
+      <w:numFmt w:val="bullet"/>
+      <w:lvlText w:val=""/>
+      <w:lvlJc w:val="left"/>
+      <w:pPr>
+        <w:tabs>
+          <w:tab w:val="num" w:pos="4320"/>
+        </w:tabs>
+        <w:ind w:left="4320" w:hanging="360"/>
+      </w:pPr>
+      <w:rPr>
+        <w:rFonts w:ascii="Wingdings" w:hAnsi="Wingdings" w:hint="default"/>
+        <w:sz w:val="20"/>
+      </w:rPr>
+    </w:lvl>
+    <w:lvl w:ilvl="6" w:tentative="1">
+      <w:start w:val="1"/>
+      <w:numFmt w:val="bullet"/>
+      <w:lvlText w:val=""/>
+      <w:lvlJc w:val="left"/>
+      <w:pPr>
+        <w:tabs>
+          <w:tab w:val="num" w:pos="5040"/>
+        </w:tabs>
+        <w:ind w:left="5040" w:hanging="360"/>
+      </w:pPr>
+      <w:rPr>
+        <w:rFonts w:ascii="Wingdings" w:hAnsi="Wingdings" w:hint="default"/>
+        <w:sz w:val="20"/>
+      </w:rPr>
+    </w:lvl>
+    <w:lvl w:ilvl="7" w:tentative="1">
+      <w:start w:val="1"/>
+      <w:numFmt w:val="bullet"/>
+      <w:lvlText w:val=""/>
+      <w:lvlJc w:val="left"/>
+      <w:pPr>
+        <w:tabs>
+          <w:tab w:val="num" w:pos="5760"/>
+        </w:tabs>
+        <w:ind w:left="5760" w:hanging="360"/>
+      </w:pPr>
+      <w:rPr>
+        <w:rFonts w:ascii="Wingdings" w:hAnsi="Wingdings" w:hint="default"/>
+        <w:sz w:val="20"/>
+      </w:rPr>
+    </w:lvl>
+    <w:lvl w:ilvl="8" w:tentative="1">
+      <w:start w:val="1"/>
+      <w:numFmt w:val="bullet"/>
+      <w:lvlText w:val=""/>
+      <w:lvlJc w:val="left"/>
+      <w:pPr>
+        <w:tabs>
+          <w:tab w:val="num" w:pos="6480"/>
+        </w:tabs>
+        <w:ind w:left="6480" w:hanging="360"/>
+      </w:pPr>
+      <w:rPr>
+        <w:rFonts w:ascii="Wingdings" w:hAnsi="Wingdings" w:hint="default"/>
+        <w:sz w:val="20"/>
+      </w:rPr>
+    </w:lvl>
+  </w:abstractNum>
+  <w:abstractNum w:abstractNumId="9" w15:restartNumberingAfterBreak="0">
+    <w:nsid w:val="566E7971"/>
+    <w:multiLevelType w:val="multilevel"/>
+    <w:tmpl w:val="7B6AFA88"/>
+    <w:lvl w:ilvl="0">
+      <w:start w:val="1"/>
+      <w:numFmt w:val="bullet"/>
+      <w:lvlText w:val=""/>
+      <w:lvlJc w:val="left"/>
+      <w:pPr>
+        <w:tabs>
+          <w:tab w:val="num" w:pos="720"/>
+        </w:tabs>
+        <w:ind w:left="720" w:hanging="360"/>
+      </w:pPr>
+      <w:rPr>
+        <w:rFonts w:ascii="Symbol" w:hAnsi="Symbol" w:hint="default"/>
+        <w:sz w:val="20"/>
+      </w:rPr>
+    </w:lvl>
+    <w:lvl w:ilvl="1" w:tentative="1">
+      <w:start w:val="1"/>
+      <w:numFmt w:val="bullet"/>
+      <w:lvlText w:val="o"/>
+      <w:lvlJc w:val="left"/>
+      <w:pPr>
+        <w:tabs>
+          <w:tab w:val="num" w:pos="1440"/>
+        </w:tabs>
+        <w:ind w:left="1440" w:hanging="360"/>
+      </w:pPr>
+      <w:rPr>
+        <w:rFonts w:ascii="Courier New" w:hAnsi="Courier New" w:hint="default"/>
+        <w:sz w:val="20"/>
+      </w:rPr>
+    </w:lvl>
+    <w:lvl w:ilvl="2" w:tentative="1">
+      <w:start w:val="1"/>
+      <w:numFmt w:val="bullet"/>
+      <w:lvlText w:val=""/>
+      <w:lvlJc w:val="left"/>
+      <w:pPr>
+        <w:tabs>
+          <w:tab w:val="num" w:pos="2160"/>
+        </w:tabs>
+        <w:ind w:left="2160" w:hanging="360"/>
+      </w:pPr>
+      <w:rPr>
+        <w:rFonts w:ascii="Wingdings" w:hAnsi="Wingdings" w:hint="default"/>
+        <w:sz w:val="20"/>
+      </w:rPr>
+    </w:lvl>
+    <w:lvl w:ilvl="3" w:tentative="1">
+      <w:start w:val="1"/>
+      <w:numFmt w:val="bullet"/>
+      <w:lvlText w:val=""/>
+      <w:lvlJc w:val="left"/>
+      <w:pPr>
+        <w:tabs>
+          <w:tab w:val="num" w:pos="2880"/>
+        </w:tabs>
+        <w:ind w:left="2880" w:hanging="360"/>
+      </w:pPr>
+      <w:rPr>
+        <w:rFonts w:ascii="Wingdings" w:hAnsi="Wingdings" w:hint="default"/>
+        <w:sz w:val="20"/>
+      </w:rPr>
+    </w:lvl>
+    <w:lvl w:ilvl="4" w:tentative="1">
+      <w:start w:val="1"/>
+      <w:numFmt w:val="bullet"/>
+      <w:lvlText w:val=""/>
+      <w:lvlJc w:val="left"/>
+      <w:pPr>
+        <w:tabs>
+          <w:tab w:val="num" w:pos="3600"/>
+        </w:tabs>
+        <w:ind w:left="3600" w:hanging="360"/>
+      </w:pPr>
+      <w:rPr>
+        <w:rFonts w:ascii="Wingdings" w:hAnsi="Wingdings" w:hint="default"/>
+        <w:sz w:val="20"/>
+      </w:rPr>
+    </w:lvl>
+    <w:lvl w:ilvl="5" w:tentative="1">
+      <w:start w:val="1"/>
+      <w:numFmt w:val="bullet"/>
+      <w:lvlText w:val=""/>
+      <w:lvlJc w:val="left"/>
+      <w:pPr>
+        <w:tabs>
+          <w:tab w:val="num" w:pos="4320"/>
+        </w:tabs>
+        <w:ind w:left="4320" w:hanging="360"/>
+      </w:pPr>
+      <w:rPr>
+        <w:rFonts w:ascii="Wingdings" w:hAnsi="Wingdings" w:hint="default"/>
+        <w:sz w:val="20"/>
+      </w:rPr>
+    </w:lvl>
+    <w:lvl w:ilvl="6" w:tentative="1">
+      <w:start w:val="1"/>
+      <w:numFmt w:val="bullet"/>
+      <w:lvlText w:val=""/>
+      <w:lvlJc w:val="left"/>
+      <w:pPr>
+        <w:tabs>
+          <w:tab w:val="num" w:pos="5040"/>
+        </w:tabs>
+        <w:ind w:left="5040" w:hanging="360"/>
+      </w:pPr>
+      <w:rPr>
+        <w:rFonts w:ascii="Wingdings" w:hAnsi="Wingdings" w:hint="default"/>
+        <w:sz w:val="20"/>
+      </w:rPr>
+    </w:lvl>
+    <w:lvl w:ilvl="7" w:tentative="1">
+      <w:start w:val="1"/>
+      <w:numFmt w:val="bullet"/>
+      <w:lvlText w:val=""/>
+      <w:lvlJc w:val="left"/>
+      <w:pPr>
+        <w:tabs>
+          <w:tab w:val="num" w:pos="5760"/>
+        </w:tabs>
+        <w:ind w:left="5760" w:hanging="360"/>
+      </w:pPr>
+      <w:rPr>
+        <w:rFonts w:ascii="Wingdings" w:hAnsi="Wingdings" w:hint="default"/>
+        <w:sz w:val="20"/>
+      </w:rPr>
+    </w:lvl>
+    <w:lvl w:ilvl="8" w:tentative="1">
+      <w:start w:val="1"/>
+      <w:numFmt w:val="bullet"/>
+      <w:lvlText w:val=""/>
+      <w:lvlJc w:val="left"/>
+      <w:pPr>
+        <w:tabs>
+          <w:tab w:val="num" w:pos="6480"/>
+        </w:tabs>
+        <w:ind w:left="6480" w:hanging="360"/>
+      </w:pPr>
+      <w:rPr>
+        <w:rFonts w:ascii="Wingdings" w:hAnsi="Wingdings" w:hint="default"/>
+        <w:sz w:val="20"/>
+      </w:rPr>
+    </w:lvl>
+  </w:abstractNum>
+  <w:abstractNum w:abstractNumId="10" w15:restartNumberingAfterBreak="0">
+    <w:nsid w:val="5F7F570F"/>
+    <w:multiLevelType w:val="multilevel"/>
+    <w:tmpl w:val="38FC6922"/>
+    <w:lvl w:ilvl="0">
+      <w:start w:val="1"/>
+      <w:numFmt w:val="bullet"/>
+      <w:lvlText w:val=""/>
+      <w:lvlJc w:val="left"/>
+      <w:pPr>
+        <w:tabs>
+          <w:tab w:val="num" w:pos="720"/>
+        </w:tabs>
+        <w:ind w:left="720" w:hanging="360"/>
+      </w:pPr>
+      <w:rPr>
+        <w:rFonts w:ascii="Symbol" w:hAnsi="Symbol" w:hint="default"/>
+        <w:sz w:val="20"/>
+      </w:rPr>
+    </w:lvl>
+    <w:lvl w:ilvl="1" w:tentative="1">
+      <w:start w:val="1"/>
+      <w:numFmt w:val="bullet"/>
+      <w:lvlText w:val="o"/>
+      <w:lvlJc w:val="left"/>
+      <w:pPr>
+        <w:tabs>
+          <w:tab w:val="num" w:pos="1440"/>
+        </w:tabs>
+        <w:ind w:left="1440" w:hanging="360"/>
+      </w:pPr>
+      <w:rPr>
+        <w:rFonts w:ascii="Courier New" w:hAnsi="Courier New" w:hint="default"/>
+        <w:sz w:val="20"/>
+      </w:rPr>
+    </w:lvl>
+    <w:lvl w:ilvl="2" w:tentative="1">
+      <w:start w:val="1"/>
+      <w:numFmt w:val="bullet"/>
+      <w:lvlText w:val=""/>
+      <w:lvlJc w:val="left"/>
+      <w:pPr>
+        <w:tabs>
+          <w:tab w:val="num" w:pos="2160"/>
+        </w:tabs>
+        <w:ind w:left="2160" w:hanging="360"/>
+      </w:pPr>
+      <w:rPr>
+        <w:rFonts w:ascii="Wingdings" w:hAnsi="Wingdings" w:hint="default"/>
+        <w:sz w:val="20"/>
+      </w:rPr>
+    </w:lvl>
+    <w:lvl w:ilvl="3" w:tentative="1">
+      <w:start w:val="1"/>
+      <w:numFmt w:val="bullet"/>
+      <w:lvlText w:val=""/>
+      <w:lvlJc w:val="left"/>
+      <w:pPr>
+        <w:tabs>
+          <w:tab w:val="num" w:pos="2880"/>
+        </w:tabs>
+        <w:ind w:left="2880" w:hanging="360"/>
+      </w:pPr>
+      <w:rPr>
+        <w:rFonts w:ascii="Wingdings" w:hAnsi="Wingdings" w:hint="default"/>
+        <w:sz w:val="20"/>
+      </w:rPr>
+    </w:lvl>
+    <w:lvl w:ilvl="4" w:tentative="1">
+      <w:start w:val="1"/>
+      <w:numFmt w:val="bullet"/>
+      <w:lvlText w:val=""/>
+      <w:lvlJc w:val="left"/>
+      <w:pPr>
+        <w:tabs>
+          <w:tab w:val="num" w:pos="3600"/>
+        </w:tabs>
+        <w:ind w:left="3600" w:hanging="360"/>
+      </w:pPr>
+      <w:rPr>
+        <w:rFonts w:ascii="Wingdings" w:hAnsi="Wingdings" w:hint="default"/>
+        <w:sz w:val="20"/>
+      </w:rPr>
+    </w:lvl>
+    <w:lvl w:ilvl="5" w:tentative="1">
+      <w:start w:val="1"/>
+      <w:numFmt w:val="bullet"/>
+      <w:lvlText w:val=""/>
+      <w:lvlJc w:val="left"/>
+      <w:pPr>
+        <w:tabs>
+          <w:tab w:val="num" w:pos="4320"/>
+        </w:tabs>
+        <w:ind w:left="4320" w:hanging="360"/>
+      </w:pPr>
+      <w:rPr>
+        <w:rFonts w:ascii="Wingdings" w:hAnsi="Wingdings" w:hint="default"/>
+        <w:sz w:val="20"/>
+      </w:rPr>
+    </w:lvl>
+    <w:lvl w:ilvl="6" w:tentative="1">
+      <w:start w:val="1"/>
+      <w:numFmt w:val="bullet"/>
+      <w:lvlText w:val=""/>
+      <w:lvlJc w:val="left"/>
+      <w:pPr>
+        <w:tabs>
+          <w:tab w:val="num" w:pos="5040"/>
+        </w:tabs>
+        <w:ind w:left="5040" w:hanging="360"/>
+      </w:pPr>
+      <w:rPr>
+        <w:rFonts w:ascii="Wingdings" w:hAnsi="Wingdings" w:hint="default"/>
+        <w:sz w:val="20"/>
+      </w:rPr>
+    </w:lvl>
+    <w:lvl w:ilvl="7" w:tentative="1">
+      <w:start w:val="1"/>
+      <w:numFmt w:val="bullet"/>
+      <w:lvlText w:val=""/>
+      <w:lvlJc w:val="left"/>
+      <w:pPr>
+        <w:tabs>
+          <w:tab w:val="num" w:pos="5760"/>
+        </w:tabs>
+        <w:ind w:left="5760" w:hanging="360"/>
+      </w:pPr>
+      <w:rPr>
+        <w:rFonts w:ascii="Wingdings" w:hAnsi="Wingdings" w:hint="default"/>
+        <w:sz w:val="20"/>
+      </w:rPr>
+    </w:lvl>
+    <w:lvl w:ilvl="8" w:tentative="1">
+      <w:start w:val="1"/>
+      <w:numFmt w:val="bullet"/>
+      <w:lvlText w:val=""/>
+      <w:lvlJc w:val="left"/>
+      <w:pPr>
+        <w:tabs>
+          <w:tab w:val="num" w:pos="6480"/>
+        </w:tabs>
+        <w:ind w:left="6480" w:hanging="360"/>
+      </w:pPr>
+      <w:rPr>
+        <w:rFonts w:ascii="Wingdings" w:hAnsi="Wingdings" w:hint="default"/>
+        <w:sz w:val="20"/>
+      </w:rPr>
+    </w:lvl>
+  </w:abstractNum>
+  <w:abstractNum w:abstractNumId="11" w15:restartNumberingAfterBreak="0">
+    <w:nsid w:val="60FB4350"/>
+    <w:multiLevelType w:val="multilevel"/>
+    <w:tmpl w:val="1CD68180"/>
+    <w:lvl w:ilvl="0">
+      <w:start w:val="1"/>
+      <w:numFmt w:val="bullet"/>
+      <w:lvlText w:val=""/>
+      <w:lvlJc w:val="left"/>
+      <w:pPr>
+        <w:tabs>
+          <w:tab w:val="num" w:pos="720"/>
+        </w:tabs>
+        <w:ind w:left="720" w:hanging="360"/>
+      </w:pPr>
+      <w:rPr>
+        <w:rFonts w:ascii="Symbol" w:hAnsi="Symbol" w:hint="default"/>
+        <w:sz w:val="20"/>
+      </w:rPr>
+    </w:lvl>
+    <w:lvl w:ilvl="1" w:tentative="1">
+      <w:start w:val="1"/>
+      <w:numFmt w:val="bullet"/>
+      <w:lvlText w:val="o"/>
+      <w:lvlJc w:val="left"/>
+      <w:pPr>
+        <w:tabs>
+          <w:tab w:val="num" w:pos="1440"/>
+        </w:tabs>
+        <w:ind w:left="1440" w:hanging="360"/>
+      </w:pPr>
+      <w:rPr>
+        <w:rFonts w:ascii="Courier New" w:hAnsi="Courier New" w:hint="default"/>
+        <w:sz w:val="20"/>
+      </w:rPr>
+    </w:lvl>
+    <w:lvl w:ilvl="2" w:tentative="1">
+      <w:start w:val="1"/>
+      <w:numFmt w:val="bullet"/>
+      <w:lvlText w:val=""/>
+      <w:lvlJc w:val="left"/>
+      <w:pPr>
+        <w:tabs>
+          <w:tab w:val="num" w:pos="2160"/>
+        </w:tabs>
+        <w:ind w:left="2160" w:hanging="360"/>
+      </w:pPr>
+      <w:rPr>
+        <w:rFonts w:ascii="Wingdings" w:hAnsi="Wingdings" w:hint="default"/>
+        <w:sz w:val="20"/>
+      </w:rPr>
+    </w:lvl>
+    <w:lvl w:ilvl="3" w:tentative="1">
+      <w:start w:val="1"/>
+      <w:numFmt w:val="bullet"/>
+      <w:lvlText w:val=""/>
+      <w:lvlJc w:val="left"/>
+      <w:pPr>
+        <w:tabs>
+          <w:tab w:val="num" w:pos="2880"/>
+        </w:tabs>
+        <w:ind w:left="2880" w:hanging="360"/>
+      </w:pPr>
+      <w:rPr>
+        <w:rFonts w:ascii="Wingdings" w:hAnsi="Wingdings" w:hint="default"/>
+        <w:sz w:val="20"/>
+      </w:rPr>
+    </w:lvl>
+    <w:lvl w:ilvl="4" w:tentative="1">
+      <w:start w:val="1"/>
+      <w:numFmt w:val="bullet"/>
+      <w:lvlText w:val=""/>
+      <w:lvlJc w:val="left"/>
+      <w:pPr>
+        <w:tabs>
+          <w:tab w:val="num" w:pos="3600"/>
+        </w:tabs>
+        <w:ind w:left="3600" w:hanging="360"/>
+      </w:pPr>
+      <w:rPr>
+        <w:rFonts w:ascii="Wingdings" w:hAnsi="Wingdings" w:hint="default"/>
+        <w:sz w:val="20"/>
+      </w:rPr>
+    </w:lvl>
+    <w:lvl w:ilvl="5" w:tentative="1">
+      <w:start w:val="1"/>
+      <w:numFmt w:val="bullet"/>
+      <w:lvlText w:val=""/>
+      <w:lvlJc w:val="left"/>
+      <w:pPr>
+        <w:tabs>
+          <w:tab w:val="num" w:pos="4320"/>
+        </w:tabs>
+        <w:ind w:left="4320" w:hanging="360"/>
+      </w:pPr>
+      <w:rPr>
+        <w:rFonts w:ascii="Wingdings" w:hAnsi="Wingdings" w:hint="default"/>
+        <w:sz w:val="20"/>
+      </w:rPr>
+    </w:lvl>
+    <w:lvl w:ilvl="6" w:tentative="1">
+      <w:start w:val="1"/>
+      <w:numFmt w:val="bullet"/>
+      <w:lvlText w:val=""/>
+      <w:lvlJc w:val="left"/>
+      <w:pPr>
+        <w:tabs>
+          <w:tab w:val="num" w:pos="5040"/>
+        </w:tabs>
+        <w:ind w:left="5040" w:hanging="360"/>
+      </w:pPr>
+      <w:rPr>
+        <w:rFonts w:ascii="Wingdings" w:hAnsi="Wingdings" w:hint="default"/>
+        <w:sz w:val="20"/>
+      </w:rPr>
+    </w:lvl>
+    <w:lvl w:ilvl="7" w:tentative="1">
+      <w:start w:val="1"/>
+      <w:numFmt w:val="bullet"/>
+      <w:lvlText w:val=""/>
+      <w:lvlJc w:val="left"/>
+      <w:pPr>
+        <w:tabs>
+          <w:tab w:val="num" w:pos="5760"/>
+        </w:tabs>
+        <w:ind w:left="5760" w:hanging="360"/>
+      </w:pPr>
+      <w:rPr>
+        <w:rFonts w:ascii="Wingdings" w:hAnsi="Wingdings" w:hint="default"/>
+        <w:sz w:val="20"/>
+      </w:rPr>
+    </w:lvl>
+    <w:lvl w:ilvl="8" w:tentative="1">
+      <w:start w:val="1"/>
+      <w:numFmt w:val="bullet"/>
+      <w:lvlText w:val=""/>
+      <w:lvlJc w:val="left"/>
+      <w:pPr>
+        <w:tabs>
+          <w:tab w:val="num" w:pos="6480"/>
+        </w:tabs>
+        <w:ind w:left="6480" w:hanging="360"/>
+      </w:pPr>
+      <w:rPr>
+        <w:rFonts w:ascii="Wingdings" w:hAnsi="Wingdings" w:hint="default"/>
+        <w:sz w:val="20"/>
+      </w:rPr>
+    </w:lvl>
+  </w:abstractNum>
+  <w:abstractNum w:abstractNumId="12" w15:restartNumberingAfterBreak="0">
     <w:nsid w:val="69A656A6"/>
     <w:multiLevelType w:val="hybridMultilevel"/>
     <w:tmpl w:val="BCE2E368"/>
@@ -3527,7 +8669,269 @@
       </w:pPr>
     </w:lvl>
   </w:abstractNum>
-  <w:abstractNum w:abstractNumId="3">
+  <w:abstractNum w:abstractNumId="13" w15:restartNumberingAfterBreak="0">
+    <w:nsid w:val="69E41464"/>
+    <w:multiLevelType w:val="multilevel"/>
+    <w:tmpl w:val="F5FA40B6"/>
+    <w:lvl w:ilvl="0">
+      <w:start w:val="1"/>
+      <w:numFmt w:val="bullet"/>
+      <w:lvlText w:val=""/>
+      <w:lvlJc w:val="left"/>
+      <w:pPr>
+        <w:tabs>
+          <w:tab w:val="num" w:pos="720"/>
+        </w:tabs>
+        <w:ind w:left="720" w:hanging="360"/>
+      </w:pPr>
+      <w:rPr>
+        <w:rFonts w:ascii="Symbol" w:hAnsi="Symbol" w:hint="default"/>
+        <w:sz w:val="20"/>
+      </w:rPr>
+    </w:lvl>
+    <w:lvl w:ilvl="1" w:tentative="1">
+      <w:start w:val="1"/>
+      <w:numFmt w:val="bullet"/>
+      <w:lvlText w:val="o"/>
+      <w:lvlJc w:val="left"/>
+      <w:pPr>
+        <w:tabs>
+          <w:tab w:val="num" w:pos="1440"/>
+        </w:tabs>
+        <w:ind w:left="1440" w:hanging="360"/>
+      </w:pPr>
+      <w:rPr>
+        <w:rFonts w:ascii="Courier New" w:hAnsi="Courier New" w:hint="default"/>
+        <w:sz w:val="20"/>
+      </w:rPr>
+    </w:lvl>
+    <w:lvl w:ilvl="2" w:tentative="1">
+      <w:start w:val="1"/>
+      <w:numFmt w:val="bullet"/>
+      <w:lvlText w:val=""/>
+      <w:lvlJc w:val="left"/>
+      <w:pPr>
+        <w:tabs>
+          <w:tab w:val="num" w:pos="2160"/>
+        </w:tabs>
+        <w:ind w:left="2160" w:hanging="360"/>
+      </w:pPr>
+      <w:rPr>
+        <w:rFonts w:ascii="Wingdings" w:hAnsi="Wingdings" w:hint="default"/>
+        <w:sz w:val="20"/>
+      </w:rPr>
+    </w:lvl>
+    <w:lvl w:ilvl="3" w:tentative="1">
+      <w:start w:val="1"/>
+      <w:numFmt w:val="bullet"/>
+      <w:lvlText w:val=""/>
+      <w:lvlJc w:val="left"/>
+      <w:pPr>
+        <w:tabs>
+          <w:tab w:val="num" w:pos="2880"/>
+        </w:tabs>
+        <w:ind w:left="2880" w:hanging="360"/>
+      </w:pPr>
+      <w:rPr>
+        <w:rFonts w:ascii="Wingdings" w:hAnsi="Wingdings" w:hint="default"/>
+        <w:sz w:val="20"/>
+      </w:rPr>
+    </w:lvl>
+    <w:lvl w:ilvl="4" w:tentative="1">
+      <w:start w:val="1"/>
+      <w:numFmt w:val="bullet"/>
+      <w:lvlText w:val=""/>
+      <w:lvlJc w:val="left"/>
+      <w:pPr>
+        <w:tabs>
+          <w:tab w:val="num" w:pos="3600"/>
+        </w:tabs>
+        <w:ind w:left="3600" w:hanging="360"/>
+      </w:pPr>
+      <w:rPr>
+        <w:rFonts w:ascii="Wingdings" w:hAnsi="Wingdings" w:hint="default"/>
+        <w:sz w:val="20"/>
+      </w:rPr>
+    </w:lvl>
+    <w:lvl w:ilvl="5" w:tentative="1">
+      <w:start w:val="1"/>
+      <w:numFmt w:val="bullet"/>
+      <w:lvlText w:val=""/>
+      <w:lvlJc w:val="left"/>
+      <w:pPr>
+        <w:tabs>
+          <w:tab w:val="num" w:pos="4320"/>
+        </w:tabs>
+        <w:ind w:left="4320" w:hanging="360"/>
+      </w:pPr>
+      <w:rPr>
+        <w:rFonts w:ascii="Wingdings" w:hAnsi="Wingdings" w:hint="default"/>
+        <w:sz w:val="20"/>
+      </w:rPr>
+    </w:lvl>
+    <w:lvl w:ilvl="6" w:tentative="1">
+      <w:start w:val="1"/>
+      <w:numFmt w:val="bullet"/>
+      <w:lvlText w:val=""/>
+      <w:lvlJc w:val="left"/>
+      <w:pPr>
+        <w:tabs>
+          <w:tab w:val="num" w:pos="5040"/>
+        </w:tabs>
+        <w:ind w:left="5040" w:hanging="360"/>
+      </w:pPr>
+      <w:rPr>
+        <w:rFonts w:ascii="Wingdings" w:hAnsi="Wingdings" w:hint="default"/>
+        <w:sz w:val="20"/>
+      </w:rPr>
+    </w:lvl>
+    <w:lvl w:ilvl="7" w:tentative="1">
+      <w:start w:val="1"/>
+      <w:numFmt w:val="bullet"/>
+      <w:lvlText w:val=""/>
+      <w:lvlJc w:val="left"/>
+      <w:pPr>
+        <w:tabs>
+          <w:tab w:val="num" w:pos="5760"/>
+        </w:tabs>
+        <w:ind w:left="5760" w:hanging="360"/>
+      </w:pPr>
+      <w:rPr>
+        <w:rFonts w:ascii="Wingdings" w:hAnsi="Wingdings" w:hint="default"/>
+        <w:sz w:val="20"/>
+      </w:rPr>
+    </w:lvl>
+    <w:lvl w:ilvl="8" w:tentative="1">
+      <w:start w:val="1"/>
+      <w:numFmt w:val="bullet"/>
+      <w:lvlText w:val=""/>
+      <w:lvlJc w:val="left"/>
+      <w:pPr>
+        <w:tabs>
+          <w:tab w:val="num" w:pos="6480"/>
+        </w:tabs>
+        <w:ind w:left="6480" w:hanging="360"/>
+      </w:pPr>
+      <w:rPr>
+        <w:rFonts w:ascii="Wingdings" w:hAnsi="Wingdings" w:hint="default"/>
+        <w:sz w:val="20"/>
+      </w:rPr>
+    </w:lvl>
+  </w:abstractNum>
+  <w:abstractNum w:abstractNumId="14" w15:restartNumberingAfterBreak="0">
+    <w:nsid w:val="6A935B09"/>
+    <w:multiLevelType w:val="hybridMultilevel"/>
+    <w:tmpl w:val="636ECB0A"/>
+    <w:lvl w:ilvl="0" w:tplc="280A0001">
+      <w:start w:val="1"/>
+      <w:numFmt w:val="bullet"/>
+      <w:lvlText w:val=""/>
+      <w:lvlJc w:val="left"/>
+      <w:pPr>
+        <w:ind w:left="720" w:hanging="360"/>
+      </w:pPr>
+      <w:rPr>
+        <w:rFonts w:ascii="Symbol" w:hAnsi="Symbol" w:hint="default"/>
+      </w:rPr>
+    </w:lvl>
+    <w:lvl w:ilvl="1" w:tplc="280A0003" w:tentative="1">
+      <w:start w:val="1"/>
+      <w:numFmt w:val="bullet"/>
+      <w:lvlText w:val="o"/>
+      <w:lvlJc w:val="left"/>
+      <w:pPr>
+        <w:ind w:left="1440" w:hanging="360"/>
+      </w:pPr>
+      <w:rPr>
+        <w:rFonts w:ascii="Courier New" w:hAnsi="Courier New" w:cs="Courier New" w:hint="default"/>
+      </w:rPr>
+    </w:lvl>
+    <w:lvl w:ilvl="2" w:tplc="280A0005" w:tentative="1">
+      <w:start w:val="1"/>
+      <w:numFmt w:val="bullet"/>
+      <w:lvlText w:val=""/>
+      <w:lvlJc w:val="left"/>
+      <w:pPr>
+        <w:ind w:left="2160" w:hanging="360"/>
+      </w:pPr>
+      <w:rPr>
+        <w:rFonts w:ascii="Wingdings" w:hAnsi="Wingdings" w:hint="default"/>
+      </w:rPr>
+    </w:lvl>
+    <w:lvl w:ilvl="3" w:tplc="280A0001" w:tentative="1">
+      <w:start w:val="1"/>
+      <w:numFmt w:val="bullet"/>
+      <w:lvlText w:val=""/>
+      <w:lvlJc w:val="left"/>
+      <w:pPr>
+        <w:ind w:left="2880" w:hanging="360"/>
+      </w:pPr>
+      <w:rPr>
+        <w:rFonts w:ascii="Symbol" w:hAnsi="Symbol" w:hint="default"/>
+      </w:rPr>
+    </w:lvl>
+    <w:lvl w:ilvl="4" w:tplc="280A0003" w:tentative="1">
+      <w:start w:val="1"/>
+      <w:numFmt w:val="bullet"/>
+      <w:lvlText w:val="o"/>
+      <w:lvlJc w:val="left"/>
+      <w:pPr>
+        <w:ind w:left="3600" w:hanging="360"/>
+      </w:pPr>
+      <w:rPr>
+        <w:rFonts w:ascii="Courier New" w:hAnsi="Courier New" w:cs="Courier New" w:hint="default"/>
+      </w:rPr>
+    </w:lvl>
+    <w:lvl w:ilvl="5" w:tplc="280A0005" w:tentative="1">
+      <w:start w:val="1"/>
+      <w:numFmt w:val="bullet"/>
+      <w:lvlText w:val=""/>
+      <w:lvlJc w:val="left"/>
+      <w:pPr>
+        <w:ind w:left="4320" w:hanging="360"/>
+      </w:pPr>
+      <w:rPr>
+        <w:rFonts w:ascii="Wingdings" w:hAnsi="Wingdings" w:hint="default"/>
+      </w:rPr>
+    </w:lvl>
+    <w:lvl w:ilvl="6" w:tplc="280A0001" w:tentative="1">
+      <w:start w:val="1"/>
+      <w:numFmt w:val="bullet"/>
+      <w:lvlText w:val=""/>
+      <w:lvlJc w:val="left"/>
+      <w:pPr>
+        <w:ind w:left="5040" w:hanging="360"/>
+      </w:pPr>
+      <w:rPr>
+        <w:rFonts w:ascii="Symbol" w:hAnsi="Symbol" w:hint="default"/>
+      </w:rPr>
+    </w:lvl>
+    <w:lvl w:ilvl="7" w:tplc="280A0003" w:tentative="1">
+      <w:start w:val="1"/>
+      <w:numFmt w:val="bullet"/>
+      <w:lvlText w:val="o"/>
+      <w:lvlJc w:val="left"/>
+      <w:pPr>
+        <w:ind w:left="5760" w:hanging="360"/>
+      </w:pPr>
+      <w:rPr>
+        <w:rFonts w:ascii="Courier New" w:hAnsi="Courier New" w:cs="Courier New" w:hint="default"/>
+      </w:rPr>
+    </w:lvl>
+    <w:lvl w:ilvl="8" w:tplc="280A0005" w:tentative="1">
+      <w:start w:val="1"/>
+      <w:numFmt w:val="bullet"/>
+      <w:lvlText w:val=""/>
+      <w:lvlJc w:val="left"/>
+      <w:pPr>
+        <w:ind w:left="6480" w:hanging="360"/>
+      </w:pPr>
+      <w:rPr>
+        <w:rFonts w:ascii="Wingdings" w:hAnsi="Wingdings" w:hint="default"/>
+      </w:rPr>
+    </w:lvl>
+  </w:abstractNum>
+  <w:abstractNum w:abstractNumId="15" w15:restartNumberingAfterBreak="0">
     <w:nsid w:val="6B352696"/>
     <w:multiLevelType w:val="hybridMultilevel"/>
     <w:tmpl w:val="6E74E080"/>
@@ -3616,24 +9020,364 @@
       </w:pPr>
     </w:lvl>
   </w:abstractNum>
-  <w:num w:numId="1">
+  <w:abstractNum w:abstractNumId="16" w15:restartNumberingAfterBreak="0">
+    <w:nsid w:val="75383305"/>
+    <w:multiLevelType w:val="multilevel"/>
+    <w:tmpl w:val="F886CE40"/>
+    <w:lvl w:ilvl="0">
+      <w:start w:val="1"/>
+      <w:numFmt w:val="bullet"/>
+      <w:lvlText w:val=""/>
+      <w:lvlJc w:val="left"/>
+      <w:pPr>
+        <w:tabs>
+          <w:tab w:val="num" w:pos="720"/>
+        </w:tabs>
+        <w:ind w:left="720" w:hanging="360"/>
+      </w:pPr>
+      <w:rPr>
+        <w:rFonts w:ascii="Symbol" w:hAnsi="Symbol" w:hint="default"/>
+        <w:sz w:val="20"/>
+      </w:rPr>
+    </w:lvl>
+    <w:lvl w:ilvl="1" w:tentative="1">
+      <w:start w:val="1"/>
+      <w:numFmt w:val="bullet"/>
+      <w:lvlText w:val="o"/>
+      <w:lvlJc w:val="left"/>
+      <w:pPr>
+        <w:tabs>
+          <w:tab w:val="num" w:pos="1440"/>
+        </w:tabs>
+        <w:ind w:left="1440" w:hanging="360"/>
+      </w:pPr>
+      <w:rPr>
+        <w:rFonts w:ascii="Courier New" w:hAnsi="Courier New" w:hint="default"/>
+        <w:sz w:val="20"/>
+      </w:rPr>
+    </w:lvl>
+    <w:lvl w:ilvl="2" w:tentative="1">
+      <w:start w:val="1"/>
+      <w:numFmt w:val="bullet"/>
+      <w:lvlText w:val=""/>
+      <w:lvlJc w:val="left"/>
+      <w:pPr>
+        <w:tabs>
+          <w:tab w:val="num" w:pos="2160"/>
+        </w:tabs>
+        <w:ind w:left="2160" w:hanging="360"/>
+      </w:pPr>
+      <w:rPr>
+        <w:rFonts w:ascii="Wingdings" w:hAnsi="Wingdings" w:hint="default"/>
+        <w:sz w:val="20"/>
+      </w:rPr>
+    </w:lvl>
+    <w:lvl w:ilvl="3" w:tentative="1">
+      <w:start w:val="1"/>
+      <w:numFmt w:val="bullet"/>
+      <w:lvlText w:val=""/>
+      <w:lvlJc w:val="left"/>
+      <w:pPr>
+        <w:tabs>
+          <w:tab w:val="num" w:pos="2880"/>
+        </w:tabs>
+        <w:ind w:left="2880" w:hanging="360"/>
+      </w:pPr>
+      <w:rPr>
+        <w:rFonts w:ascii="Wingdings" w:hAnsi="Wingdings" w:hint="default"/>
+        <w:sz w:val="20"/>
+      </w:rPr>
+    </w:lvl>
+    <w:lvl w:ilvl="4" w:tentative="1">
+      <w:start w:val="1"/>
+      <w:numFmt w:val="bullet"/>
+      <w:lvlText w:val=""/>
+      <w:lvlJc w:val="left"/>
+      <w:pPr>
+        <w:tabs>
+          <w:tab w:val="num" w:pos="3600"/>
+        </w:tabs>
+        <w:ind w:left="3600" w:hanging="360"/>
+      </w:pPr>
+      <w:rPr>
+        <w:rFonts w:ascii="Wingdings" w:hAnsi="Wingdings" w:hint="default"/>
+        <w:sz w:val="20"/>
+      </w:rPr>
+    </w:lvl>
+    <w:lvl w:ilvl="5" w:tentative="1">
+      <w:start w:val="1"/>
+      <w:numFmt w:val="bullet"/>
+      <w:lvlText w:val=""/>
+      <w:lvlJc w:val="left"/>
+      <w:pPr>
+        <w:tabs>
+          <w:tab w:val="num" w:pos="4320"/>
+        </w:tabs>
+        <w:ind w:left="4320" w:hanging="360"/>
+      </w:pPr>
+      <w:rPr>
+        <w:rFonts w:ascii="Wingdings" w:hAnsi="Wingdings" w:hint="default"/>
+        <w:sz w:val="20"/>
+      </w:rPr>
+    </w:lvl>
+    <w:lvl w:ilvl="6" w:tentative="1">
+      <w:start w:val="1"/>
+      <w:numFmt w:val="bullet"/>
+      <w:lvlText w:val=""/>
+      <w:lvlJc w:val="left"/>
+      <w:pPr>
+        <w:tabs>
+          <w:tab w:val="num" w:pos="5040"/>
+        </w:tabs>
+        <w:ind w:left="5040" w:hanging="360"/>
+      </w:pPr>
+      <w:rPr>
+        <w:rFonts w:ascii="Wingdings" w:hAnsi="Wingdings" w:hint="default"/>
+        <w:sz w:val="20"/>
+      </w:rPr>
+    </w:lvl>
+    <w:lvl w:ilvl="7" w:tentative="1">
+      <w:start w:val="1"/>
+      <w:numFmt w:val="bullet"/>
+      <w:lvlText w:val=""/>
+      <w:lvlJc w:val="left"/>
+      <w:pPr>
+        <w:tabs>
+          <w:tab w:val="num" w:pos="5760"/>
+        </w:tabs>
+        <w:ind w:left="5760" w:hanging="360"/>
+      </w:pPr>
+      <w:rPr>
+        <w:rFonts w:ascii="Wingdings" w:hAnsi="Wingdings" w:hint="default"/>
+        <w:sz w:val="20"/>
+      </w:rPr>
+    </w:lvl>
+    <w:lvl w:ilvl="8" w:tentative="1">
+      <w:start w:val="1"/>
+      <w:numFmt w:val="bullet"/>
+      <w:lvlText w:val=""/>
+      <w:lvlJc w:val="left"/>
+      <w:pPr>
+        <w:tabs>
+          <w:tab w:val="num" w:pos="6480"/>
+        </w:tabs>
+        <w:ind w:left="6480" w:hanging="360"/>
+      </w:pPr>
+      <w:rPr>
+        <w:rFonts w:ascii="Wingdings" w:hAnsi="Wingdings" w:hint="default"/>
+        <w:sz w:val="20"/>
+      </w:rPr>
+    </w:lvl>
+  </w:abstractNum>
+  <w:abstractNum w:abstractNumId="17" w15:restartNumberingAfterBreak="0">
+    <w:nsid w:val="7C082219"/>
+    <w:multiLevelType w:val="multilevel"/>
+    <w:tmpl w:val="A434FB44"/>
+    <w:lvl w:ilvl="0">
+      <w:start w:val="1"/>
+      <w:numFmt w:val="bullet"/>
+      <w:lvlText w:val=""/>
+      <w:lvlJc w:val="left"/>
+      <w:pPr>
+        <w:tabs>
+          <w:tab w:val="num" w:pos="720"/>
+        </w:tabs>
+        <w:ind w:left="720" w:hanging="360"/>
+      </w:pPr>
+      <w:rPr>
+        <w:rFonts w:ascii="Symbol" w:hAnsi="Symbol" w:hint="default"/>
+        <w:sz w:val="20"/>
+      </w:rPr>
+    </w:lvl>
+    <w:lvl w:ilvl="1" w:tentative="1">
+      <w:start w:val="1"/>
+      <w:numFmt w:val="bullet"/>
+      <w:lvlText w:val="o"/>
+      <w:lvlJc w:val="left"/>
+      <w:pPr>
+        <w:tabs>
+          <w:tab w:val="num" w:pos="1440"/>
+        </w:tabs>
+        <w:ind w:left="1440" w:hanging="360"/>
+      </w:pPr>
+      <w:rPr>
+        <w:rFonts w:ascii="Courier New" w:hAnsi="Courier New" w:hint="default"/>
+        <w:sz w:val="20"/>
+      </w:rPr>
+    </w:lvl>
+    <w:lvl w:ilvl="2" w:tentative="1">
+      <w:start w:val="1"/>
+      <w:numFmt w:val="bullet"/>
+      <w:lvlText w:val=""/>
+      <w:lvlJc w:val="left"/>
+      <w:pPr>
+        <w:tabs>
+          <w:tab w:val="num" w:pos="2160"/>
+        </w:tabs>
+        <w:ind w:left="2160" w:hanging="360"/>
+      </w:pPr>
+      <w:rPr>
+        <w:rFonts w:ascii="Wingdings" w:hAnsi="Wingdings" w:hint="default"/>
+        <w:sz w:val="20"/>
+      </w:rPr>
+    </w:lvl>
+    <w:lvl w:ilvl="3" w:tentative="1">
+      <w:start w:val="1"/>
+      <w:numFmt w:val="bullet"/>
+      <w:lvlText w:val=""/>
+      <w:lvlJc w:val="left"/>
+      <w:pPr>
+        <w:tabs>
+          <w:tab w:val="num" w:pos="2880"/>
+        </w:tabs>
+        <w:ind w:left="2880" w:hanging="360"/>
+      </w:pPr>
+      <w:rPr>
+        <w:rFonts w:ascii="Wingdings" w:hAnsi="Wingdings" w:hint="default"/>
+        <w:sz w:val="20"/>
+      </w:rPr>
+    </w:lvl>
+    <w:lvl w:ilvl="4" w:tentative="1">
+      <w:start w:val="1"/>
+      <w:numFmt w:val="bullet"/>
+      <w:lvlText w:val=""/>
+      <w:lvlJc w:val="left"/>
+      <w:pPr>
+        <w:tabs>
+          <w:tab w:val="num" w:pos="3600"/>
+        </w:tabs>
+        <w:ind w:left="3600" w:hanging="360"/>
+      </w:pPr>
+      <w:rPr>
+        <w:rFonts w:ascii="Wingdings" w:hAnsi="Wingdings" w:hint="default"/>
+        <w:sz w:val="20"/>
+      </w:rPr>
+    </w:lvl>
+    <w:lvl w:ilvl="5" w:tentative="1">
+      <w:start w:val="1"/>
+      <w:numFmt w:val="bullet"/>
+      <w:lvlText w:val=""/>
+      <w:lvlJc w:val="left"/>
+      <w:pPr>
+        <w:tabs>
+          <w:tab w:val="num" w:pos="4320"/>
+        </w:tabs>
+        <w:ind w:left="4320" w:hanging="360"/>
+      </w:pPr>
+      <w:rPr>
+        <w:rFonts w:ascii="Wingdings" w:hAnsi="Wingdings" w:hint="default"/>
+        <w:sz w:val="20"/>
+      </w:rPr>
+    </w:lvl>
+    <w:lvl w:ilvl="6" w:tentative="1">
+      <w:start w:val="1"/>
+      <w:numFmt w:val="bullet"/>
+      <w:lvlText w:val=""/>
+      <w:lvlJc w:val="left"/>
+      <w:pPr>
+        <w:tabs>
+          <w:tab w:val="num" w:pos="5040"/>
+        </w:tabs>
+        <w:ind w:left="5040" w:hanging="360"/>
+      </w:pPr>
+      <w:rPr>
+        <w:rFonts w:ascii="Wingdings" w:hAnsi="Wingdings" w:hint="default"/>
+        <w:sz w:val="20"/>
+      </w:rPr>
+    </w:lvl>
+    <w:lvl w:ilvl="7" w:tentative="1">
+      <w:start w:val="1"/>
+      <w:numFmt w:val="bullet"/>
+      <w:lvlText w:val=""/>
+      <w:lvlJc w:val="left"/>
+      <w:pPr>
+        <w:tabs>
+          <w:tab w:val="num" w:pos="5760"/>
+        </w:tabs>
+        <w:ind w:left="5760" w:hanging="360"/>
+      </w:pPr>
+      <w:rPr>
+        <w:rFonts w:ascii="Wingdings" w:hAnsi="Wingdings" w:hint="default"/>
+        <w:sz w:val="20"/>
+      </w:rPr>
+    </w:lvl>
+    <w:lvl w:ilvl="8" w:tentative="1">
+      <w:start w:val="1"/>
+      <w:numFmt w:val="bullet"/>
+      <w:lvlText w:val=""/>
+      <w:lvlJc w:val="left"/>
+      <w:pPr>
+        <w:tabs>
+          <w:tab w:val="num" w:pos="6480"/>
+        </w:tabs>
+        <w:ind w:left="6480" w:hanging="360"/>
+      </w:pPr>
+      <w:rPr>
+        <w:rFonts w:ascii="Wingdings" w:hAnsi="Wingdings" w:hint="default"/>
+        <w:sz w:val="20"/>
+      </w:rPr>
+    </w:lvl>
+  </w:abstractNum>
+  <w:num w:numId="1" w16cid:durableId="1370179718">
+    <w:abstractNumId w:val="12"/>
+  </w:num>
+  <w:num w:numId="2" w16cid:durableId="344013970">
+    <w:abstractNumId w:val="4"/>
+  </w:num>
+  <w:num w:numId="3" w16cid:durableId="1037048674">
     <w:abstractNumId w:val="2"/>
   </w:num>
-  <w:num w:numId="2">
+  <w:num w:numId="4" w16cid:durableId="1969359931">
+    <w:abstractNumId w:val="15"/>
+  </w:num>
+  <w:num w:numId="5" w16cid:durableId="1086880158">
+    <w:abstractNumId w:val="14"/>
+  </w:num>
+  <w:num w:numId="6" w16cid:durableId="1390881092">
+    <w:abstractNumId w:val="7"/>
+  </w:num>
+  <w:num w:numId="7" w16cid:durableId="1328434266">
+    <w:abstractNumId w:val="6"/>
+  </w:num>
+  <w:num w:numId="8" w16cid:durableId="1418479494">
+    <w:abstractNumId w:val="10"/>
+  </w:num>
+  <w:num w:numId="9" w16cid:durableId="537591912">
+    <w:abstractNumId w:val="3"/>
+  </w:num>
+  <w:num w:numId="10" w16cid:durableId="1937057301">
+    <w:abstractNumId w:val="13"/>
+  </w:num>
+  <w:num w:numId="11" w16cid:durableId="1639990726">
+    <w:abstractNumId w:val="5"/>
+  </w:num>
+  <w:num w:numId="12" w16cid:durableId="219945362">
+    <w:abstractNumId w:val="17"/>
+  </w:num>
+  <w:num w:numId="13" w16cid:durableId="281348082">
+    <w:abstractNumId w:val="16"/>
+  </w:num>
+  <w:num w:numId="14" w16cid:durableId="1683165178">
+    <w:abstractNumId w:val="0"/>
+  </w:num>
+  <w:num w:numId="15" w16cid:durableId="1571034074">
+    <w:abstractNumId w:val="9"/>
+  </w:num>
+  <w:num w:numId="16" w16cid:durableId="1004624401">
+    <w:abstractNumId w:val="8"/>
+  </w:num>
+  <w:num w:numId="17" w16cid:durableId="1724865264">
     <w:abstractNumId w:val="1"/>
   </w:num>
-  <w:num w:numId="3">
-    <w:abstractNumId w:val="0"/>
-  </w:num>
-  <w:num w:numId="4">
-    <w:abstractNumId w:val="3"/>
+  <w:num w:numId="18" w16cid:durableId="1228683971">
+    <w:abstractNumId w:val="11"/>
   </w:num>
   <w:numIdMacAtCleanup w:val="1"/>
 </w:numbering>
 </file>
 
 <file path=word/styles.xml><?xml version="1.0" encoding="utf-8"?>
-<w:styles xmlns:mc="http://schemas.openxmlformats.org/markup-compatibility/2006" xmlns:r="http://schemas.openxmlformats.org/officeDocument/2006/relationships" xmlns:w="http://schemas.openxmlformats.org/wordprocessingml/2006/main" xmlns:w14="http://schemas.microsoft.com/office/word/2010/wordml" xmlns:w15="http://schemas.microsoft.com/office/word/2012/wordml" mc:Ignorable="w14 w15">
+<w:styles xmlns:mc="http://schemas.openxmlformats.org/markup-compatibility/2006" xmlns:r="http://schemas.openxmlformats.org/officeDocument/2006/relationships" xmlns:w="http://schemas.openxmlformats.org/wordprocessingml/2006/main" xmlns:w14="http://schemas.microsoft.com/office/word/2010/wordml" xmlns:w15="http://schemas.microsoft.com/office/word/2012/wordml" xmlns:w16cex="http://schemas.microsoft.com/office/word/2018/wordml/cex" xmlns:w16cid="http://schemas.microsoft.com/office/word/2016/wordml/cid" xmlns:w16="http://schemas.microsoft.com/office/word/2018/wordml" xmlns:w16du="http://schemas.microsoft.com/office/word/2023/wordml/word16du" xmlns:w16sdtdh="http://schemas.microsoft.com/office/word/2020/wordml/sdtdatahash" xmlns:w16sdtfl="http://schemas.microsoft.com/office/word/2024/wordml/sdtformatlock" xmlns:w16se="http://schemas.microsoft.com/office/word/2015/wordml/symex" mc:Ignorable="w14 w15 w16se w16cid w16 w16cex w16sdtdh w16sdtfl w16du">
   <w:docDefaults>
     <w:rPrDefault>
       <w:rPr>
@@ -3649,7 +9393,7 @@
       </w:pPr>
     </w:pPrDefault>
   </w:docDefaults>
-  <w:latentStyles w:defLockedState="0" w:defUIPriority="99" w:defSemiHidden="0" w:defUnhideWhenUsed="0" w:defQFormat="0" w:count="371">
+  <w:latentStyles w:defLockedState="0" w:defUIPriority="99" w:defSemiHidden="0" w:defUnhideWhenUsed="0" w:defQFormat="0" w:count="376">
     <w:lsdException w:name="Normal" w:uiPriority="0" w:qFormat="1"/>
     <w:lsdException w:name="heading 1" w:uiPriority="9" w:qFormat="1"/>
     <w:lsdException w:name="heading 2" w:semiHidden="1" w:uiPriority="9" w:unhideWhenUsed="1" w:qFormat="1"/>
@@ -4021,6 +9765,11 @@
     <w:lsdException w:name="List Table 5 Dark Accent 6" w:uiPriority="50"/>
     <w:lsdException w:name="List Table 6 Colorful Accent 6" w:uiPriority="51"/>
     <w:lsdException w:name="List Table 7 Colorful Accent 6" w:uiPriority="52"/>
+    <w:lsdException w:name="Mention" w:semiHidden="1" w:unhideWhenUsed="1"/>
+    <w:lsdException w:name="Smart Hyperlink" w:semiHidden="1" w:unhideWhenUsed="1"/>
+    <w:lsdException w:name="Hashtag" w:semiHidden="1" w:unhideWhenUsed="1"/>
+    <w:lsdException w:name="Unresolved Mention" w:semiHidden="1" w:unhideWhenUsed="1"/>
+    <w:lsdException w:name="Smart Link" w:semiHidden="1" w:unhideWhenUsed="1"/>
   </w:latentStyles>
   <w:style w:type="paragraph" w:default="1" w:styleId="Normal">
     <w:name w:val="Normal"/>
@@ -4047,10 +9796,55 @@
       <w:szCs w:val="32"/>
     </w:rPr>
   </w:style>
+  <w:style w:type="paragraph" w:styleId="Ttulo2">
+    <w:name w:val="heading 2"/>
+    <w:basedOn w:val="Normal"/>
+    <w:next w:val="Normal"/>
+    <w:link w:val="Ttulo2Car"/>
+    <w:uiPriority w:val="9"/>
+    <w:semiHidden/>
+    <w:unhideWhenUsed/>
+    <w:qFormat/>
+    <w:rsid w:val="00CD44EF"/>
+    <w:pPr>
+      <w:keepNext/>
+      <w:keepLines/>
+      <w:spacing w:before="40" w:after="0"/>
+      <w:outlineLvl w:val="1"/>
+    </w:pPr>
+    <w:rPr>
+      <w:rFonts w:asciiTheme="majorHAnsi" w:eastAsiaTheme="majorEastAsia" w:hAnsiTheme="majorHAnsi" w:cstheme="majorBidi"/>
+      <w:color w:val="2E74B5" w:themeColor="accent1" w:themeShade="BF"/>
+      <w:sz w:val="26"/>
+      <w:szCs w:val="26"/>
+    </w:rPr>
+  </w:style>
+  <w:style w:type="paragraph" w:styleId="Ttulo3">
+    <w:name w:val="heading 3"/>
+    <w:basedOn w:val="Normal"/>
+    <w:next w:val="Normal"/>
+    <w:link w:val="Ttulo3Car"/>
+    <w:uiPriority w:val="9"/>
+    <w:semiHidden/>
+    <w:unhideWhenUsed/>
+    <w:qFormat/>
+    <w:rsid w:val="00DA054F"/>
+    <w:pPr>
+      <w:keepNext/>
+      <w:keepLines/>
+      <w:spacing w:before="40" w:after="0"/>
+      <w:outlineLvl w:val="2"/>
+    </w:pPr>
+    <w:rPr>
+      <w:rFonts w:asciiTheme="majorHAnsi" w:eastAsiaTheme="majorEastAsia" w:hAnsiTheme="majorHAnsi" w:cstheme="majorBidi"/>
+      <w:color w:val="1F4D78" w:themeColor="accent1" w:themeShade="7F"/>
+      <w:sz w:val="24"/>
+      <w:szCs w:val="24"/>
+    </w:rPr>
+  </w:style>
   <w:style w:type="character" w:default="1" w:styleId="Fuentedeprrafopredeter">
     <w:name w:val="Default Paragraph Font"/>
     <w:uiPriority w:val="1"/>
-    <w:semiHidden/>
     <w:unhideWhenUsed/>
   </w:style>
   <w:style w:type="table" w:default="1" w:styleId="Tablanormal">
@@ -4173,7 +9967,7 @@
       <w:szCs w:val="32"/>
     </w:rPr>
   </w:style>
-  <w:style w:type="paragraph" w:styleId="TtulodeTDC">
+  <w:style w:type="paragraph" w:styleId="TtuloTDC">
     <w:name w:val="TOC Heading"/>
     <w:basedOn w:val="Ttulo1"/>
     <w:next w:val="Normal"/>
@@ -4239,11 +10033,11 @@
       <w:u w:val="single"/>
     </w:rPr>
   </w:style>
-  <w:style w:type="paragraph" w:styleId="Puesto">
+  <w:style w:type="paragraph" w:styleId="Ttulo">
     <w:name w:val="Title"/>
     <w:basedOn w:val="Normal"/>
     <w:next w:val="Normal"/>
-    <w:link w:val="PuestoCar"/>
+    <w:link w:val="TtuloCar"/>
     <w:qFormat/>
     <w:rsid w:val="001D3AB5"/>
     <w:pPr>
@@ -4259,10 +10053,10 @@
       <w:lang w:val="en-US"/>
     </w:rPr>
   </w:style>
-  <w:style w:type="character" w:customStyle="1" w:styleId="PuestoCar">
-    <w:name w:val="Puesto Car"/>
+  <w:style w:type="character" w:customStyle="1" w:styleId="TtuloCar">
+    <w:name w:val="Título Car"/>
     <w:basedOn w:val="Fuentedeprrafopredeter"/>
-    <w:link w:val="Puesto"/>
+    <w:link w:val="Ttulo"/>
     <w:rsid w:val="001D3AB5"/>
     <w:rPr>
       <w:rFonts w:ascii="Arial" w:eastAsia="Times New Roman" w:hAnsi="Arial" w:cs="Times New Roman"/>
@@ -4295,7 +10089,6 @@
       <w:spacing w:after="0" w:line="240" w:lineRule="auto"/>
     </w:pPr>
     <w:tblPr>
-      <w:tblInd w:w="0" w:type="dxa"/>
       <w:tblBorders>
         <w:top w:val="single" w:sz="4" w:space="0" w:color="auto"/>
         <w:left w:val="single" w:sz="4" w:space="0" w:color="auto"/>
@@ -4304,12 +10097,6 @@
         <w:insideH w:val="single" w:sz="4" w:space="0" w:color="auto"/>
         <w:insideV w:val="single" w:sz="4" w:space="0" w:color="auto"/>
       </w:tblBorders>
-      <w:tblCellMar>
-        <w:top w:w="0" w:type="dxa"/>
-        <w:left w:w="108" w:type="dxa"/>
-        <w:bottom w:w="0" w:type="dxa"/>
-        <w:right w:w="108" w:type="dxa"/>
-      </w:tblCellMar>
     </w:tblPr>
   </w:style>
   <w:style w:type="paragraph" w:styleId="Citadestacada">
@@ -4347,6 +10134,47 @@
       <w:i/>
       <w:iCs/>
       <w:color w:val="5B9BD5" w:themeColor="accent1"/>
+    </w:rPr>
+  </w:style>
+  <w:style w:type="character" w:customStyle="1" w:styleId="Ttulo3Car">
+    <w:name w:val="Título 3 Car"/>
+    <w:basedOn w:val="Fuentedeprrafopredeter"/>
+    <w:link w:val="Ttulo3"/>
+    <w:uiPriority w:val="9"/>
+    <w:semiHidden/>
+    <w:rsid w:val="00DA054F"/>
+    <w:rPr>
+      <w:rFonts w:asciiTheme="majorHAnsi" w:eastAsiaTheme="majorEastAsia" w:hAnsiTheme="majorHAnsi" w:cstheme="majorBidi"/>
+      <w:color w:val="1F4D78" w:themeColor="accent1" w:themeShade="7F"/>
+      <w:sz w:val="24"/>
+      <w:szCs w:val="24"/>
+    </w:rPr>
+  </w:style>
+  <w:style w:type="paragraph" w:styleId="NormalWeb">
+    <w:name w:val="Normal (Web)"/>
+    <w:basedOn w:val="Normal"/>
+    <w:uiPriority w:val="99"/>
+    <w:semiHidden/>
+    <w:unhideWhenUsed/>
+    <w:rsid w:val="00DA054F"/>
+    <w:rPr>
+      <w:rFonts w:ascii="Times New Roman" w:hAnsi="Times New Roman" w:cs="Times New Roman"/>
+      <w:sz w:val="24"/>
+      <w:szCs w:val="24"/>
+    </w:rPr>
+  </w:style>
+  <w:style w:type="character" w:customStyle="1" w:styleId="Ttulo2Car">
+    <w:name w:val="Título 2 Car"/>
+    <w:basedOn w:val="Fuentedeprrafopredeter"/>
+    <w:link w:val="Ttulo2"/>
+    <w:uiPriority w:val="9"/>
+    <w:semiHidden/>
+    <w:rsid w:val="00CD44EF"/>
+    <w:rPr>
+      <w:rFonts w:asciiTheme="majorHAnsi" w:eastAsiaTheme="majorEastAsia" w:hAnsiTheme="majorHAnsi" w:cstheme="majorBidi"/>
+      <w:color w:val="2E74B5" w:themeColor="accent1" w:themeShade="BF"/>
+      <w:sz w:val="26"/>
+      <w:szCs w:val="26"/>
     </w:rPr>
   </w:style>
 </w:styles>
